--- a/08-传感器电路/06-湿度传感器电路/数字湿度传感器电路/数字湿度传感器电路.docx
+++ b/08-传感器电路/06-湿度传感器电路/数字湿度传感器电路/数字湿度传感器电路.docx
@@ -1892,6 +1892,20 @@
     </w:p>
     <w:bookmarkEnd w:id="26"/>
     <w:bookmarkEnd w:id="27"/>
+    <w:p>
+      <w:pPr>
+        <w:spacing w:before="360"/>
+        <w:jc w:val="center"/>
+      </w:pPr>
+      <w:r>
+        <w:rPr>
+          <w:rFonts w:ascii="Times New Roman" w:hAnsi="Times New Roman"/>
+          <w:color w:val="555555"/>
+          <w:sz w:val="21"/>
+        </w:rPr>
+        <w:t>材料收集者：杜文杰</w:t>
+      </w:r>
+    </w:p>
     <w:sectPr>
       <w:headerReference r:id="rId9" w:type="default"/>
       <w:footerReference r:id="rId10" w:type="default"/>

--- a/08-传感器电路/06-湿度传感器电路/数字湿度传感器电路/数字湿度传感器电路.docx
+++ b/08-传感器电路/06-湿度传感器电路/数字湿度传感器电路/数字湿度传感器电路.docx
@@ -1,6 +1,6 @@
 
 <file path=word/document.xml><?xml version="1.0" encoding="utf-8"?>
-<w:document xmlns:w="http://schemas.openxmlformats.org/wordprocessingml/2006/main" xmlns:m="http://schemas.openxmlformats.org/officeDocument/2006/math" xmlns:r="http://schemas.openxmlformats.org/officeDocument/2006/relationships" xmlns:o="urn:schemas-microsoft-com:office:office" xmlns:v="urn:schemas-microsoft-com:vml" xmlns:w10="urn:schemas-microsoft-com:office:word" xmlns:a="http://schemas.openxmlformats.org/drawingml/2006/main" xmlns:pic="http://schemas.openxmlformats.org/drawingml/2006/picture" xmlns:wp="http://schemas.openxmlformats.org/drawingml/2006/wordprocessingDrawing">
+<w:document xmlns:m="http://schemas.openxmlformats.org/officeDocument/2006/math" xmlns:r="http://schemas.openxmlformats.org/officeDocument/2006/relationships" xmlns:w="http://schemas.openxmlformats.org/wordprocessingml/2006/main" xmlns:o="urn:schemas-microsoft-com:office:office" xmlns:v="urn:schemas-microsoft-com:vml" xmlns:w10="urn:schemas-microsoft-com:office:word" xmlns:a="http://schemas.openxmlformats.org/drawingml/2006/main" xmlns:pic="http://schemas.openxmlformats.org/drawingml/2006/picture" xmlns:wp="http://schemas.openxmlformats.org/drawingml/2006/wordprocessingDrawing">
   <w:body>
     <w:bookmarkStart w:id="27" w:name="数字湿度传感器电路"/>
     <w:p>
@@ -9,7 +9,7 @@
       </w:pPr>
       <w:r>
         <w:rPr>
-          <w:rFonts w:hint="eastAsia"/>
+          <w:rFonts w:hint="eastAsia" w:eastAsia="黑体"/>
         </w:rPr>
         <w:t xml:space="preserve">数字湿度传感器电路</w:t>
       </w:r>
@@ -21,7 +21,7 @@
       </w:pPr>
       <w:r>
         <w:rPr>
-          <w:rFonts w:hint="eastAsia"/>
+          <w:rFonts w:hint="eastAsia" w:eastAsia="黑体"/>
         </w:rPr>
         <w:t xml:space="preserve">拓扑描述</w:t>
       </w:r>
@@ -32,13 +32,13 @@
       </w:pPr>
       <w:r>
         <w:rPr>
-          <w:rFonts w:hint="eastAsia"/>
+          <w:rFonts w:hint="eastAsia" w:eastAsia="黑体"/>
         </w:rPr>
         <w:t xml:space="preserve">元件组成与节点定义：电路由</w:t>
       </w:r>
       <w:r>
         <w:rPr>
-          <w:rFonts w:hint="eastAsia"/>
+          <w:rFonts w:hint="eastAsia" w:eastAsia="黑体"/>
           <w:b/>
           <w:bCs/>
         </w:rPr>
@@ -46,6 +46,7 @@
       </w:r>
       <w:r>
         <w:rPr>
+          <w:rFonts w:eastAsia="黑体"/>
           <w:b/>
           <w:bCs/>
         </w:rPr>
@@ -53,31 +54,37 @@
       </w:r>
       <w:r>
         <w:rPr>
-          <w:rFonts w:hint="eastAsia"/>
+          <w:rFonts w:hint="eastAsia" w:eastAsia="黑体"/>
         </w:rPr>
         <w:t xml:space="preserve">（内部集成感湿元件、温度传感器、信号调理、ADC</w:t>
       </w:r>
       <w:r>
+        <w:rPr>
+          <w:rFonts w:eastAsia="黑体"/>
+        </w:rPr>
         <w:t xml:space="preserve"> </w:t>
       </w:r>
       <w:r>
         <w:rPr>
-          <w:rFonts w:hint="eastAsia"/>
+          <w:rFonts w:hint="eastAsia" w:eastAsia="黑体"/>
         </w:rPr>
         <w:t xml:space="preserve">与数字接口</w:t>
       </w:r>
       <w:r>
+        <w:rPr>
+          <w:rFonts w:eastAsia="黑体"/>
+        </w:rPr>
         <w:t xml:space="preserve"> </w:t>
       </w:r>
       <w:r>
         <w:rPr>
-          <w:rFonts w:hint="eastAsia"/>
+          <w:rFonts w:hint="eastAsia" w:eastAsia="黑体"/>
         </w:rPr>
         <w:t xml:space="preserve">I²C/单总线）、</w:t>
       </w:r>
       <w:r>
         <w:rPr>
-          <w:rFonts w:hint="eastAsia"/>
+          <w:rFonts w:hint="eastAsia" w:eastAsia="黑体"/>
           <w:b/>
           <w:bCs/>
         </w:rPr>
@@ -85,6 +92,7 @@
       </w:r>
       <w:r>
         <w:rPr>
+          <w:rFonts w:eastAsia="黑体"/>
           <w:b/>
           <w:bCs/>
         </w:rPr>
@@ -105,17 +113,20 @@
         </m:sSub>
       </m:oMath>
       <w:r>
+        <w:rPr>
+          <w:rFonts w:eastAsia="黑体"/>
+        </w:rPr>
         <w:t xml:space="preserve"> </w:t>
       </w:r>
       <w:r>
         <w:rPr>
-          <w:rFonts w:hint="eastAsia"/>
+          <w:rFonts w:hint="eastAsia" w:eastAsia="黑体"/>
         </w:rPr>
         <w:t xml:space="preserve">与</w:t>
       </w:r>
       <w:r>
         <w:rPr>
-          <w:rFonts w:hint="eastAsia"/>
+          <w:rFonts w:hint="eastAsia" w:eastAsia="黑体"/>
           <w:b/>
           <w:bCs/>
         </w:rPr>
@@ -123,6 +134,7 @@
       </w:r>
       <w:r>
         <w:rPr>
+          <w:rFonts w:eastAsia="黑体"/>
           <w:b/>
           <w:bCs/>
         </w:rPr>
@@ -143,26 +155,32 @@
         </m:sSub>
       </m:oMath>
       <w:r>
+        <w:rPr>
+          <w:rFonts w:eastAsia="黑体"/>
+        </w:rPr>
         <w:t xml:space="preserve"> </w:t>
       </w:r>
       <w:r>
         <w:rPr>
-          <w:rFonts w:hint="eastAsia"/>
+          <w:rFonts w:hint="eastAsia" w:eastAsia="黑体"/>
         </w:rPr>
         <w:t xml:space="preserve">组成。电路共有</w:t>
       </w:r>
       <w:r>
+        <w:rPr>
+          <w:rFonts w:eastAsia="黑体"/>
+        </w:rPr>
         <w:t xml:space="preserve"> 4 </w:t>
       </w:r>
       <w:r>
         <w:rPr>
-          <w:rFonts w:hint="eastAsia"/>
+          <w:rFonts w:hint="eastAsia" w:eastAsia="黑体"/>
         </w:rPr>
         <w:t xml:space="preserve">个关键节点：</w:t>
       </w:r>
       <w:r>
         <w:rPr>
-          <w:rFonts w:hint="eastAsia"/>
+          <w:rFonts w:hint="eastAsia" w:eastAsia="黑体"/>
           <w:b/>
           <w:bCs/>
         </w:rPr>
@@ -170,6 +188,7 @@
       </w:r>
       <w:r>
         <w:rPr>
+          <w:rFonts w:eastAsia="黑体"/>
           <w:b/>
           <w:bCs/>
         </w:rPr>
@@ -177,7 +196,7 @@
       </w:r>
       <w:r>
         <w:rPr>
-          <w:rFonts w:hint="eastAsia"/>
+          <w:rFonts w:hint="eastAsia" w:eastAsia="黑体"/>
           <w:b/>
           <w:bCs/>
         </w:rPr>
@@ -185,6 +204,7 @@
       </w:r>
       <w:r>
         <w:rPr>
+          <w:rFonts w:eastAsia="黑体"/>
           <w:b/>
           <w:bCs/>
         </w:rPr>
@@ -209,29 +229,38 @@
       </m:oMath>
       <w:r>
         <w:rPr>
-          <w:rFonts w:hint="eastAsia"/>
+          <w:rFonts w:hint="eastAsia" w:eastAsia="黑体"/>
         </w:rPr>
         <w:t xml:space="preserve">（连</w:t>
       </w:r>
       <w:r>
+        <w:rPr>
+          <w:rFonts w:eastAsia="黑体"/>
+        </w:rPr>
         <w:t xml:space="preserve"> U1 </w:t>
       </w:r>
       <w:r>
         <w:rPr>
-          <w:rFonts w:hint="eastAsia"/>
+          <w:rFonts w:hint="eastAsia" w:eastAsia="黑体"/>
         </w:rPr>
         <w:t xml:space="preserve">的</w:t>
       </w:r>
       <w:r>
+        <w:rPr>
+          <w:rFonts w:eastAsia="黑体"/>
+        </w:rPr>
         <w:t xml:space="preserve"> VDD </w:t>
       </w:r>
       <w:r>
         <w:rPr>
-          <w:rFonts w:hint="eastAsia"/>
+          <w:rFonts w:hint="eastAsia" w:eastAsia="黑体"/>
         </w:rPr>
         <w:t xml:space="preserve">脚与</w:t>
       </w:r>
       <w:r>
+        <w:rPr>
+          <w:rFonts w:eastAsia="黑体"/>
+        </w:rPr>
         <w:t xml:space="preserve"> </w:t>
       </w:r>
       <m:oMath>
@@ -249,11 +278,14 @@
         </m:sSub>
       </m:oMath>
       <w:r>
+        <w:rPr>
+          <w:rFonts w:eastAsia="黑体"/>
+        </w:rPr>
         <w:t xml:space="preserve"> </w:t>
       </w:r>
       <w:r>
         <w:rPr>
-          <w:rFonts w:hint="eastAsia"/>
+          <w:rFonts w:hint="eastAsia" w:eastAsia="黑体"/>
         </w:rPr>
         <w:t xml:space="preserve">一端、</w:t>
       </w:r>
@@ -272,17 +304,20 @@
         </m:sSub>
       </m:oMath>
       <w:r>
+        <w:rPr>
+          <w:rFonts w:eastAsia="黑体"/>
+        </w:rPr>
         <w:t xml:space="preserve"> </w:t>
       </w:r>
       <w:r>
         <w:rPr>
-          <w:rFonts w:hint="eastAsia"/>
+          <w:rFonts w:hint="eastAsia" w:eastAsia="黑体"/>
         </w:rPr>
         <w:t xml:space="preserve">一端）；</w:t>
       </w:r>
       <w:r>
         <w:rPr>
-          <w:rFonts w:hint="eastAsia"/>
+          <w:rFonts w:hint="eastAsia" w:eastAsia="黑体"/>
           <w:b/>
           <w:bCs/>
         </w:rPr>
@@ -290,6 +325,7 @@
       </w:r>
       <w:r>
         <w:rPr>
+          <w:rFonts w:eastAsia="黑体"/>
           <w:b/>
           <w:bCs/>
         </w:rPr>
@@ -297,7 +333,7 @@
       </w:r>
       <w:r>
         <w:rPr>
-          <w:rFonts w:hint="eastAsia"/>
+          <w:rFonts w:hint="eastAsia" w:eastAsia="黑体"/>
           <w:b/>
           <w:bCs/>
         </w:rPr>
@@ -305,6 +341,7 @@
       </w:r>
       <w:r>
         <w:rPr>
+          <w:rFonts w:eastAsia="黑体"/>
           <w:b/>
           <w:bCs/>
         </w:rPr>
@@ -312,29 +349,38 @@
       </w:r>
       <w:r>
         <w:rPr>
-          <w:rFonts w:hint="eastAsia"/>
+          <w:rFonts w:hint="eastAsia" w:eastAsia="黑体"/>
         </w:rPr>
         <w:t xml:space="preserve">（连</w:t>
       </w:r>
       <w:r>
+        <w:rPr>
+          <w:rFonts w:eastAsia="黑体"/>
+        </w:rPr>
         <w:t xml:space="preserve"> U1 </w:t>
       </w:r>
       <w:r>
         <w:rPr>
-          <w:rFonts w:hint="eastAsia"/>
+          <w:rFonts w:hint="eastAsia" w:eastAsia="黑体"/>
         </w:rPr>
         <w:t xml:space="preserve">的</w:t>
       </w:r>
       <w:r>
+        <w:rPr>
+          <w:rFonts w:eastAsia="黑体"/>
+        </w:rPr>
         <w:t xml:space="preserve"> GND </w:t>
       </w:r>
       <w:r>
         <w:rPr>
-          <w:rFonts w:hint="eastAsia"/>
+          <w:rFonts w:hint="eastAsia" w:eastAsia="黑体"/>
         </w:rPr>
         <w:t xml:space="preserve">脚与</w:t>
       </w:r>
       <w:r>
+        <w:rPr>
+          <w:rFonts w:eastAsia="黑体"/>
+        </w:rPr>
         <w:t xml:space="preserve"> </w:t>
       </w:r>
       <m:oMath>
@@ -352,17 +398,20 @@
         </m:sSub>
       </m:oMath>
       <w:r>
+        <w:rPr>
+          <w:rFonts w:eastAsia="黑体"/>
+        </w:rPr>
         <w:t xml:space="preserve"> </w:t>
       </w:r>
       <w:r>
         <w:rPr>
-          <w:rFonts w:hint="eastAsia"/>
+          <w:rFonts w:hint="eastAsia" w:eastAsia="黑体"/>
         </w:rPr>
         <w:t xml:space="preserve">另一端）；</w:t>
       </w:r>
       <w:r>
         <w:rPr>
-          <w:rFonts w:hint="eastAsia"/>
+          <w:rFonts w:hint="eastAsia" w:eastAsia="黑体"/>
           <w:b/>
           <w:bCs/>
         </w:rPr>
@@ -370,6 +419,7 @@
       </w:r>
       <w:r>
         <w:rPr>
+          <w:rFonts w:eastAsia="黑体"/>
           <w:b/>
           <w:bCs/>
         </w:rPr>
@@ -377,7 +427,7 @@
       </w:r>
       <w:r>
         <w:rPr>
-          <w:rFonts w:hint="eastAsia"/>
+          <w:rFonts w:hint="eastAsia" w:eastAsia="黑体"/>
           <w:b/>
           <w:bCs/>
         </w:rPr>
@@ -385,6 +435,7 @@
       </w:r>
       <w:r>
         <w:rPr>
+          <w:rFonts w:eastAsia="黑体"/>
           <w:b/>
           <w:bCs/>
         </w:rPr>
@@ -392,25 +443,31 @@
       </w:r>
       <w:r>
         <w:rPr>
-          <w:rFonts w:hint="eastAsia"/>
+          <w:rFonts w:hint="eastAsia" w:eastAsia="黑体"/>
         </w:rPr>
         <w:t xml:space="preserve">（连</w:t>
       </w:r>
       <w:r>
+        <w:rPr>
+          <w:rFonts w:eastAsia="黑体"/>
+        </w:rPr>
         <w:t xml:space="preserve"> U1 </w:t>
       </w:r>
       <w:r>
         <w:rPr>
-          <w:rFonts w:hint="eastAsia"/>
+          <w:rFonts w:hint="eastAsia" w:eastAsia="黑体"/>
         </w:rPr>
         <w:t xml:space="preserve">的</w:t>
       </w:r>
       <w:r>
+        <w:rPr>
+          <w:rFonts w:eastAsia="黑体"/>
+        </w:rPr>
         <w:t xml:space="preserve"> SCL </w:t>
       </w:r>
       <w:r>
         <w:rPr>
-          <w:rFonts w:hint="eastAsia"/>
+          <w:rFonts w:hint="eastAsia" w:eastAsia="黑体"/>
         </w:rPr>
         <w:t xml:space="preserve">脚、</w:t>
       </w:r>
@@ -429,17 +486,20 @@
         </m:sSub>
       </m:oMath>
       <w:r>
+        <w:rPr>
+          <w:rFonts w:eastAsia="黑体"/>
+        </w:rPr>
         <w:t xml:space="preserve"> </w:t>
       </w:r>
       <w:r>
         <w:rPr>
-          <w:rFonts w:hint="eastAsia"/>
+          <w:rFonts w:hint="eastAsia" w:eastAsia="黑体"/>
         </w:rPr>
         <w:t xml:space="preserve">上拉）；</w:t>
       </w:r>
       <w:r>
         <w:rPr>
-          <w:rFonts w:hint="eastAsia"/>
+          <w:rFonts w:hint="eastAsia" w:eastAsia="黑体"/>
           <w:b/>
           <w:bCs/>
         </w:rPr>
@@ -447,6 +507,7 @@
       </w:r>
       <w:r>
         <w:rPr>
+          <w:rFonts w:eastAsia="黑体"/>
           <w:b/>
           <w:bCs/>
         </w:rPr>
@@ -454,7 +515,7 @@
       </w:r>
       <w:r>
         <w:rPr>
-          <w:rFonts w:hint="eastAsia"/>
+          <w:rFonts w:hint="eastAsia" w:eastAsia="黑体"/>
           <w:b/>
           <w:bCs/>
         </w:rPr>
@@ -462,6 +523,7 @@
       </w:r>
       <w:r>
         <w:rPr>
+          <w:rFonts w:eastAsia="黑体"/>
           <w:b/>
           <w:bCs/>
         </w:rPr>
@@ -469,25 +531,31 @@
       </w:r>
       <w:r>
         <w:rPr>
-          <w:rFonts w:hint="eastAsia"/>
+          <w:rFonts w:hint="eastAsia" w:eastAsia="黑体"/>
         </w:rPr>
         <w:t xml:space="preserve">（连</w:t>
       </w:r>
       <w:r>
+        <w:rPr>
+          <w:rFonts w:eastAsia="黑体"/>
+        </w:rPr>
         <w:t xml:space="preserve"> U1 </w:t>
       </w:r>
       <w:r>
         <w:rPr>
-          <w:rFonts w:hint="eastAsia"/>
+          <w:rFonts w:hint="eastAsia" w:eastAsia="黑体"/>
         </w:rPr>
         <w:t xml:space="preserve">的</w:t>
       </w:r>
       <w:r>
+        <w:rPr>
+          <w:rFonts w:eastAsia="黑体"/>
+        </w:rPr>
         <w:t xml:space="preserve"> SDA </w:t>
       </w:r>
       <w:r>
         <w:rPr>
-          <w:rFonts w:hint="eastAsia"/>
+          <w:rFonts w:hint="eastAsia" w:eastAsia="黑体"/>
         </w:rPr>
         <w:t xml:space="preserve">脚、</w:t>
       </w:r>
@@ -506,11 +574,14 @@
         </m:sSub>
       </m:oMath>
       <w:r>
+        <w:rPr>
+          <w:rFonts w:eastAsia="黑体"/>
+        </w:rPr>
         <w:t xml:space="preserve"> </w:t>
       </w:r>
       <w:r>
         <w:rPr>
-          <w:rFonts w:hint="eastAsia"/>
+          <w:rFonts w:hint="eastAsia" w:eastAsia="黑体"/>
         </w:rPr>
         <w:t xml:space="preserve">上拉）。</w:t>
       </w:r>
@@ -519,34 +590,43 @@
       <w:pPr/>
       <w:r>
         <w:rPr>
-          <w:rFonts w:hint="eastAsia"/>
+          <w:rFonts w:hint="eastAsia" w:eastAsia="黑体"/>
         </w:rPr>
         <w:t xml:space="preserve">各元件管脚连接：U1</w:t>
       </w:r>
       <w:r>
+        <w:rPr>
+          <w:rFonts w:eastAsia="黑体"/>
+        </w:rPr>
         <w:t xml:space="preserve"> </w:t>
       </w:r>
       <w:r>
         <w:rPr>
-          <w:rFonts w:hint="eastAsia"/>
+          <w:rFonts w:hint="eastAsia" w:eastAsia="黑体"/>
         </w:rPr>
         <w:t xml:space="preserve">的</w:t>
       </w:r>
       <w:r>
+        <w:rPr>
+          <w:rFonts w:eastAsia="黑体"/>
+        </w:rPr>
         <w:t xml:space="preserve"> VDD </w:t>
       </w:r>
       <w:r>
         <w:rPr>
-          <w:rFonts w:hint="eastAsia"/>
+          <w:rFonts w:hint="eastAsia" w:eastAsia="黑体"/>
         </w:rPr>
         <w:t xml:space="preserve">脚接节点①、GND</w:t>
       </w:r>
       <w:r>
+        <w:rPr>
+          <w:rFonts w:eastAsia="黑体"/>
+        </w:rPr>
         <w:t xml:space="preserve"> </w:t>
       </w:r>
       <w:r>
         <w:rPr>
-          <w:rFonts w:hint="eastAsia"/>
+          <w:rFonts w:hint="eastAsia" w:eastAsia="黑体"/>
         </w:rPr>
         <w:t xml:space="preserve">脚接节点②；</w:t>
       </w:r>
@@ -565,29 +645,38 @@
         </m:sSub>
       </m:oMath>
       <w:r>
+        <w:rPr>
+          <w:rFonts w:eastAsia="黑体"/>
+        </w:rPr>
         <w:t xml:space="preserve"> </w:t>
       </w:r>
       <w:r>
         <w:rPr>
-          <w:rFonts w:hint="eastAsia"/>
+          <w:rFonts w:hint="eastAsia" w:eastAsia="黑体"/>
         </w:rPr>
         <w:t xml:space="preserve">在</w:t>
       </w:r>
       <w:r>
+        <w:rPr>
+          <w:rFonts w:eastAsia="黑体"/>
+        </w:rPr>
         <w:t xml:space="preserve"> SCL、SDA </w:t>
       </w:r>
       <w:r>
         <w:rPr>
-          <w:rFonts w:hint="eastAsia"/>
+          <w:rFonts w:hint="eastAsia" w:eastAsia="黑体"/>
         </w:rPr>
         <w:t xml:space="preserve">各一支，一端接节点①、另一端分别接节点③/④，对开漏</w:t>
       </w:r>
       <w:r>
+        <w:rPr>
+          <w:rFonts w:eastAsia="黑体"/>
+        </w:rPr>
         <w:t xml:space="preserve"> I²C </w:t>
       </w:r>
       <w:r>
         <w:rPr>
-          <w:rFonts w:hint="eastAsia"/>
+          <w:rFonts w:hint="eastAsia" w:eastAsia="黑体"/>
         </w:rPr>
         <w:t xml:space="preserve">总线做上拉；</w:t>
       </w:r>
@@ -606,29 +695,38 @@
         </m:sSub>
       </m:oMath>
       <w:r>
+        <w:rPr>
+          <w:rFonts w:eastAsia="黑体"/>
+        </w:rPr>
         <w:t xml:space="preserve"> </w:t>
       </w:r>
       <w:r>
         <w:rPr>
-          <w:rFonts w:hint="eastAsia"/>
+          <w:rFonts w:hint="eastAsia" w:eastAsia="黑体"/>
         </w:rPr>
         <w:t xml:space="preserve">一端接节点①、另一端接节点②，对电源去耦。内部感湿元件随湿度改变电参数，片上调理电路转换为电压并经</w:t>
       </w:r>
       <w:r>
+        <w:rPr>
+          <w:rFonts w:eastAsia="黑体"/>
+        </w:rPr>
         <w:t xml:space="preserve"> ADC </w:t>
       </w:r>
       <w:r>
         <w:rPr>
-          <w:rFonts w:hint="eastAsia"/>
+          <w:rFonts w:hint="eastAsia" w:eastAsia="黑体"/>
         </w:rPr>
         <w:t xml:space="preserve">数字化，再做温度补偿与标定，最终经</w:t>
       </w:r>
       <w:r>
+        <w:rPr>
+          <w:rFonts w:eastAsia="黑体"/>
+        </w:rPr>
         <w:t xml:space="preserve"> SCL/SDA </w:t>
       </w:r>
       <w:r>
         <w:rPr>
-          <w:rFonts w:hint="eastAsia"/>
+          <w:rFonts w:hint="eastAsia" w:eastAsia="黑体"/>
         </w:rPr>
         <w:t xml:space="preserve">输出数字温湿度值。</w:t>
       </w:r>
@@ -637,25 +735,31 @@
       <w:pPr/>
       <w:r>
         <w:rPr>
-          <w:rFonts w:hint="eastAsia"/>
+          <w:rFonts w:hint="eastAsia" w:eastAsia="黑体"/>
         </w:rPr>
         <w:t xml:space="preserve">由此构成”感湿</w:t>
       </w:r>
       <w:r>
+        <w:rPr>
+          <w:rFonts w:eastAsia="黑体"/>
+        </w:rPr>
         <w:t xml:space="preserve"> + </w:t>
       </w:r>
       <w:r>
         <w:rPr>
-          <w:rFonts w:hint="eastAsia"/>
+          <w:rFonts w:hint="eastAsia" w:eastAsia="黑体"/>
         </w:rPr>
         <w:t xml:space="preserve">片上调理</w:t>
       </w:r>
       <w:r>
+        <w:rPr>
+          <w:rFonts w:eastAsia="黑体"/>
+        </w:rPr>
         <w:t xml:space="preserve"> + ADC + I²C </w:t>
       </w:r>
       <w:r>
         <w:rPr>
-          <w:rFonts w:hint="eastAsia"/>
+          <w:rFonts w:hint="eastAsia" w:eastAsia="黑体"/>
         </w:rPr>
         <w:t xml:space="preserve">数字输出”的单芯片数字湿度传感器组态，只需供电、上拉与去耦即可直接输出已校准的数字温湿度值，无需外部模拟调理。</w:t>
       </w:r>
@@ -668,7 +772,7 @@
       </w:pPr>
       <w:r>
         <w:rPr>
-          <w:rFonts w:hint="eastAsia"/>
+          <w:rFonts w:hint="eastAsia" w:eastAsia="黑体"/>
         </w:rPr>
         <w:t xml:space="preserve">工作原理</w:t>
       </w:r>
@@ -679,25 +783,31 @@
       </w:pPr>
       <w:r>
         <w:rPr>
-          <w:rFonts w:hint="eastAsia"/>
+          <w:rFonts w:hint="eastAsia" w:eastAsia="黑体"/>
         </w:rPr>
         <w:t xml:space="preserve">内部感湿元件随湿度改变电参数，片上调理电路将其转换为电压并经</w:t>
       </w:r>
       <w:r>
+        <w:rPr>
+          <w:rFonts w:eastAsia="黑体"/>
+        </w:rPr>
         <w:t xml:space="preserve"> ADC </w:t>
       </w:r>
       <w:r>
         <w:rPr>
-          <w:rFonts w:hint="eastAsia"/>
+          <w:rFonts w:hint="eastAsia" w:eastAsia="黑体"/>
         </w:rPr>
         <w:t xml:space="preserve">数字化，再由内部算法做温度补偿与标定，最终通过</w:t>
       </w:r>
       <w:r>
+        <w:rPr>
+          <w:rFonts w:eastAsia="黑体"/>
+        </w:rPr>
         <w:t xml:space="preserve"> </w:t>
       </w:r>
       <w:r>
         <w:rPr>
-          <w:rFonts w:hint="eastAsia"/>
+          <w:rFonts w:hint="eastAsia" w:eastAsia="黑体"/>
         </w:rPr>
         <w:t xml:space="preserve">I²C/单总线输出数字温度与湿度。</w:t>
       </w:r>
@@ -706,7 +816,7 @@
       <w:pPr/>
       <w:r>
         <w:rPr>
-          <w:rFonts w:hint="eastAsia"/>
+          <w:rFonts w:hint="eastAsia" w:eastAsia="黑体"/>
         </w:rPr>
         <w:t xml:space="preserve">处理流程：</w:t>
       </w:r>
@@ -773,7 +883,7 @@
       </w:pPr>
       <w:r>
         <w:rPr>
-          <w:rFonts w:hint="eastAsia"/>
+          <w:rFonts w:hint="eastAsia" w:eastAsia="黑体"/>
         </w:rPr>
         <w:t xml:space="preserve">关键计算公式</w:t>
       </w:r>
@@ -787,7 +897,7 @@
       </w:pPr>
       <w:r>
         <w:rPr>
-          <w:rFonts w:hint="eastAsia"/>
+          <w:rFonts w:hint="eastAsia" w:eastAsia="黑体"/>
         </w:rPr>
         <w:t xml:space="preserve">上拉电阻（I²C）：</w:t>
       </w:r>
@@ -826,16 +936,19 @@
       </w:pPr>
       <w:r>
         <w:rPr>
-          <w:rFonts w:hint="eastAsia"/>
+          <w:rFonts w:hint="eastAsia" w:eastAsia="黑体"/>
         </w:rPr>
         <w:t xml:space="preserve">（典型</w:t>
       </w:r>
       <w:r>
+        <w:rPr>
+          <w:rFonts w:eastAsia="黑体"/>
+        </w:rPr>
         <w:t xml:space="preserve"> 4.7 </w:t>
       </w:r>
       <w:r>
         <w:rPr>
-          <w:rFonts w:hint="eastAsia"/>
+          <w:rFonts w:hint="eastAsia" w:eastAsia="黑体"/>
         </w:rPr>
         <w:t xml:space="preserve">kΩ）</w:t>
       </w:r>
@@ -849,7 +962,7 @@
       </w:pPr>
       <w:r>
         <w:rPr>
-          <w:rFonts w:hint="eastAsia"/>
+          <w:rFonts w:hint="eastAsia" w:eastAsia="黑体"/>
         </w:rPr>
         <w:t xml:space="preserve">采样周期与转换时间决定实时性：</w:t>
       </w:r>
@@ -897,25 +1010,31 @@
       </w:pPr>
       <w:r>
         <w:rPr>
-          <w:rFonts w:hint="eastAsia"/>
+          <w:rFonts w:hint="eastAsia" w:eastAsia="黑体"/>
         </w:rPr>
         <w:t xml:space="preserve">（如</w:t>
       </w:r>
       <w:r>
+        <w:rPr>
+          <w:rFonts w:eastAsia="黑体"/>
+        </w:rPr>
         <w:t xml:space="preserve"> HTU21D </w:t>
       </w:r>
       <w:r>
         <w:rPr>
-          <w:rFonts w:hint="eastAsia"/>
+          <w:rFonts w:hint="eastAsia" w:eastAsia="黑体"/>
         </w:rPr>
         <w:t xml:space="preserve">约</w:t>
       </w:r>
       <w:r>
+        <w:rPr>
+          <w:rFonts w:eastAsia="黑体"/>
+        </w:rPr>
         <w:t xml:space="preserve"> 50 </w:t>
       </w:r>
       <w:r>
         <w:rPr>
-          <w:rFonts w:hint="eastAsia"/>
+          <w:rFonts w:hint="eastAsia" w:eastAsia="黑体"/>
         </w:rPr>
         <w:t xml:space="preserve">ms）</w:t>
       </w:r>
@@ -928,20 +1047,26 @@
         </w:numPr>
       </w:pPr>
       <w:r>
+        <w:rPr>
+          <w:rFonts w:eastAsia="黑体"/>
+        </w:rPr>
         <w:t xml:space="preserve">I²C </w:t>
       </w:r>
       <w:r>
         <w:rPr>
-          <w:rFonts w:hint="eastAsia"/>
+          <w:rFonts w:hint="eastAsia" w:eastAsia="黑体"/>
         </w:rPr>
         <w:t xml:space="preserve">数据解析（原始读数</w:t>
       </w:r>
       <w:r>
+        <w:rPr>
+          <w:rFonts w:eastAsia="黑体"/>
+        </w:rPr>
         <w:t xml:space="preserve"> → </w:t>
       </w:r>
       <w:r>
         <w:rPr>
-          <w:rFonts w:hint="eastAsia"/>
+          <w:rFonts w:hint="eastAsia" w:eastAsia="黑体"/>
         </w:rPr>
         <w:t xml:space="preserve">相对湿度）：</w:t>
       </w:r>
@@ -1037,11 +1162,14 @@
       </w:pPr>
       <w:r>
         <w:rPr>
-          <w:rFonts w:hint="eastAsia"/>
+          <w:rFonts w:hint="eastAsia" w:eastAsia="黑体"/>
         </w:rPr>
         <w:t xml:space="preserve">其中</w:t>
       </w:r>
       <w:r>
+        <w:rPr>
+          <w:rFonts w:eastAsia="黑体"/>
+        </w:rPr>
         <w:t xml:space="preserve"> </w:t>
       </w:r>
       <m:oMath>
@@ -1062,20 +1190,26 @@
         </m:sSub>
       </m:oMath>
       <w:r>
+        <w:rPr>
+          <w:rFonts w:eastAsia="黑体"/>
+        </w:rPr>
         <w:t xml:space="preserve"> </w:t>
       </w:r>
       <w:r>
         <w:rPr>
-          <w:rFonts w:hint="eastAsia"/>
+          <w:rFonts w:hint="eastAsia" w:eastAsia="黑体"/>
         </w:rPr>
         <w:t xml:space="preserve">为</w:t>
       </w:r>
       <w:r>
+        <w:rPr>
+          <w:rFonts w:eastAsia="黑体"/>
+        </w:rPr>
         <w:t xml:space="preserve"> 16 </w:t>
       </w:r>
       <w:r>
         <w:rPr>
-          <w:rFonts w:hint="eastAsia"/>
+          <w:rFonts w:hint="eastAsia" w:eastAsia="黑体"/>
         </w:rPr>
         <w:t xml:space="preserve">位原始湿度读数，经温度补偿后输出校准的相对湿度值。</w:t>
       </w:r>
@@ -1111,7 +1245,7 @@
             </w:pPr>
             <w:r>
               <w:rPr>
-                <w:rFonts w:hint="eastAsia"/>
+                <w:rFonts w:hint="eastAsia" w:eastAsia="黑体"/>
               </w:rPr>
               <w:t xml:space="preserve">符号</w:t>
             </w:r>
@@ -1125,7 +1259,7 @@
             </w:pPr>
             <w:r>
               <w:rPr>
-                <w:rFonts w:hint="eastAsia"/>
+                <w:rFonts w:hint="eastAsia" w:eastAsia="黑体"/>
               </w:rPr>
               <w:t xml:space="preserve">含义</w:t>
             </w:r>
@@ -1139,7 +1273,7 @@
             </w:pPr>
             <w:r>
               <w:rPr>
-                <w:rFonts w:hint="eastAsia"/>
+                <w:rFonts w:hint="eastAsia" w:eastAsia="黑体"/>
               </w:rPr>
               <w:t xml:space="preserve">单位</w:t>
             </w:r>
@@ -1162,6 +1296,9 @@
               </m:r>
             </m:oMath>
             <w:r>
+              <w:rPr>
+                <w:rFonts w:eastAsia="黑体"/>
+              </w:rPr>
               <w:t xml:space="preserve">​</w:t>
             </w:r>
           </w:p>
@@ -1174,7 +1311,7 @@
             </w:pPr>
             <w:r>
               <w:rPr>
-                <w:rFonts w:hint="eastAsia"/>
+                <w:rFonts w:hint="eastAsia" w:eastAsia="黑体"/>
               </w:rPr>
               <w:t xml:space="preserve">相对湿度</w:t>
             </w:r>
@@ -1187,6 +1324,9 @@
               <w:pStyle w:val="Compact"/>
             </w:pPr>
             <w:r>
+              <w:rPr>
+                <w:rFonts w:eastAsia="黑体"/>
+              </w:rPr>
               <w:t xml:space="preserve">%RH</w:t>
             </w:r>
           </w:p>
@@ -1205,6 +1345,9 @@
               </m:r>
             </m:oMath>
             <w:r>
+              <w:rPr>
+                <w:rFonts w:eastAsia="黑体"/>
+              </w:rPr>
               <w:t xml:space="preserve">​</w:t>
             </w:r>
           </w:p>
@@ -1217,7 +1360,7 @@
             </w:pPr>
             <w:r>
               <w:rPr>
-                <w:rFonts w:hint="eastAsia"/>
+                <w:rFonts w:hint="eastAsia" w:eastAsia="黑体"/>
               </w:rPr>
               <w:t xml:space="preserve">温度</w:t>
             </w:r>
@@ -1230,6 +1373,9 @@
               <w:pStyle w:val="Compact"/>
             </w:pPr>
             <w:r>
+              <w:rPr>
+                <w:rFonts w:eastAsia="黑体"/>
+              </w:rPr>
               <w:t xml:space="preserve">°C</w:t>
             </w:r>
           </w:p>
@@ -1257,6 +1403,9 @@
               </m:sSub>
             </m:oMath>
             <w:r>
+              <w:rPr>
+                <w:rFonts w:eastAsia="黑体"/>
+              </w:rPr>
               <w:t xml:space="preserve">​</w:t>
             </w:r>
           </w:p>
@@ -1269,7 +1418,7 @@
             </w:pPr>
             <w:r>
               <w:rPr>
-                <w:rFonts w:hint="eastAsia"/>
+                <w:rFonts w:hint="eastAsia" w:eastAsia="黑体"/>
               </w:rPr>
               <w:t xml:space="preserve">上拉电阻</w:t>
             </w:r>
@@ -1282,6 +1431,9 @@
               <w:pStyle w:val="Compact"/>
             </w:pPr>
             <w:r>
+              <w:rPr>
+                <w:rFonts w:eastAsia="黑体"/>
+              </w:rPr>
               <w:t xml:space="preserve">Ω</w:t>
             </w:r>
           </w:p>
@@ -1318,6 +1470,9 @@
               </m:sSub>
             </m:oMath>
             <w:r>
+              <w:rPr>
+                <w:rFonts w:eastAsia="黑体"/>
+              </w:rPr>
               <w:t xml:space="preserve">​</w:t>
             </w:r>
           </w:p>
@@ -1330,7 +1485,7 @@
             </w:pPr>
             <w:r>
               <w:rPr>
-                <w:rFonts w:hint="eastAsia"/>
+                <w:rFonts w:hint="eastAsia" w:eastAsia="黑体"/>
               </w:rPr>
               <w:t xml:space="preserve">转换时间</w:t>
             </w:r>
@@ -1343,6 +1498,9 @@
               <w:pStyle w:val="Compact"/>
             </w:pPr>
             <w:r>
+              <w:rPr>
+                <w:rFonts w:eastAsia="黑体"/>
+              </w:rPr>
               <w:t xml:space="preserve">s</w:t>
             </w:r>
           </w:p>
@@ -1357,7 +1515,7 @@
       </w:pPr>
       <w:r>
         <w:rPr>
-          <w:rFonts w:hint="eastAsia"/>
+          <w:rFonts w:hint="eastAsia" w:eastAsia="黑体"/>
         </w:rPr>
         <w:t xml:space="preserve">元件调整影响</w:t>
       </w:r>
@@ -1372,7 +1530,7 @@
       </w:pPr>
       <w:r>
         <w:rPr>
-          <w:rFonts w:hint="eastAsia"/>
+          <w:rFonts w:hint="eastAsia" w:eastAsia="黑体"/>
           <w:b/>
           <w:bCs/>
         </w:rPr>
@@ -1380,20 +1538,27 @@
       </w:r>
       <w:r>
         <w:rPr>
+          <w:rFonts w:eastAsia="黑体"/>
           <w:b/>
           <w:bCs/>
         </w:rPr>
         <w:t xml:space="preserve"> R_P ↓</w:t>
       </w:r>
       <w:r>
+        <w:rPr>
+          <w:rFonts w:eastAsia="黑体"/>
+        </w:rPr>
         <w:t xml:space="preserve"> </w:t>
       </w:r>
       <w:r>
+        <w:rPr>
+          <w:rFonts w:eastAsia="黑体"/>
+        </w:rPr>
         <w:t xml:space="preserve">→ I²C </w:t>
       </w:r>
       <w:r>
         <w:rPr>
-          <w:rFonts w:hint="eastAsia"/>
+          <w:rFonts w:hint="eastAsia" w:eastAsia="黑体"/>
         </w:rPr>
         <w:t xml:space="preserve">边沿更快、抗干扰更好，但功耗增大。</w:t>
       </w:r>
@@ -1408,7 +1573,7 @@
       </w:pPr>
       <w:r>
         <w:rPr>
-          <w:rFonts w:hint="eastAsia"/>
+          <w:rFonts w:hint="eastAsia" w:eastAsia="黑体"/>
           <w:b/>
           <w:bCs/>
         </w:rPr>
@@ -1416,20 +1581,27 @@
       </w:r>
       <w:r>
         <w:rPr>
+          <w:rFonts w:eastAsia="黑体"/>
           <w:b/>
           <w:bCs/>
         </w:rPr>
         <w:t xml:space="preserve"> R_P ↑</w:t>
       </w:r>
       <w:r>
+        <w:rPr>
+          <w:rFonts w:eastAsia="黑体"/>
+        </w:rPr>
         <w:t xml:space="preserve"> </w:t>
       </w:r>
       <w:r>
+        <w:rPr>
+          <w:rFonts w:eastAsia="黑体"/>
+        </w:rPr>
         <w:t xml:space="preserve">→ </w:t>
       </w:r>
       <w:r>
         <w:rPr>
-          <w:rFonts w:hint="eastAsia"/>
+          <w:rFonts w:hint="eastAsia" w:eastAsia="黑体"/>
         </w:rPr>
         <w:t xml:space="preserve">功耗降低，但通信速率与抗噪变差。</w:t>
       </w:r>
@@ -1444,7 +1616,7 @@
       </w:pPr>
       <w:r>
         <w:rPr>
-          <w:rFonts w:hint="eastAsia"/>
+          <w:rFonts w:hint="eastAsia" w:eastAsia="黑体"/>
           <w:b/>
           <w:bCs/>
         </w:rPr>
@@ -1452,20 +1624,27 @@
       </w:r>
       <w:r>
         <w:rPr>
+          <w:rFonts w:eastAsia="黑体"/>
           <w:b/>
           <w:bCs/>
         </w:rPr>
         <w:t xml:space="preserve"> ↑</w:t>
       </w:r>
       <w:r>
+        <w:rPr>
+          <w:rFonts w:eastAsia="黑体"/>
+        </w:rPr>
         <w:t xml:space="preserve"> </w:t>
       </w:r>
       <w:r>
+        <w:rPr>
+          <w:rFonts w:eastAsia="黑体"/>
+        </w:rPr>
         <w:t xml:space="preserve">→ </w:t>
       </w:r>
       <w:r>
         <w:rPr>
-          <w:rFonts w:hint="eastAsia"/>
+          <w:rFonts w:hint="eastAsia" w:eastAsia="黑体"/>
         </w:rPr>
         <w:t xml:space="preserve">功耗降低（间歇模式），响应实时性下降。</w:t>
       </w:r>
@@ -1480,30 +1659,39 @@
       </w:pPr>
       <w:r>
         <w:rPr>
-          <w:rFonts w:hint="eastAsia"/>
+          <w:rFonts w:hint="eastAsia" w:eastAsia="黑体"/>
           <w:b/>
           <w:bCs/>
         </w:rPr>
         <w:t xml:space="preserve">供电纹波/去耦不良</w:t>
       </w:r>
       <w:r>
+        <w:rPr>
+          <w:rFonts w:eastAsia="黑体"/>
+        </w:rPr>
         <w:t xml:space="preserve"> </w:t>
       </w:r>
       <w:r>
+        <w:rPr>
+          <w:rFonts w:eastAsia="黑体"/>
+        </w:rPr>
         <w:t xml:space="preserve">→ </w:t>
       </w:r>
       <w:r>
         <w:rPr>
-          <w:rFonts w:hint="eastAsia"/>
+          <w:rFonts w:hint="eastAsia" w:eastAsia="黑体"/>
         </w:rPr>
         <w:t xml:space="preserve">影响</w:t>
       </w:r>
       <w:r>
+        <w:rPr>
+          <w:rFonts w:eastAsia="黑体"/>
+        </w:rPr>
         <w:t xml:space="preserve"> ADC </w:t>
       </w:r>
       <w:r>
         <w:rPr>
-          <w:rFonts w:hint="eastAsia"/>
+          <w:rFonts w:hint="eastAsia" w:eastAsia="黑体"/>
         </w:rPr>
         <w:t xml:space="preserve">精度，湿度读数抖动。</w:t>
       </w:r>
@@ -1516,7 +1704,7 @@
       </w:pPr>
       <w:r>
         <w:rPr>
-          <w:rFonts w:hint="eastAsia"/>
+          <w:rFonts w:hint="eastAsia" w:eastAsia="黑体"/>
         </w:rPr>
         <w:t xml:space="preserve">典型参数示例</w:t>
       </w:r>
@@ -1530,11 +1718,14 @@
         </w:numPr>
       </w:pPr>
       <w:r>
+        <w:rPr>
+          <w:rFonts w:eastAsia="黑体"/>
+        </w:rPr>
         <w:t xml:space="preserve">I²C </w:t>
       </w:r>
       <w:r>
         <w:rPr>
-          <w:rFonts w:hint="eastAsia"/>
+          <w:rFonts w:hint="eastAsia" w:eastAsia="黑体"/>
         </w:rPr>
         <w:t xml:space="preserve">上拉：</w:t>
       </w:r>
@@ -1576,11 +1767,14 @@
       </m:oMath>
       <w:r>
         <w:rPr>
-          <w:rFonts w:hint="eastAsia"/>
+          <w:rFonts w:hint="eastAsia" w:eastAsia="黑体"/>
         </w:rPr>
         <w:t xml:space="preserve">、标准模式取</w:t>
       </w:r>
       <w:r>
+        <w:rPr>
+          <w:rFonts w:eastAsia="黑体"/>
+        </w:rPr>
         <w:t xml:space="preserve"> </w:t>
       </w:r>
       <m:oMath>
@@ -1618,11 +1812,14 @@
       </m:oMath>
       <w:r>
         <w:rPr>
-          <w:rFonts w:hint="eastAsia"/>
+          <w:rFonts w:hint="eastAsia" w:eastAsia="黑体"/>
         </w:rPr>
         <w:t xml:space="preserve">，灌电流约</w:t>
       </w:r>
       <w:r>
+        <w:rPr>
+          <w:rFonts w:eastAsia="黑体"/>
+        </w:rPr>
         <w:t xml:space="preserve"> </w:t>
       </w:r>
       <m:oMath>
@@ -1659,6 +1856,9 @@
         </m:r>
       </m:oMath>
       <w:r>
+        <w:rPr>
+          <w:rFonts w:eastAsia="黑体"/>
+        </w:rPr>
         <w:t xml:space="preserve">。</w:t>
       </w:r>
     </w:p>
@@ -1672,11 +1872,14 @@
       </w:pPr>
       <w:r>
         <w:rPr>
-          <w:rFonts w:hint="eastAsia"/>
+          <w:rFonts w:hint="eastAsia" w:eastAsia="黑体"/>
         </w:rPr>
         <w:t xml:space="preserve">若器件</w:t>
       </w:r>
       <w:r>
+        <w:rPr>
+          <w:rFonts w:eastAsia="黑体"/>
+        </w:rPr>
         <w:t xml:space="preserve"> </w:t>
       </w:r>
       <m:oMath>
@@ -1723,16 +1926,19 @@
       </m:oMath>
       <w:r>
         <w:rPr>
-          <w:rFonts w:hint="eastAsia"/>
+          <w:rFonts w:hint="eastAsia" w:eastAsia="黑体"/>
         </w:rPr>
         <w:t xml:space="preserve">，则以约</w:t>
       </w:r>
       <w:r>
+        <w:rPr>
+          <w:rFonts w:eastAsia="黑体"/>
+        </w:rPr>
         <w:t xml:space="preserve"> 20 Hz </w:t>
       </w:r>
       <w:r>
         <w:rPr>
-          <w:rFonts w:hint="eastAsia"/>
+          <w:rFonts w:hint="eastAsia" w:eastAsia="黑体"/>
         </w:rPr>
         <w:t xml:space="preserve">的速率刷新温湿度读数。</w:t>
       </w:r>
@@ -1745,7 +1951,7 @@
       </w:pPr>
       <w:r>
         <w:rPr>
-          <w:rFonts w:hint="eastAsia"/>
+          <w:rFonts w:hint="eastAsia" w:eastAsia="黑体"/>
         </w:rPr>
         <w:t xml:space="preserve">常见器件型号</w:t>
       </w:r>
@@ -1760,7 +1966,7 @@
       </w:pPr>
       <w:r>
         <w:rPr>
-          <w:rFonts w:hint="eastAsia"/>
+          <w:rFonts w:hint="eastAsia" w:eastAsia="黑体"/>
         </w:rPr>
         <w:t xml:space="preserve">数字温湿度传感器：SHT30、SHT40、HTU21D、DHT22（单总线）、AHT20。</w:t>
       </w:r>
@@ -1773,7 +1979,7 @@
       </w:pPr>
       <w:r>
         <w:rPr>
-          <w:rFonts w:hint="eastAsia"/>
+          <w:rFonts w:hint="eastAsia" w:eastAsia="黑体"/>
         </w:rPr>
         <w:t xml:space="preserve">注意事项</w:t>
       </w:r>
@@ -1788,7 +1994,7 @@
       </w:pPr>
       <w:r>
         <w:rPr>
-          <w:rFonts w:hint="eastAsia"/>
+          <w:rFonts w:hint="eastAsia" w:eastAsia="黑体"/>
         </w:rPr>
         <w:t xml:space="preserve">传感器靠近发热元件会偏差，需预留通风与远离热源布局。</w:t>
       </w:r>
@@ -1803,7 +2009,7 @@
       </w:pPr>
       <w:r>
         <w:rPr>
-          <w:rFonts w:hint="eastAsia"/>
+          <w:rFonts w:hint="eastAsia" w:eastAsia="黑体"/>
         </w:rPr>
         <w:t xml:space="preserve">结露会短时失效，恢复后需等待干燥；注意防护膜/滤网。</w:t>
       </w:r>
@@ -1817,11 +2023,14 @@
         </w:numPr>
       </w:pPr>
       <w:r>
+        <w:rPr>
+          <w:rFonts w:eastAsia="黑体"/>
+        </w:rPr>
         <w:t xml:space="preserve">I²C </w:t>
       </w:r>
       <w:r>
         <w:rPr>
-          <w:rFonts w:hint="eastAsia"/>
+          <w:rFonts w:hint="eastAsia" w:eastAsia="黑体"/>
         </w:rPr>
         <w:t xml:space="preserve">总线避免过大上拉或过长的走线，必要时加总线电平转换。</w:t>
       </w:r>
@@ -1836,7 +2045,7 @@
       </w:pPr>
       <w:r>
         <w:rPr>
-          <w:rFonts w:hint="eastAsia"/>
+          <w:rFonts w:hint="eastAsia" w:eastAsia="黑体"/>
         </w:rPr>
         <w:t xml:space="preserve">注意供电去耦与启动时间，上电后需按数据手册等待稳定。</w:t>
       </w:r>
@@ -1849,7 +2058,7 @@
       </w:pPr>
       <w:r>
         <w:rPr>
-          <w:rFonts w:hint="eastAsia"/>
+          <w:rFonts w:hint="eastAsia" w:eastAsia="黑体"/>
         </w:rPr>
         <w:t xml:space="preserve">参考资料</w:t>
       </w:r>
@@ -1863,11 +2072,14 @@
         </w:numPr>
       </w:pPr>
       <w:r>
+        <w:rPr>
+          <w:rFonts w:eastAsia="黑体"/>
+        </w:rPr>
         <w:t xml:space="preserve">Sensirion SHT30/SHT40 </w:t>
       </w:r>
       <w:r>
         <w:rPr>
-          <w:rFonts w:hint="eastAsia"/>
+          <w:rFonts w:hint="eastAsia" w:eastAsia="黑体"/>
         </w:rPr>
         <w:t xml:space="preserve">数据手册。</w:t>
       </w:r>
@@ -1881,11 +2093,14 @@
         </w:numPr>
       </w:pPr>
       <w:r>
+        <w:rPr>
+          <w:rFonts w:eastAsia="黑体"/>
+        </w:rPr>
         <w:t xml:space="preserve">TE HTU21D </w:t>
       </w:r>
       <w:r>
         <w:rPr>
-          <w:rFonts w:hint="eastAsia"/>
+          <w:rFonts w:hint="eastAsia" w:eastAsia="黑体"/>
         </w:rPr>
         <w:t xml:space="preserve">数据手册。</w:t>
       </w:r>
@@ -1899,11 +2114,11 @@
       </w:pPr>
       <w:r>
         <w:rPr>
-          <w:rFonts w:ascii="Times New Roman" w:hAnsi="Times New Roman"/>
+          <w:rFonts w:ascii="Times New Roman" w:hAnsi="Times New Roman" w:eastAsia="黑体"/>
           <w:color w:val="555555"/>
           <w:sz w:val="21"/>
         </w:rPr>
-        <w:t>材料收集者：杜文杰</w:t>
+        <w:t>材料收集者：杜文杰，WX手机：19519196569，QQ:3478827729</w:t>
       </w:r>
     </w:p>
     <w:sectPr>
@@ -1923,7 +2138,7 @@
 </file>
 
 <file path=word/footer1.xml><?xml version="1.0" encoding="utf-8"?>
-<w:ftr xmlns:m="http://schemas.openxmlformats.org/officeDocument/2006/math" xmlns:mc="http://schemas.openxmlformats.org/markup-compatibility/2006" xmlns:mo="http://schemas.microsoft.com/office/mac/office/2008/main" xmlns:mv="urn:schemas-microsoft-com:mac:vml" xmlns:o="urn:schemas-microsoft-com:office:office" xmlns:r="http://schemas.openxmlformats.org/officeDocument/2006/relationships" xmlns:v="urn:schemas-microsoft-com:vml" xmlns:w10="urn:schemas-microsoft-com:office:word" xmlns:w14="http://schemas.microsoft.com/office/word/2010/wordml" xmlns:w="http://schemas.openxmlformats.org/wordprocessingml/2006/main" xmlns:wne="http://schemas.microsoft.com/office/word/2006/wordml" xmlns:wp14="http://schemas.microsoft.com/office/word/2010/wordprocessingDrawing" xmlns:wp="http://schemas.openxmlformats.org/drawingml/2006/wordprocessingDrawing" xmlns:wpc="http://schemas.microsoft.com/office/word/2010/wordprocessingCanvas" xmlns:wpg="http://schemas.microsoft.com/office/word/2010/wordprocessingGroup" xmlns:wpi="http://schemas.microsoft.com/office/word/2010/wordprocessingInk" xmlns:wps="http://schemas.microsoft.com/office/word/2010/wordprocessingShape" mc:Ignorable="w14 wp14">
+<w:ftr xmlns:mc="http://schemas.openxmlformats.org/markup-compatibility/2006" xmlns:w="http://schemas.openxmlformats.org/wordprocessingml/2006/main" xmlns:m="http://schemas.openxmlformats.org/officeDocument/2006/math" xmlns:mo="http://schemas.microsoft.com/office/mac/office/2008/main" xmlns:mv="urn:schemas-microsoft-com:mac:vml" xmlns:o="urn:schemas-microsoft-com:office:office" xmlns:r="http://schemas.openxmlformats.org/officeDocument/2006/relationships" xmlns:v="urn:schemas-microsoft-com:vml" xmlns:w10="urn:schemas-microsoft-com:office:word" xmlns:w14="http://schemas.microsoft.com/office/word/2010/wordml" xmlns:wne="http://schemas.microsoft.com/office/word/2006/wordml" xmlns:wp14="http://schemas.microsoft.com/office/word/2010/wordprocessingDrawing" xmlns:wp="http://schemas.openxmlformats.org/drawingml/2006/wordprocessingDrawing" xmlns:wpc="http://schemas.microsoft.com/office/word/2010/wordprocessingCanvas" xmlns:wpg="http://schemas.microsoft.com/office/word/2010/wordprocessingGroup" xmlns:wpi="http://schemas.microsoft.com/office/word/2010/wordprocessingInk" xmlns:wps="http://schemas.microsoft.com/office/word/2010/wordprocessingShape" mc:Ignorable="w14 wp14">
   <w:p>
     <w:pPr>
       <w:pStyle w:val="Footer"/>
@@ -1931,12 +2146,14 @@
     </w:pPr>
     <w:r>
       <w:rPr>
+        <w:rFonts w:eastAsia="黑体"/>
         <w:sz w:val="18"/>
       </w:rPr>
       <w:t xml:space="preserve">第 </w:t>
     </w:r>
     <w:r>
       <w:rPr>
+        <w:rFonts w:eastAsia="黑体"/>
         <w:sz w:val="18"/>
       </w:rPr>
       <w:fldChar w:fldCharType="begin"/>
@@ -1945,6 +2162,7 @@
     </w:r>
     <w:r>
       <w:rPr>
+        <w:rFonts w:eastAsia="黑体"/>
         <w:sz w:val="18"/>
       </w:rPr>
       <w:t xml:space="preserve"> 页</w:t>
@@ -1958,6 +2176,9 @@
   <w:footnote w:type="continuationSeparator" w:id="0">
     <w:p>
       <w:r>
+        <w:rPr>
+          <w:rFonts w:eastAsia="黑体"/>
+        </w:rPr>
         <w:continuationSeparator/>
       </w:r>
     </w:p>
@@ -1965,6 +2186,9 @@
   <w:footnote w:type="separator" w:id="-1">
     <w:p>
       <w:r>
+        <w:rPr>
+          <w:rFonts w:eastAsia="黑体"/>
+        </w:rPr>
         <w:separator/>
       </w:r>
     </w:p>
@@ -1973,7 +2197,7 @@
 </file>
 
 <file path=word/header1.xml><?xml version="1.0" encoding="utf-8"?>
-<w:hdr xmlns:m="http://schemas.openxmlformats.org/officeDocument/2006/math" xmlns:mc="http://schemas.openxmlformats.org/markup-compatibility/2006" xmlns:mo="http://schemas.microsoft.com/office/mac/office/2008/main" xmlns:mv="urn:schemas-microsoft-com:mac:vml" xmlns:o="urn:schemas-microsoft-com:office:office" xmlns:r="http://schemas.openxmlformats.org/officeDocument/2006/relationships" xmlns:v="urn:schemas-microsoft-com:vml" xmlns:w10="urn:schemas-microsoft-com:office:word" xmlns:w14="http://schemas.microsoft.com/office/word/2010/wordml" xmlns:w="http://schemas.openxmlformats.org/wordprocessingml/2006/main" xmlns:wne="http://schemas.microsoft.com/office/word/2006/wordml" xmlns:wp14="http://schemas.microsoft.com/office/word/2010/wordprocessingDrawing" xmlns:wp="http://schemas.openxmlformats.org/drawingml/2006/wordprocessingDrawing" xmlns:wpc="http://schemas.microsoft.com/office/word/2010/wordprocessingCanvas" xmlns:wpg="http://schemas.microsoft.com/office/word/2010/wordprocessingGroup" xmlns:wpi="http://schemas.microsoft.com/office/word/2010/wordprocessingInk" xmlns:wps="http://schemas.microsoft.com/office/word/2010/wordprocessingShape" mc:Ignorable="w14 wp14">
+<w:hdr xmlns:mc="http://schemas.openxmlformats.org/markup-compatibility/2006" xmlns:w="http://schemas.openxmlformats.org/wordprocessingml/2006/main" xmlns:m="http://schemas.openxmlformats.org/officeDocument/2006/math" xmlns:mo="http://schemas.microsoft.com/office/mac/office/2008/main" xmlns:mv="urn:schemas-microsoft-com:mac:vml" xmlns:o="urn:schemas-microsoft-com:office:office" xmlns:r="http://schemas.openxmlformats.org/officeDocument/2006/relationships" xmlns:v="urn:schemas-microsoft-com:vml" xmlns:w10="urn:schemas-microsoft-com:office:word" xmlns:w14="http://schemas.microsoft.com/office/word/2010/wordml" xmlns:wne="http://schemas.microsoft.com/office/word/2006/wordml" xmlns:wp14="http://schemas.microsoft.com/office/word/2010/wordprocessingDrawing" xmlns:wp="http://schemas.openxmlformats.org/drawingml/2006/wordprocessingDrawing" xmlns:wpc="http://schemas.microsoft.com/office/word/2010/wordprocessingCanvas" xmlns:wpg="http://schemas.microsoft.com/office/word/2010/wordprocessingGroup" xmlns:wpi="http://schemas.microsoft.com/office/word/2010/wordprocessingInk" xmlns:wps="http://schemas.microsoft.com/office/word/2010/wordprocessingShape" mc:Ignorable="w14 wp14">
   <w:p>
     <w:pPr>
       <w:pStyle w:val="Header"/>
@@ -1981,7 +2205,7 @@
     </w:pPr>
     <w:r>
       <w:rPr>
-        <w:rFonts w:ascii="Times New Roman" w:hAnsi="Times New Roman"/>
+        <w:rFonts w:ascii="Times New Roman" w:hAnsi="Times New Roman" w:eastAsia="黑体"/>
         <w:sz w:val="18"/>
         <w:rFonts w:eastAsia="黑体"/>
         <w:rFonts w:eastAsia="黑体"/>
@@ -1993,7 +2217,7 @@
 </file>
 
 <file path=word/numbering.xml><?xml version="1.0" encoding="utf-8"?>
-<w:numbering xmlns:m="http://schemas.openxmlformats.org/officeDocument/2006/math" xmlns:mc="http://schemas.openxmlformats.org/markup-compatibility/2006" xmlns:mo="http://schemas.microsoft.com/office/mac/office/2008/main" xmlns:mv="urn:schemas-microsoft-com:mac:vml" xmlns:o="urn:schemas-microsoft-com:office:office" xmlns:r="http://schemas.openxmlformats.org/officeDocument/2006/relationships" xmlns:v="urn:schemas-microsoft-com:vml" xmlns:w="http://schemas.openxmlformats.org/wordprocessingml/2006/main" xmlns:w10="urn:schemas-microsoft-com:office:word" xmlns:w14="http://schemas.microsoft.com/office/word/2010/wordml" xmlns:wne="http://schemas.microsoft.com/office/word/2006/wordml" xmlns:wp="http://schemas.openxmlformats.org/drawingml/2006/wordprocessingDrawing" xmlns:wp14="http://schemas.microsoft.com/office/word/2010/wordprocessingDrawing" xmlns:wpc="http://schemas.microsoft.com/office/word/2010/wordprocessingCanvas" xmlns:wpg="http://schemas.microsoft.com/office/word/2010/wordprocessingGroup" xmlns:wpi="http://schemas.microsoft.com/office/word/2010/wordprocessingInk" xmlns:wps="http://schemas.microsoft.com/office/word/2010/wordprocessingShape" mc:Ignorable="w14 wp14">
+<w:numbering xmlns:mc="http://schemas.openxmlformats.org/markup-compatibility/2006" xmlns:w="http://schemas.openxmlformats.org/wordprocessingml/2006/main" xmlns:m="http://schemas.openxmlformats.org/officeDocument/2006/math" xmlns:mo="http://schemas.microsoft.com/office/mac/office/2008/main" xmlns:mv="urn:schemas-microsoft-com:mac:vml" xmlns:o="urn:schemas-microsoft-com:office:office" xmlns:r="http://schemas.openxmlformats.org/officeDocument/2006/relationships" xmlns:v="urn:schemas-microsoft-com:vml" xmlns:w10="urn:schemas-microsoft-com:office:word" xmlns:w14="http://schemas.microsoft.com/office/word/2010/wordml" xmlns:wne="http://schemas.microsoft.com/office/word/2006/wordml" xmlns:wp="http://schemas.openxmlformats.org/drawingml/2006/wordprocessingDrawing" xmlns:wp14="http://schemas.microsoft.com/office/word/2010/wordprocessingDrawing" xmlns:wpc="http://schemas.microsoft.com/office/word/2010/wordprocessingCanvas" xmlns:wpg="http://schemas.microsoft.com/office/word/2010/wordprocessingGroup" xmlns:wpi="http://schemas.microsoft.com/office/word/2010/wordprocessingInk" xmlns:wps="http://schemas.microsoft.com/office/word/2010/wordprocessingShape" mc:Ignorable="w14 wp14">
   <w:abstractNum w:abstractNumId="0">
     <w:nsid w:val="FFFFFF7C"/>
     <w:multiLevelType w:val="singleLevel"/>
@@ -2080,7 +2304,7 @@
         <w:ind w:hanging="360" w:left="1440"/>
       </w:pPr>
       <w:rPr>
-        <w:rFonts w:ascii="Symbol" w:hAnsi="Symbol" w:hint="default"/>
+        <w:rFonts w:ascii="Symbol" w:hAnsi="Symbol" w:hint="default" w:eastAsia="黑体"/>
       </w:rPr>
     </w:lvl>
   </w:abstractNum>
@@ -2101,7 +2325,7 @@
         <w:ind w:hanging="360" w:left="1080"/>
       </w:pPr>
       <w:rPr>
-        <w:rFonts w:ascii="Symbol" w:hAnsi="Symbol" w:hint="default"/>
+        <w:rFonts w:ascii="Symbol" w:hAnsi="Symbol" w:hint="default" w:eastAsia="黑体"/>
       </w:rPr>
     </w:lvl>
   </w:abstractNum>
@@ -2122,7 +2346,7 @@
         <w:ind w:hanging="360" w:left="720"/>
       </w:pPr>
       <w:rPr>
-        <w:rFonts w:ascii="Symbol" w:hAnsi="Symbol" w:hint="default"/>
+        <w:rFonts w:ascii="Symbol" w:hAnsi="Symbol" w:hint="default" w:eastAsia="黑体"/>
       </w:rPr>
     </w:lvl>
   </w:abstractNum>
@@ -2161,7 +2385,7 @@
         <w:ind w:hanging="360" w:left="360"/>
       </w:pPr>
       <w:rPr>
-        <w:rFonts w:ascii="Symbol" w:hAnsi="Symbol" w:hint="default"/>
+        <w:rFonts w:ascii="Symbol" w:hAnsi="Symbol" w:hint="default" w:eastAsia="黑体"/>
       </w:rPr>
     </w:lvl>
   </w:abstractNum>
@@ -2252,7 +2476,7 @@
         <w:ind w:left="720" w:hanging="360"/>
       </w:pPr>
       <w:rPr>
-        <w:rFonts w:ascii="Symbol" w:hAnsi="Symbol" w:cs="Symbol" w:hint="default"/>
+        <w:rFonts w:ascii="Symbol" w:hAnsi="Symbol" w:cs="Symbol" w:hint="default" w:eastAsia="黑体"/>
       </w:rPr>
     </w:lvl>
     <w:lvl w:ilvl="1">
@@ -2263,7 +2487,7 @@
         <w:ind w:left="1440" w:hanging="360"/>
       </w:pPr>
       <w:rPr>
-        <w:rFonts w:ascii="Courier New" w:hAnsi="Courier New" w:cs="Courier New" w:hint="default"/>
+        <w:rFonts w:ascii="Courier New" w:hAnsi="Courier New" w:cs="Courier New" w:hint="default" w:eastAsia="黑体"/>
       </w:rPr>
     </w:lvl>
     <w:lvl w:ilvl="2">
@@ -2274,7 +2498,7 @@
         <w:ind w:left="2160" w:hanging="360"/>
       </w:pPr>
       <w:rPr>
-        <w:rFonts w:ascii="Wingdings" w:hAnsi="Wingdings" w:cs="Wingdings" w:hint="default"/>
+        <w:rFonts w:ascii="Wingdings" w:hAnsi="Wingdings" w:cs="Wingdings" w:hint="default" w:eastAsia="黑体"/>
       </w:rPr>
     </w:lvl>
     <w:lvl w:ilvl="3">
@@ -2285,7 +2509,7 @@
         <w:ind w:left="2880" w:hanging="360"/>
       </w:pPr>
       <w:rPr>
-        <w:rFonts w:ascii="Symbol" w:hAnsi="Symbol" w:cs="Symbol" w:hint="default"/>
+        <w:rFonts w:ascii="Symbol" w:hAnsi="Symbol" w:cs="Symbol" w:hint="default" w:eastAsia="黑体"/>
       </w:rPr>
     </w:lvl>
     <w:lvl w:ilvl="4">
@@ -2296,7 +2520,7 @@
         <w:ind w:left="3600" w:hanging="360"/>
       </w:pPr>
       <w:rPr>
-        <w:rFonts w:ascii="Courier New" w:hAnsi="Courier New" w:cs="Courier New" w:hint="default"/>
+        <w:rFonts w:ascii="Courier New" w:hAnsi="Courier New" w:cs="Courier New" w:hint="default" w:eastAsia="黑体"/>
       </w:rPr>
     </w:lvl>
     <w:lvl w:ilvl="5">
@@ -2307,7 +2531,7 @@
         <w:ind w:left="4320" w:hanging="360"/>
       </w:pPr>
       <w:rPr>
-        <w:rFonts w:ascii="Wingdings" w:hAnsi="Wingdings" w:cs="Wingdings" w:hint="default"/>
+        <w:rFonts w:ascii="Wingdings" w:hAnsi="Wingdings" w:cs="Wingdings" w:hint="default" w:eastAsia="黑体"/>
       </w:rPr>
     </w:lvl>
     <w:lvl w:ilvl="6">
@@ -2318,7 +2542,7 @@
         <w:ind w:left="5040" w:hanging="360"/>
       </w:pPr>
       <w:rPr>
-        <w:rFonts w:ascii="Symbol" w:hAnsi="Symbol" w:cs="Symbol" w:hint="default"/>
+        <w:rFonts w:ascii="Symbol" w:hAnsi="Symbol" w:cs="Symbol" w:hint="default" w:eastAsia="黑体"/>
       </w:rPr>
     </w:lvl>
     <w:lvl w:ilvl="7">
@@ -2329,7 +2553,7 @@
         <w:ind w:left="5760" w:hanging="360"/>
       </w:pPr>
       <w:rPr>
-        <w:rFonts w:ascii="Courier New" w:hAnsi="Courier New" w:cs="Courier New" w:hint="default"/>
+        <w:rFonts w:ascii="Courier New" w:hAnsi="Courier New" w:cs="Courier New" w:hint="default" w:eastAsia="黑体"/>
       </w:rPr>
     </w:lvl>
     <w:lvl w:ilvl="8">
@@ -2340,7 +2564,7 @@
         <w:ind w:left="6480" w:hanging="360"/>
       </w:pPr>
       <w:rPr>
-        <w:rFonts w:ascii="Wingdings" w:hAnsi="Wingdings" w:cs="Wingdings" w:hint="default"/>
+        <w:rFonts w:ascii="Wingdings" w:hAnsi="Wingdings" w:cs="Wingdings" w:hint="default" w:eastAsia="黑体"/>
       </w:rPr>
     </w:lvl>
   </w:abstractNum>
@@ -2396,11 +2620,11 @@
 </file>
 
 <file path=word/styles.xml><?xml version="1.0" encoding="utf-8"?>
-<w:styles xmlns:mc="http://schemas.openxmlformats.org/markup-compatibility/2006" xmlns:r="http://schemas.openxmlformats.org/officeDocument/2006/relationships" xmlns:w="http://schemas.openxmlformats.org/wordprocessingml/2006/main" xmlns:w14="http://schemas.microsoft.com/office/word/2010/wordml" mc:Ignorable="w14">
+<w:styles xmlns:mc="http://schemas.openxmlformats.org/markup-compatibility/2006" xmlns:w="http://schemas.openxmlformats.org/wordprocessingml/2006/main" xmlns:r="http://schemas.openxmlformats.org/officeDocument/2006/relationships" xmlns:w14="http://schemas.microsoft.com/office/word/2010/wordml" mc:Ignorable="w14">
   <w:docDefaults>
     <w:rPrDefault>
       <w:rPr>
-        <w:rFonts w:asciiTheme="minorHAnsi" w:cstheme="minorBidi" w:eastAsiaTheme="minorEastAsia" w:hAnsiTheme="minorHAnsi"/>
+        <w:rFonts w:asciiTheme="minorHAnsi" w:cstheme="minorBidi" w:hAnsiTheme="minorHAnsi" w:eastAsia="黑体"/>
         <w:sz w:val="22"/>
         <w:szCs w:val="22"/>
         <w:lang w:bidi="ar-SA" w:eastAsia="en-US" w:val="en-US"/>
@@ -2622,7 +2846,7 @@
       <w:outlineLvl w:val="0"/>
     </w:pPr>
     <w:rPr>
-      <w:rFonts w:ascii="Times New Roman" w:asciiTheme="majorHAnsi" w:cstheme="majorBidi" w:eastAsia="黑体" w:eastAsiaTheme="majorEastAsia" w:hAnsi="Times New Roman" w:hAnsiTheme="majorHAnsi"/>
+      <w:rFonts w:ascii="Times New Roman" w:asciiTheme="majorHAnsi" w:cstheme="majorBidi" w:eastAsia="黑体" w:hAnsi="Times New Roman" w:hAnsiTheme="majorHAnsi"/>
       <w:b/>
       <w:bCs/>
       <w:color w:val="1F3864"/>
@@ -2646,7 +2870,7 @@
       <w:outlineLvl w:val="1"/>
     </w:pPr>
     <w:rPr>
-      <w:rFonts w:ascii="Times New Roman" w:asciiTheme="majorHAnsi" w:cstheme="majorBidi" w:eastAsia="黑体" w:eastAsiaTheme="majorEastAsia" w:hAnsi="Times New Roman" w:hAnsiTheme="majorHAnsi"/>
+      <w:rFonts w:ascii="Times New Roman" w:asciiTheme="majorHAnsi" w:cstheme="majorBidi" w:eastAsia="黑体" w:hAnsi="Times New Roman" w:hAnsiTheme="majorHAnsi"/>
       <w:b/>
       <w:bCs/>
       <w:color w:val="2E4E7E"/>
@@ -2670,7 +2894,7 @@
       <w:outlineLvl w:val="2"/>
     </w:pPr>
     <w:rPr>
-      <w:rFonts w:ascii="Times New Roman" w:asciiTheme="majorHAnsi" w:cstheme="majorBidi" w:eastAsia="黑体" w:eastAsiaTheme="majorEastAsia" w:hAnsi="Times New Roman" w:hAnsiTheme="majorHAnsi"/>
+      <w:rFonts w:ascii="Times New Roman" w:asciiTheme="majorHAnsi" w:cstheme="majorBidi" w:eastAsia="黑体" w:hAnsi="Times New Roman" w:hAnsiTheme="majorHAnsi"/>
       <w:b/>
       <w:bCs/>
       <w:color w:val="2E4E7E"/>
@@ -2694,7 +2918,7 @@
       <w:outlineLvl w:val="3"/>
     </w:pPr>
     <w:rPr>
-      <w:rFonts w:ascii="Times New Roman" w:asciiTheme="majorHAnsi" w:cstheme="majorBidi" w:eastAsia="黑体" w:eastAsiaTheme="majorEastAsia" w:hAnsi="Times New Roman" w:hAnsiTheme="majorHAnsi"/>
+      <w:rFonts w:ascii="Times New Roman" w:asciiTheme="majorHAnsi" w:cstheme="majorBidi" w:eastAsia="黑体" w:hAnsi="Times New Roman" w:hAnsiTheme="majorHAnsi"/>
       <w:b/>
       <w:bCs/>
       <w:i/>
@@ -2720,7 +2944,7 @@
       <w:outlineLvl w:val="4"/>
     </w:pPr>
     <w:rPr>
-      <w:rFonts w:ascii="Times New Roman" w:asciiTheme="majorHAnsi" w:cstheme="majorBidi" w:eastAsia="黑体" w:eastAsiaTheme="majorEastAsia" w:hAnsi="Times New Roman" w:hAnsiTheme="majorHAnsi"/>
+      <w:rFonts w:ascii="Times New Roman" w:asciiTheme="majorHAnsi" w:cstheme="majorBidi" w:eastAsia="黑体" w:hAnsi="Times New Roman" w:hAnsiTheme="majorHAnsi"/>
       <w:b/>
       <w:color w:val="333333"/>
       <w:sz w:val="22"/>
@@ -2743,7 +2967,7 @@
       <w:outlineLvl w:val="5"/>
     </w:pPr>
     <w:rPr>
-      <w:rFonts w:asciiTheme="majorHAnsi" w:cstheme="majorBidi" w:eastAsiaTheme="majorEastAsia" w:hAnsiTheme="majorHAnsi"/>
+      <w:rFonts w:asciiTheme="majorHAnsi" w:cstheme="majorBidi" w:hAnsiTheme="majorHAnsi" w:eastAsia="黑体"/>
       <w:i/>
       <w:iCs/>
       <w:color w:themeColor="accent1" w:themeShade="7F" w:val="243F60"/>
@@ -2766,7 +2990,7 @@
       <w:outlineLvl w:val="6"/>
     </w:pPr>
     <w:rPr>
-      <w:rFonts w:asciiTheme="majorHAnsi" w:cstheme="majorBidi" w:eastAsiaTheme="majorEastAsia" w:hAnsiTheme="majorHAnsi"/>
+      <w:rFonts w:asciiTheme="majorHAnsi" w:cstheme="majorBidi" w:hAnsiTheme="majorHAnsi" w:eastAsia="黑体"/>
       <w:i/>
       <w:iCs/>
       <w:color w:themeColor="text1" w:themeTint="BF" w:val="404040"/>
@@ -2789,7 +3013,7 @@
       <w:outlineLvl w:val="7"/>
     </w:pPr>
     <w:rPr>
-      <w:rFonts w:asciiTheme="majorHAnsi" w:cstheme="majorBidi" w:eastAsiaTheme="majorEastAsia" w:hAnsiTheme="majorHAnsi"/>
+      <w:rFonts w:asciiTheme="majorHAnsi" w:cstheme="majorBidi" w:hAnsiTheme="majorHAnsi" w:eastAsia="黑体"/>
       <w:color w:themeColor="accent1" w:val="4F81BD"/>
       <w:sz w:val="20"/>
       <w:szCs w:val="20"/>
@@ -2812,7 +3036,7 @@
       <w:outlineLvl w:val="8"/>
     </w:pPr>
     <w:rPr>
-      <w:rFonts w:asciiTheme="majorHAnsi" w:cstheme="majorBidi" w:eastAsiaTheme="majorEastAsia" w:hAnsiTheme="majorHAnsi"/>
+      <w:rFonts w:asciiTheme="majorHAnsi" w:cstheme="majorBidi" w:hAnsiTheme="majorHAnsi" w:eastAsia="黑体"/>
       <w:i/>
       <w:iCs/>
       <w:color w:themeColor="text1" w:themeTint="BF" w:val="404040"/>
@@ -2863,7 +3087,7 @@
     <w:uiPriority w:val="9"/>
     <w:rsid w:val="00FC693F"/>
     <w:rPr>
-      <w:rFonts w:asciiTheme="majorHAnsi" w:cstheme="majorBidi" w:eastAsiaTheme="majorEastAsia" w:hAnsiTheme="majorHAnsi"/>
+      <w:rFonts w:asciiTheme="majorHAnsi" w:cstheme="majorBidi" w:hAnsiTheme="majorHAnsi" w:eastAsia="黑体"/>
       <w:b/>
       <w:bCs/>
       <w:color w:themeColor="accent1" w:themeShade="BF" w:val="365F91"/>
@@ -2878,7 +3102,7 @@
     <w:uiPriority w:val="9"/>
     <w:rsid w:val="00FC693F"/>
     <w:rPr>
-      <w:rFonts w:asciiTheme="majorHAnsi" w:cstheme="majorBidi" w:eastAsiaTheme="majorEastAsia" w:hAnsiTheme="majorHAnsi"/>
+      <w:rFonts w:asciiTheme="majorHAnsi" w:cstheme="majorBidi" w:hAnsiTheme="majorHAnsi" w:eastAsia="黑体"/>
       <w:b/>
       <w:bCs/>
       <w:color w:themeColor="accent1" w:val="4F81BD"/>
@@ -2893,7 +3117,7 @@
     <w:uiPriority w:val="9"/>
     <w:rsid w:val="00FC693F"/>
     <w:rPr>
-      <w:rFonts w:asciiTheme="majorHAnsi" w:cstheme="majorBidi" w:eastAsiaTheme="majorEastAsia" w:hAnsiTheme="majorHAnsi"/>
+      <w:rFonts w:asciiTheme="majorHAnsi" w:cstheme="majorBidi" w:hAnsiTheme="majorHAnsi" w:eastAsia="黑体"/>
       <w:b/>
       <w:bCs/>
       <w:color w:themeColor="accent1" w:val="4F81BD"/>
@@ -2916,7 +3140,7 @@
       <w:contextualSpacing/>
     </w:pPr>
     <w:rPr>
-      <w:rFonts w:ascii="Times New Roman" w:asciiTheme="majorHAnsi" w:cstheme="majorBidi" w:eastAsia="黑体" w:eastAsiaTheme="majorEastAsia" w:hAnsi="Times New Roman" w:hAnsiTheme="majorHAnsi"/>
+      <w:rFonts w:ascii="Times New Roman" w:asciiTheme="majorHAnsi" w:cstheme="majorBidi" w:eastAsia="黑体" w:hAnsi="Times New Roman" w:hAnsiTheme="majorHAnsi"/>
       <w:b/>
       <w:color w:val="1F3864"/>
       <w:spacing w:val="5"/>
@@ -2932,7 +3156,7 @@
     <w:uiPriority w:val="10"/>
     <w:rsid w:val="00FC693F"/>
     <w:rPr>
-      <w:rFonts w:asciiTheme="majorHAnsi" w:cstheme="majorBidi" w:eastAsiaTheme="majorEastAsia" w:hAnsiTheme="majorHAnsi"/>
+      <w:rFonts w:asciiTheme="majorHAnsi" w:cstheme="majorBidi" w:hAnsiTheme="majorHAnsi" w:eastAsia="黑体"/>
       <w:color w:themeColor="text2" w:themeShade="BF" w:val="17365D"/>
       <w:spacing w:val="5"/>
       <w:kern w:val="28"/>
@@ -2954,7 +3178,7 @@
       </w:numPr>
     </w:pPr>
     <w:rPr>
-      <w:rFonts w:asciiTheme="majorHAnsi" w:cstheme="majorBidi" w:eastAsiaTheme="majorEastAsia" w:hAnsiTheme="majorHAnsi"/>
+      <w:rFonts w:asciiTheme="majorHAnsi" w:cstheme="majorBidi" w:hAnsiTheme="majorHAnsi" w:eastAsia="黑体"/>
       <w:i/>
       <w:iCs/>
       <w:color w:themeColor="accent1" w:val="4F81BD"/>
@@ -2970,7 +3194,7 @@
     <w:uiPriority w:val="11"/>
     <w:rsid w:val="00FC693F"/>
     <w:rPr>
-      <w:rFonts w:asciiTheme="majorHAnsi" w:cstheme="majorBidi" w:eastAsiaTheme="majorEastAsia" w:hAnsiTheme="majorHAnsi"/>
+      <w:rFonts w:asciiTheme="majorHAnsi" w:cstheme="majorBidi" w:hAnsiTheme="majorHAnsi" w:eastAsia="黑体"/>
       <w:i/>
       <w:iCs/>
       <w:color w:themeColor="accent1" w:val="4F81BD"/>
@@ -3037,6 +3261,7 @@
       <w:spacing w:after="120"/>
     </w:pPr>
     <w:rPr>
+      <w:rFonts w:eastAsia="黑体"/>
       <w:sz w:val="16"/>
       <w:szCs w:val="16"/>
     </w:rPr>
@@ -3048,6 +3273,7 @@
     <w:uiPriority w:val="99"/>
     <w:rsid w:val="00AA1D8D"/>
     <w:rPr>
+      <w:rFonts w:eastAsia="黑体"/>
       <w:sz w:val="16"/>
       <w:szCs w:val="16"/>
     </w:rPr>
@@ -3217,7 +3443,7 @@
       </w:tabs>
     </w:pPr>
     <w:rPr>
-      <w:rFonts w:ascii="Courier" w:hAnsi="Courier"/>
+      <w:rFonts w:ascii="Courier" w:hAnsi="Courier" w:eastAsia="黑体"/>
       <w:sz w:val="20"/>
       <w:szCs w:val="20"/>
     </w:rPr>
@@ -3229,7 +3455,7 @@
     <w:uiPriority w:val="99"/>
     <w:rsid w:val="0029639D"/>
     <w:rPr>
-      <w:rFonts w:ascii="Courier" w:hAnsi="Courier"/>
+      <w:rFonts w:ascii="Courier" w:hAnsi="Courier" w:eastAsia="黑体"/>
       <w:sz w:val="20"/>
       <w:szCs w:val="20"/>
     </w:rPr>
@@ -3265,6 +3491,7 @@
     <w:uiPriority w:val="29"/>
     <w:rsid w:val="00FC693F"/>
     <w:rPr>
+      <w:rFonts w:eastAsia="黑体"/>
       <w:i/>
       <w:iCs/>
       <w:color w:themeColor="text1" w:val="000000"/>
@@ -3278,7 +3505,7 @@
     <w:semiHidden/>
     <w:rsid w:val="00FC693F"/>
     <w:rPr>
-      <w:rFonts w:asciiTheme="majorHAnsi" w:cstheme="majorBidi" w:eastAsiaTheme="majorEastAsia" w:hAnsiTheme="majorHAnsi"/>
+      <w:rFonts w:asciiTheme="majorHAnsi" w:cstheme="majorBidi" w:hAnsiTheme="majorHAnsi" w:eastAsia="黑体"/>
       <w:b/>
       <w:bCs/>
       <w:i/>
@@ -3294,7 +3521,7 @@
     <w:semiHidden/>
     <w:rsid w:val="00FC693F"/>
     <w:rPr>
-      <w:rFonts w:asciiTheme="majorHAnsi" w:cstheme="majorBidi" w:eastAsiaTheme="majorEastAsia" w:hAnsiTheme="majorHAnsi"/>
+      <w:rFonts w:asciiTheme="majorHAnsi" w:cstheme="majorBidi" w:hAnsiTheme="majorHAnsi" w:eastAsia="黑体"/>
       <w:color w:themeColor="accent1" w:themeShade="7F" w:val="243F60"/>
     </w:rPr>
   </w:style>
@@ -3306,7 +3533,7 @@
     <w:semiHidden/>
     <w:rsid w:val="00FC693F"/>
     <w:rPr>
-      <w:rFonts w:asciiTheme="majorHAnsi" w:cstheme="majorBidi" w:eastAsiaTheme="majorEastAsia" w:hAnsiTheme="majorHAnsi"/>
+      <w:rFonts w:asciiTheme="majorHAnsi" w:cstheme="majorBidi" w:hAnsiTheme="majorHAnsi" w:eastAsia="黑体"/>
       <w:i/>
       <w:iCs/>
       <w:color w:themeColor="accent1" w:themeShade="7F" w:val="243F60"/>
@@ -3320,7 +3547,7 @@
     <w:semiHidden/>
     <w:rsid w:val="00FC693F"/>
     <w:rPr>
-      <w:rFonts w:asciiTheme="majorHAnsi" w:cstheme="majorBidi" w:eastAsiaTheme="majorEastAsia" w:hAnsiTheme="majorHAnsi"/>
+      <w:rFonts w:asciiTheme="majorHAnsi" w:cstheme="majorBidi" w:hAnsiTheme="majorHAnsi" w:eastAsia="黑体"/>
       <w:i/>
       <w:iCs/>
       <w:color w:themeColor="text1" w:themeTint="BF" w:val="404040"/>
@@ -3334,7 +3561,7 @@
     <w:semiHidden/>
     <w:rsid w:val="00FC693F"/>
     <w:rPr>
-      <w:rFonts w:asciiTheme="majorHAnsi" w:cstheme="majorBidi" w:eastAsiaTheme="majorEastAsia" w:hAnsiTheme="majorHAnsi"/>
+      <w:rFonts w:asciiTheme="majorHAnsi" w:cstheme="majorBidi" w:hAnsiTheme="majorHAnsi" w:eastAsia="黑体"/>
       <w:color w:themeColor="accent1" w:val="4F81BD"/>
       <w:sz w:val="20"/>
       <w:szCs w:val="20"/>
@@ -3348,7 +3575,7 @@
     <w:semiHidden/>
     <w:rsid w:val="00FC693F"/>
     <w:rPr>
-      <w:rFonts w:asciiTheme="majorHAnsi" w:cstheme="majorBidi" w:eastAsiaTheme="majorEastAsia" w:hAnsiTheme="majorHAnsi"/>
+      <w:rFonts w:asciiTheme="majorHAnsi" w:cstheme="majorBidi" w:hAnsiTheme="majorHAnsi" w:eastAsia="黑体"/>
       <w:i/>
       <w:iCs/>
       <w:color w:themeColor="text1" w:themeTint="BF" w:val="404040"/>
@@ -3369,6 +3596,7 @@
       <w:spacing w:line="240" w:lineRule="auto"/>
     </w:pPr>
     <w:rPr>
+      <w:rFonts w:eastAsia="黑体"/>
       <w:b/>
       <w:bCs/>
       <w:color w:themeColor="accent1" w:val="4F81BD"/>
@@ -3383,6 +3611,7 @@
     <w:qFormat/>
     <w:rsid w:val="00FC693F"/>
     <w:rPr>
+      <w:rFonts w:eastAsia="黑体"/>
       <w:b/>
       <w:bCs/>
     </w:rPr>
@@ -3394,6 +3623,7 @@
     <w:qFormat/>
     <w:rsid w:val="00FC693F"/>
     <w:rPr>
+      <w:rFonts w:eastAsia="黑体"/>
       <w:i/>
       <w:iCs/>
     </w:rPr>
@@ -3414,6 +3644,7 @@
       <w:ind w:left="936" w:right="936"/>
     </w:pPr>
     <w:rPr>
+      <w:rFonts w:eastAsia="黑体"/>
       <w:b/>
       <w:bCs/>
       <w:i/>
@@ -3428,6 +3659,7 @@
     <w:uiPriority w:val="30"/>
     <w:rsid w:val="00FC693F"/>
     <w:rPr>
+      <w:rFonts w:eastAsia="黑体"/>
       <w:b/>
       <w:bCs/>
       <w:i/>
@@ -3442,6 +3674,7 @@
     <w:qFormat/>
     <w:rsid w:val="00FC693F"/>
     <w:rPr>
+      <w:rFonts w:eastAsia="黑体"/>
       <w:i/>
       <w:iCs/>
       <w:color w:themeColor="text1" w:themeTint="7F" w:val="808080"/>
@@ -3454,6 +3687,7 @@
     <w:qFormat/>
     <w:rsid w:val="00FC693F"/>
     <w:rPr>
+      <w:rFonts w:eastAsia="黑体"/>
       <w:b/>
       <w:bCs/>
       <w:i/>
@@ -3468,6 +3702,7 @@
     <w:qFormat/>
     <w:rsid w:val="00FC693F"/>
     <w:rPr>
+      <w:rFonts w:eastAsia="黑体"/>
       <w:smallCaps/>
       <w:color w:themeColor="accent2" w:val="C0504D"/>
       <w:u w:val="single"/>
@@ -3480,6 +3715,7 @@
     <w:qFormat/>
     <w:rsid w:val="00FC693F"/>
     <w:rPr>
+      <w:rFonts w:eastAsia="黑体"/>
       <w:b/>
       <w:bCs/>
       <w:smallCaps/>
@@ -3495,6 +3731,7 @@
     <w:qFormat/>
     <w:rsid w:val="00FC693F"/>
     <w:rPr>
+      <w:rFonts w:eastAsia="黑体"/>
       <w:b/>
       <w:bCs/>
       <w:smallCaps/>
@@ -3549,6 +3786,7 @@
       <w:spacing w:after="0" w:line="240" w:lineRule="auto"/>
     </w:pPr>
     <w:rPr>
+      <w:rFonts w:eastAsia="黑体"/>
       <w:color w:themeColor="text1" w:themeShade="BF" w:val="000000"/>
     </w:rPr>
     <w:tblPr>
@@ -3571,6 +3809,7 @@
         <w:spacing w:after="0" w:before="0" w:line="240" w:lineRule="auto"/>
       </w:pPr>
       <w:rPr>
+        <w:rFonts w:eastAsia="黑体"/>
         <w:b/>
         <w:bCs/>
       </w:rPr>
@@ -3591,6 +3830,7 @@
         <w:spacing w:after="0" w:before="0" w:line="240" w:lineRule="auto"/>
       </w:pPr>
       <w:rPr>
+        <w:rFonts w:eastAsia="黑体"/>
         <w:b/>
         <w:bCs/>
       </w:rPr>
@@ -3608,12 +3848,14 @@
     </w:tblStylePr>
     <w:tblStylePr w:type="firstCol">
       <w:rPr>
+        <w:rFonts w:eastAsia="黑体"/>
         <w:b/>
         <w:bCs/>
       </w:rPr>
     </w:tblStylePr>
     <w:tblStylePr w:type="lastCol">
       <w:rPr>
+        <w:rFonts w:eastAsia="黑体"/>
         <w:b/>
         <w:bCs/>
       </w:rPr>
@@ -3652,6 +3894,7 @@
       <w:spacing w:after="0" w:line="240" w:lineRule="auto"/>
     </w:pPr>
     <w:rPr>
+      <w:rFonts w:eastAsia="黑体"/>
       <w:color w:themeColor="accent1" w:themeShade="BF" w:val="365F91"/>
     </w:rPr>
     <w:tblPr>
@@ -3674,6 +3917,7 @@
         <w:spacing w:after="0" w:before="0" w:line="240" w:lineRule="auto"/>
       </w:pPr>
       <w:rPr>
+        <w:rFonts w:eastAsia="黑体"/>
         <w:b/>
         <w:bCs/>
       </w:rPr>
@@ -3694,6 +3938,7 @@
         <w:spacing w:after="0" w:before="0" w:line="240" w:lineRule="auto"/>
       </w:pPr>
       <w:rPr>
+        <w:rFonts w:eastAsia="黑体"/>
         <w:b/>
         <w:bCs/>
       </w:rPr>
@@ -3711,12 +3956,14 @@
     </w:tblStylePr>
     <w:tblStylePr w:type="firstCol">
       <w:rPr>
+        <w:rFonts w:eastAsia="黑体"/>
         <w:b/>
         <w:bCs/>
       </w:rPr>
     </w:tblStylePr>
     <w:tblStylePr w:type="lastCol">
       <w:rPr>
+        <w:rFonts w:eastAsia="黑体"/>
         <w:b/>
         <w:bCs/>
       </w:rPr>
@@ -3755,6 +4002,7 @@
       <w:spacing w:after="0" w:line="240" w:lineRule="auto"/>
     </w:pPr>
     <w:rPr>
+      <w:rFonts w:eastAsia="黑体"/>
       <w:color w:themeColor="accent2" w:themeShade="BF" w:val="943634"/>
     </w:rPr>
     <w:tblPr>
@@ -3777,6 +4025,7 @@
         <w:spacing w:after="0" w:before="0" w:line="240" w:lineRule="auto"/>
       </w:pPr>
       <w:rPr>
+        <w:rFonts w:eastAsia="黑体"/>
         <w:b/>
         <w:bCs/>
       </w:rPr>
@@ -3797,6 +4046,7 @@
         <w:spacing w:after="0" w:before="0" w:line="240" w:lineRule="auto"/>
       </w:pPr>
       <w:rPr>
+        <w:rFonts w:eastAsia="黑体"/>
         <w:b/>
         <w:bCs/>
       </w:rPr>
@@ -3814,12 +4064,14 @@
     </w:tblStylePr>
     <w:tblStylePr w:type="firstCol">
       <w:rPr>
+        <w:rFonts w:eastAsia="黑体"/>
         <w:b/>
         <w:bCs/>
       </w:rPr>
     </w:tblStylePr>
     <w:tblStylePr w:type="lastCol">
       <w:rPr>
+        <w:rFonts w:eastAsia="黑体"/>
         <w:b/>
         <w:bCs/>
       </w:rPr>
@@ -3858,6 +4110,7 @@
       <w:spacing w:after="0" w:line="240" w:lineRule="auto"/>
     </w:pPr>
     <w:rPr>
+      <w:rFonts w:eastAsia="黑体"/>
       <w:color w:themeColor="accent3" w:themeShade="BF" w:val="76923C"/>
     </w:rPr>
     <w:tblPr>
@@ -3880,6 +4133,7 @@
         <w:spacing w:after="0" w:before="0" w:line="240" w:lineRule="auto"/>
       </w:pPr>
       <w:rPr>
+        <w:rFonts w:eastAsia="黑体"/>
         <w:b/>
         <w:bCs/>
       </w:rPr>
@@ -3900,6 +4154,7 @@
         <w:spacing w:after="0" w:before="0" w:line="240" w:lineRule="auto"/>
       </w:pPr>
       <w:rPr>
+        <w:rFonts w:eastAsia="黑体"/>
         <w:b/>
         <w:bCs/>
       </w:rPr>
@@ -3917,12 +4172,14 @@
     </w:tblStylePr>
     <w:tblStylePr w:type="firstCol">
       <w:rPr>
+        <w:rFonts w:eastAsia="黑体"/>
         <w:b/>
         <w:bCs/>
       </w:rPr>
     </w:tblStylePr>
     <w:tblStylePr w:type="lastCol">
       <w:rPr>
+        <w:rFonts w:eastAsia="黑体"/>
         <w:b/>
         <w:bCs/>
       </w:rPr>
@@ -3961,6 +4218,7 @@
       <w:spacing w:after="0" w:line="240" w:lineRule="auto"/>
     </w:pPr>
     <w:rPr>
+      <w:rFonts w:eastAsia="黑体"/>
       <w:color w:themeColor="accent4" w:themeShade="BF" w:val="5F497A"/>
     </w:rPr>
     <w:tblPr>
@@ -3983,6 +4241,7 @@
         <w:spacing w:after="0" w:before="0" w:line="240" w:lineRule="auto"/>
       </w:pPr>
       <w:rPr>
+        <w:rFonts w:eastAsia="黑体"/>
         <w:b/>
         <w:bCs/>
       </w:rPr>
@@ -4003,6 +4262,7 @@
         <w:spacing w:after="0" w:before="0" w:line="240" w:lineRule="auto"/>
       </w:pPr>
       <w:rPr>
+        <w:rFonts w:eastAsia="黑体"/>
         <w:b/>
         <w:bCs/>
       </w:rPr>
@@ -4020,12 +4280,14 @@
     </w:tblStylePr>
     <w:tblStylePr w:type="firstCol">
       <w:rPr>
+        <w:rFonts w:eastAsia="黑体"/>
         <w:b/>
         <w:bCs/>
       </w:rPr>
     </w:tblStylePr>
     <w:tblStylePr w:type="lastCol">
       <w:rPr>
+        <w:rFonts w:eastAsia="黑体"/>
         <w:b/>
         <w:bCs/>
       </w:rPr>
@@ -4064,6 +4326,7 @@
       <w:spacing w:after="0" w:line="240" w:lineRule="auto"/>
     </w:pPr>
     <w:rPr>
+      <w:rFonts w:eastAsia="黑体"/>
       <w:color w:themeColor="accent5" w:themeShade="BF" w:val="31849B"/>
     </w:rPr>
     <w:tblPr>
@@ -4086,6 +4349,7 @@
         <w:spacing w:after="0" w:before="0" w:line="240" w:lineRule="auto"/>
       </w:pPr>
       <w:rPr>
+        <w:rFonts w:eastAsia="黑体"/>
         <w:b/>
         <w:bCs/>
       </w:rPr>
@@ -4106,6 +4370,7 @@
         <w:spacing w:after="0" w:before="0" w:line="240" w:lineRule="auto"/>
       </w:pPr>
       <w:rPr>
+        <w:rFonts w:eastAsia="黑体"/>
         <w:b/>
         <w:bCs/>
       </w:rPr>
@@ -4123,12 +4388,14 @@
     </w:tblStylePr>
     <w:tblStylePr w:type="firstCol">
       <w:rPr>
+        <w:rFonts w:eastAsia="黑体"/>
         <w:b/>
         <w:bCs/>
       </w:rPr>
     </w:tblStylePr>
     <w:tblStylePr w:type="lastCol">
       <w:rPr>
+        <w:rFonts w:eastAsia="黑体"/>
         <w:b/>
         <w:bCs/>
       </w:rPr>
@@ -4167,6 +4434,7 @@
       <w:spacing w:after="0" w:line="240" w:lineRule="auto"/>
     </w:pPr>
     <w:rPr>
+      <w:rFonts w:eastAsia="黑体"/>
       <w:color w:themeColor="accent6" w:themeShade="BF" w:val="E36C0A"/>
     </w:rPr>
     <w:tblPr>
@@ -4189,6 +4457,7 @@
         <w:spacing w:after="0" w:before="0" w:line="240" w:lineRule="auto"/>
       </w:pPr>
       <w:rPr>
+        <w:rFonts w:eastAsia="黑体"/>
         <w:b/>
         <w:bCs/>
       </w:rPr>
@@ -4209,6 +4478,7 @@
         <w:spacing w:after="0" w:before="0" w:line="240" w:lineRule="auto"/>
       </w:pPr>
       <w:rPr>
+        <w:rFonts w:eastAsia="黑体"/>
         <w:b/>
         <w:bCs/>
       </w:rPr>
@@ -4226,12 +4496,14 @@
     </w:tblStylePr>
     <w:tblStylePr w:type="firstCol">
       <w:rPr>
+        <w:rFonts w:eastAsia="黑体"/>
         <w:b/>
         <w:bCs/>
       </w:rPr>
     </w:tblStylePr>
     <w:tblStylePr w:type="lastCol">
       <w:rPr>
+        <w:rFonts w:eastAsia="黑体"/>
         <w:b/>
         <w:bCs/>
       </w:rPr>
@@ -4291,6 +4563,7 @@
         <w:spacing w:after="0" w:before="0" w:line="240" w:lineRule="auto"/>
       </w:pPr>
       <w:rPr>
+        <w:rFonts w:eastAsia="黑体"/>
         <w:b/>
         <w:bCs/>
         <w:color w:themeColor="background1" w:val="FFFFFF"/>
@@ -4305,6 +4578,7 @@
         <w:spacing w:after="0" w:before="0" w:line="240" w:lineRule="auto"/>
       </w:pPr>
       <w:rPr>
+        <w:rFonts w:eastAsia="黑体"/>
         <w:b/>
         <w:bCs/>
       </w:rPr>
@@ -4320,12 +4594,14 @@
     </w:tblStylePr>
     <w:tblStylePr w:type="firstCol">
       <w:rPr>
+        <w:rFonts w:eastAsia="黑体"/>
         <w:b/>
         <w:bCs/>
       </w:rPr>
     </w:tblStylePr>
     <w:tblStylePr w:type="lastCol">
       <w:rPr>
+        <w:rFonts w:eastAsia="黑体"/>
         <w:b/>
         <w:bCs/>
       </w:rPr>
@@ -4383,6 +4659,7 @@
         <w:spacing w:after="0" w:before="0" w:line="240" w:lineRule="auto"/>
       </w:pPr>
       <w:rPr>
+        <w:rFonts w:eastAsia="黑体"/>
         <w:b/>
         <w:bCs/>
         <w:color w:themeColor="background1" w:val="FFFFFF"/>
@@ -4397,6 +4674,7 @@
         <w:spacing w:after="0" w:before="0" w:line="240" w:lineRule="auto"/>
       </w:pPr>
       <w:rPr>
+        <w:rFonts w:eastAsia="黑体"/>
         <w:b/>
         <w:bCs/>
       </w:rPr>
@@ -4412,12 +4690,14 @@
     </w:tblStylePr>
     <w:tblStylePr w:type="firstCol">
       <w:rPr>
+        <w:rFonts w:eastAsia="黑体"/>
         <w:b/>
         <w:bCs/>
       </w:rPr>
     </w:tblStylePr>
     <w:tblStylePr w:type="lastCol">
       <w:rPr>
+        <w:rFonts w:eastAsia="黑体"/>
         <w:b/>
         <w:bCs/>
       </w:rPr>
@@ -4475,6 +4755,7 @@
         <w:spacing w:after="0" w:before="0" w:line="240" w:lineRule="auto"/>
       </w:pPr>
       <w:rPr>
+        <w:rFonts w:eastAsia="黑体"/>
         <w:b/>
         <w:bCs/>
         <w:color w:themeColor="background1" w:val="FFFFFF"/>
@@ -4489,6 +4770,7 @@
         <w:spacing w:after="0" w:before="0" w:line="240" w:lineRule="auto"/>
       </w:pPr>
       <w:rPr>
+        <w:rFonts w:eastAsia="黑体"/>
         <w:b/>
         <w:bCs/>
       </w:rPr>
@@ -4504,12 +4786,14 @@
     </w:tblStylePr>
     <w:tblStylePr w:type="firstCol">
       <w:rPr>
+        <w:rFonts w:eastAsia="黑体"/>
         <w:b/>
         <w:bCs/>
       </w:rPr>
     </w:tblStylePr>
     <w:tblStylePr w:type="lastCol">
       <w:rPr>
+        <w:rFonts w:eastAsia="黑体"/>
         <w:b/>
         <w:bCs/>
       </w:rPr>
@@ -4567,6 +4851,7 @@
         <w:spacing w:after="0" w:before="0" w:line="240" w:lineRule="auto"/>
       </w:pPr>
       <w:rPr>
+        <w:rFonts w:eastAsia="黑体"/>
         <w:b/>
         <w:bCs/>
         <w:color w:themeColor="background1" w:val="FFFFFF"/>
@@ -4581,6 +4866,7 @@
         <w:spacing w:after="0" w:before="0" w:line="240" w:lineRule="auto"/>
       </w:pPr>
       <w:rPr>
+        <w:rFonts w:eastAsia="黑体"/>
         <w:b/>
         <w:bCs/>
       </w:rPr>
@@ -4596,12 +4882,14 @@
     </w:tblStylePr>
     <w:tblStylePr w:type="firstCol">
       <w:rPr>
+        <w:rFonts w:eastAsia="黑体"/>
         <w:b/>
         <w:bCs/>
       </w:rPr>
     </w:tblStylePr>
     <w:tblStylePr w:type="lastCol">
       <w:rPr>
+        <w:rFonts w:eastAsia="黑体"/>
         <w:b/>
         <w:bCs/>
       </w:rPr>
@@ -4659,6 +4947,7 @@
         <w:spacing w:after="0" w:before="0" w:line="240" w:lineRule="auto"/>
       </w:pPr>
       <w:rPr>
+        <w:rFonts w:eastAsia="黑体"/>
         <w:b/>
         <w:bCs/>
         <w:color w:themeColor="background1" w:val="FFFFFF"/>
@@ -4673,6 +4962,7 @@
         <w:spacing w:after="0" w:before="0" w:line="240" w:lineRule="auto"/>
       </w:pPr>
       <w:rPr>
+        <w:rFonts w:eastAsia="黑体"/>
         <w:b/>
         <w:bCs/>
       </w:rPr>
@@ -4688,12 +4978,14 @@
     </w:tblStylePr>
     <w:tblStylePr w:type="firstCol">
       <w:rPr>
+        <w:rFonts w:eastAsia="黑体"/>
         <w:b/>
         <w:bCs/>
       </w:rPr>
     </w:tblStylePr>
     <w:tblStylePr w:type="lastCol">
       <w:rPr>
+        <w:rFonts w:eastAsia="黑体"/>
         <w:b/>
         <w:bCs/>
       </w:rPr>
@@ -4751,6 +5043,7 @@
         <w:spacing w:after="0" w:before="0" w:line="240" w:lineRule="auto"/>
       </w:pPr>
       <w:rPr>
+        <w:rFonts w:eastAsia="黑体"/>
         <w:b/>
         <w:bCs/>
         <w:color w:themeColor="background1" w:val="FFFFFF"/>
@@ -4765,6 +5058,7 @@
         <w:spacing w:after="0" w:before="0" w:line="240" w:lineRule="auto"/>
       </w:pPr>
       <w:rPr>
+        <w:rFonts w:eastAsia="黑体"/>
         <w:b/>
         <w:bCs/>
       </w:rPr>
@@ -4780,12 +5074,14 @@
     </w:tblStylePr>
     <w:tblStylePr w:type="firstCol">
       <w:rPr>
+        <w:rFonts w:eastAsia="黑体"/>
         <w:b/>
         <w:bCs/>
       </w:rPr>
     </w:tblStylePr>
     <w:tblStylePr w:type="lastCol">
       <w:rPr>
+        <w:rFonts w:eastAsia="黑体"/>
         <w:b/>
         <w:bCs/>
       </w:rPr>
@@ -4843,6 +5139,7 @@
         <w:spacing w:after="0" w:before="0" w:line="240" w:lineRule="auto"/>
       </w:pPr>
       <w:rPr>
+        <w:rFonts w:eastAsia="黑体"/>
         <w:b/>
         <w:bCs/>
         <w:color w:themeColor="background1" w:val="FFFFFF"/>
@@ -4857,6 +5154,7 @@
         <w:spacing w:after="0" w:before="0" w:line="240" w:lineRule="auto"/>
       </w:pPr>
       <w:rPr>
+        <w:rFonts w:eastAsia="黑体"/>
         <w:b/>
         <w:bCs/>
       </w:rPr>
@@ -4872,12 +5170,14 @@
     </w:tblStylePr>
     <w:tblStylePr w:type="firstCol">
       <w:rPr>
+        <w:rFonts w:eastAsia="黑体"/>
         <w:b/>
         <w:bCs/>
       </w:rPr>
     </w:tblStylePr>
     <w:tblStylePr w:type="lastCol">
       <w:rPr>
+        <w:rFonts w:eastAsia="黑体"/>
         <w:b/>
         <w:bCs/>
       </w:rPr>
@@ -4937,7 +5237,7 @@
         <w:spacing w:after="0" w:before="0" w:line="240" w:lineRule="auto"/>
       </w:pPr>
       <w:rPr>
-        <w:rFonts w:asciiTheme="majorHAnsi" w:cstheme="majorBidi" w:eastAsiaTheme="majorEastAsia" w:hAnsiTheme="majorHAnsi"/>
+        <w:rFonts w:asciiTheme="majorHAnsi" w:cstheme="majorBidi" w:hAnsiTheme="majorHAnsi" w:eastAsia="黑体"/>
         <w:b/>
         <w:bCs/>
       </w:rPr>
@@ -4958,7 +5258,7 @@
         <w:spacing w:after="0" w:before="0" w:line="240" w:lineRule="auto"/>
       </w:pPr>
       <w:rPr>
-        <w:rFonts w:asciiTheme="majorHAnsi" w:cstheme="majorBidi" w:eastAsiaTheme="majorEastAsia" w:hAnsiTheme="majorHAnsi"/>
+        <w:rFonts w:asciiTheme="majorHAnsi" w:cstheme="majorBidi" w:hAnsiTheme="majorHAnsi" w:eastAsia="黑体"/>
         <w:b/>
         <w:bCs/>
       </w:rPr>
@@ -4976,14 +5276,14 @@
     </w:tblStylePr>
     <w:tblStylePr w:type="firstCol">
       <w:rPr>
-        <w:rFonts w:asciiTheme="majorHAnsi" w:cstheme="majorBidi" w:eastAsiaTheme="majorEastAsia" w:hAnsiTheme="majorHAnsi"/>
+        <w:rFonts w:asciiTheme="majorHAnsi" w:cstheme="majorBidi" w:hAnsiTheme="majorHAnsi" w:eastAsia="黑体"/>
         <w:b/>
         <w:bCs/>
       </w:rPr>
     </w:tblStylePr>
     <w:tblStylePr w:type="lastCol">
       <w:rPr>
-        <w:rFonts w:asciiTheme="majorHAnsi" w:cstheme="majorBidi" w:eastAsiaTheme="majorEastAsia" w:hAnsiTheme="majorHAnsi"/>
+        <w:rFonts w:asciiTheme="majorHAnsi" w:cstheme="majorBidi" w:hAnsiTheme="majorHAnsi" w:eastAsia="黑体"/>
         <w:b/>
         <w:bCs/>
       </w:rPr>
@@ -5067,7 +5367,7 @@
         <w:spacing w:after="0" w:before="0" w:line="240" w:lineRule="auto"/>
       </w:pPr>
       <w:rPr>
-        <w:rFonts w:asciiTheme="majorHAnsi" w:cstheme="majorBidi" w:eastAsiaTheme="majorEastAsia" w:hAnsiTheme="majorHAnsi"/>
+        <w:rFonts w:asciiTheme="majorHAnsi" w:cstheme="majorBidi" w:hAnsiTheme="majorHAnsi" w:eastAsia="黑体"/>
         <w:b/>
         <w:bCs/>
       </w:rPr>
@@ -5088,7 +5388,7 @@
         <w:spacing w:after="0" w:before="0" w:line="240" w:lineRule="auto"/>
       </w:pPr>
       <w:rPr>
-        <w:rFonts w:asciiTheme="majorHAnsi" w:cstheme="majorBidi" w:eastAsiaTheme="majorEastAsia" w:hAnsiTheme="majorHAnsi"/>
+        <w:rFonts w:asciiTheme="majorHAnsi" w:cstheme="majorBidi" w:hAnsiTheme="majorHAnsi" w:eastAsia="黑体"/>
         <w:b/>
         <w:bCs/>
       </w:rPr>
@@ -5106,14 +5406,14 @@
     </w:tblStylePr>
     <w:tblStylePr w:type="firstCol">
       <w:rPr>
-        <w:rFonts w:asciiTheme="majorHAnsi" w:cstheme="majorBidi" w:eastAsiaTheme="majorEastAsia" w:hAnsiTheme="majorHAnsi"/>
+        <w:rFonts w:asciiTheme="majorHAnsi" w:cstheme="majorBidi" w:hAnsiTheme="majorHAnsi" w:eastAsia="黑体"/>
         <w:b/>
         <w:bCs/>
       </w:rPr>
     </w:tblStylePr>
     <w:tblStylePr w:type="lastCol">
       <w:rPr>
-        <w:rFonts w:asciiTheme="majorHAnsi" w:cstheme="majorBidi" w:eastAsiaTheme="majorEastAsia" w:hAnsiTheme="majorHAnsi"/>
+        <w:rFonts w:asciiTheme="majorHAnsi" w:cstheme="majorBidi" w:hAnsiTheme="majorHAnsi" w:eastAsia="黑体"/>
         <w:b/>
         <w:bCs/>
       </w:rPr>
@@ -5197,7 +5497,7 @@
         <w:spacing w:after="0" w:before="0" w:line="240" w:lineRule="auto"/>
       </w:pPr>
       <w:rPr>
-        <w:rFonts w:asciiTheme="majorHAnsi" w:cstheme="majorBidi" w:eastAsiaTheme="majorEastAsia" w:hAnsiTheme="majorHAnsi"/>
+        <w:rFonts w:asciiTheme="majorHAnsi" w:cstheme="majorBidi" w:hAnsiTheme="majorHAnsi" w:eastAsia="黑体"/>
         <w:b/>
         <w:bCs/>
       </w:rPr>
@@ -5218,7 +5518,7 @@
         <w:spacing w:after="0" w:before="0" w:line="240" w:lineRule="auto"/>
       </w:pPr>
       <w:rPr>
-        <w:rFonts w:asciiTheme="majorHAnsi" w:cstheme="majorBidi" w:eastAsiaTheme="majorEastAsia" w:hAnsiTheme="majorHAnsi"/>
+        <w:rFonts w:asciiTheme="majorHAnsi" w:cstheme="majorBidi" w:hAnsiTheme="majorHAnsi" w:eastAsia="黑体"/>
         <w:b/>
         <w:bCs/>
       </w:rPr>
@@ -5236,14 +5536,14 @@
     </w:tblStylePr>
     <w:tblStylePr w:type="firstCol">
       <w:rPr>
-        <w:rFonts w:asciiTheme="majorHAnsi" w:cstheme="majorBidi" w:eastAsiaTheme="majorEastAsia" w:hAnsiTheme="majorHAnsi"/>
+        <w:rFonts w:asciiTheme="majorHAnsi" w:cstheme="majorBidi" w:hAnsiTheme="majorHAnsi" w:eastAsia="黑体"/>
         <w:b/>
         <w:bCs/>
       </w:rPr>
     </w:tblStylePr>
     <w:tblStylePr w:type="lastCol">
       <w:rPr>
-        <w:rFonts w:asciiTheme="majorHAnsi" w:cstheme="majorBidi" w:eastAsiaTheme="majorEastAsia" w:hAnsiTheme="majorHAnsi"/>
+        <w:rFonts w:asciiTheme="majorHAnsi" w:cstheme="majorBidi" w:hAnsiTheme="majorHAnsi" w:eastAsia="黑体"/>
         <w:b/>
         <w:bCs/>
       </w:rPr>
@@ -5327,7 +5627,7 @@
         <w:spacing w:after="0" w:before="0" w:line="240" w:lineRule="auto"/>
       </w:pPr>
       <w:rPr>
-        <w:rFonts w:asciiTheme="majorHAnsi" w:cstheme="majorBidi" w:eastAsiaTheme="majorEastAsia" w:hAnsiTheme="majorHAnsi"/>
+        <w:rFonts w:asciiTheme="majorHAnsi" w:cstheme="majorBidi" w:hAnsiTheme="majorHAnsi" w:eastAsia="黑体"/>
         <w:b/>
         <w:bCs/>
       </w:rPr>
@@ -5348,7 +5648,7 @@
         <w:spacing w:after="0" w:before="0" w:line="240" w:lineRule="auto"/>
       </w:pPr>
       <w:rPr>
-        <w:rFonts w:asciiTheme="majorHAnsi" w:cstheme="majorBidi" w:eastAsiaTheme="majorEastAsia" w:hAnsiTheme="majorHAnsi"/>
+        <w:rFonts w:asciiTheme="majorHAnsi" w:cstheme="majorBidi" w:hAnsiTheme="majorHAnsi" w:eastAsia="黑体"/>
         <w:b/>
         <w:bCs/>
       </w:rPr>
@@ -5366,14 +5666,14 @@
     </w:tblStylePr>
     <w:tblStylePr w:type="firstCol">
       <w:rPr>
-        <w:rFonts w:asciiTheme="majorHAnsi" w:cstheme="majorBidi" w:eastAsiaTheme="majorEastAsia" w:hAnsiTheme="majorHAnsi"/>
+        <w:rFonts w:asciiTheme="majorHAnsi" w:cstheme="majorBidi" w:hAnsiTheme="majorHAnsi" w:eastAsia="黑体"/>
         <w:b/>
         <w:bCs/>
       </w:rPr>
     </w:tblStylePr>
     <w:tblStylePr w:type="lastCol">
       <w:rPr>
-        <w:rFonts w:asciiTheme="majorHAnsi" w:cstheme="majorBidi" w:eastAsiaTheme="majorEastAsia" w:hAnsiTheme="majorHAnsi"/>
+        <w:rFonts w:asciiTheme="majorHAnsi" w:cstheme="majorBidi" w:hAnsiTheme="majorHAnsi" w:eastAsia="黑体"/>
         <w:b/>
         <w:bCs/>
       </w:rPr>
@@ -5457,7 +5757,7 @@
         <w:spacing w:after="0" w:before="0" w:line="240" w:lineRule="auto"/>
       </w:pPr>
       <w:rPr>
-        <w:rFonts w:asciiTheme="majorHAnsi" w:cstheme="majorBidi" w:eastAsiaTheme="majorEastAsia" w:hAnsiTheme="majorHAnsi"/>
+        <w:rFonts w:asciiTheme="majorHAnsi" w:cstheme="majorBidi" w:hAnsiTheme="majorHAnsi" w:eastAsia="黑体"/>
         <w:b/>
         <w:bCs/>
       </w:rPr>
@@ -5478,7 +5778,7 @@
         <w:spacing w:after="0" w:before="0" w:line="240" w:lineRule="auto"/>
       </w:pPr>
       <w:rPr>
-        <w:rFonts w:asciiTheme="majorHAnsi" w:cstheme="majorBidi" w:eastAsiaTheme="majorEastAsia" w:hAnsiTheme="majorHAnsi"/>
+        <w:rFonts w:asciiTheme="majorHAnsi" w:cstheme="majorBidi" w:hAnsiTheme="majorHAnsi" w:eastAsia="黑体"/>
         <w:b/>
         <w:bCs/>
       </w:rPr>
@@ -5496,14 +5796,14 @@
     </w:tblStylePr>
     <w:tblStylePr w:type="firstCol">
       <w:rPr>
-        <w:rFonts w:asciiTheme="majorHAnsi" w:cstheme="majorBidi" w:eastAsiaTheme="majorEastAsia" w:hAnsiTheme="majorHAnsi"/>
+        <w:rFonts w:asciiTheme="majorHAnsi" w:cstheme="majorBidi" w:hAnsiTheme="majorHAnsi" w:eastAsia="黑体"/>
         <w:b/>
         <w:bCs/>
       </w:rPr>
     </w:tblStylePr>
     <w:tblStylePr w:type="lastCol">
       <w:rPr>
-        <w:rFonts w:asciiTheme="majorHAnsi" w:cstheme="majorBidi" w:eastAsiaTheme="majorEastAsia" w:hAnsiTheme="majorHAnsi"/>
+        <w:rFonts w:asciiTheme="majorHAnsi" w:cstheme="majorBidi" w:hAnsiTheme="majorHAnsi" w:eastAsia="黑体"/>
         <w:b/>
         <w:bCs/>
       </w:rPr>
@@ -5587,7 +5887,7 @@
         <w:spacing w:after="0" w:before="0" w:line="240" w:lineRule="auto"/>
       </w:pPr>
       <w:rPr>
-        <w:rFonts w:asciiTheme="majorHAnsi" w:cstheme="majorBidi" w:eastAsiaTheme="majorEastAsia" w:hAnsiTheme="majorHAnsi"/>
+        <w:rFonts w:asciiTheme="majorHAnsi" w:cstheme="majorBidi" w:hAnsiTheme="majorHAnsi" w:eastAsia="黑体"/>
         <w:b/>
         <w:bCs/>
       </w:rPr>
@@ -5608,7 +5908,7 @@
         <w:spacing w:after="0" w:before="0" w:line="240" w:lineRule="auto"/>
       </w:pPr>
       <w:rPr>
-        <w:rFonts w:asciiTheme="majorHAnsi" w:cstheme="majorBidi" w:eastAsiaTheme="majorEastAsia" w:hAnsiTheme="majorHAnsi"/>
+        <w:rFonts w:asciiTheme="majorHAnsi" w:cstheme="majorBidi" w:hAnsiTheme="majorHAnsi" w:eastAsia="黑体"/>
         <w:b/>
         <w:bCs/>
       </w:rPr>
@@ -5626,14 +5926,14 @@
     </w:tblStylePr>
     <w:tblStylePr w:type="firstCol">
       <w:rPr>
-        <w:rFonts w:asciiTheme="majorHAnsi" w:cstheme="majorBidi" w:eastAsiaTheme="majorEastAsia" w:hAnsiTheme="majorHAnsi"/>
+        <w:rFonts w:asciiTheme="majorHAnsi" w:cstheme="majorBidi" w:hAnsiTheme="majorHAnsi" w:eastAsia="黑体"/>
         <w:b/>
         <w:bCs/>
       </w:rPr>
     </w:tblStylePr>
     <w:tblStylePr w:type="lastCol">
       <w:rPr>
-        <w:rFonts w:asciiTheme="majorHAnsi" w:cstheme="majorBidi" w:eastAsiaTheme="majorEastAsia" w:hAnsiTheme="majorHAnsi"/>
+        <w:rFonts w:asciiTheme="majorHAnsi" w:cstheme="majorBidi" w:hAnsiTheme="majorHAnsi" w:eastAsia="黑体"/>
         <w:b/>
         <w:bCs/>
       </w:rPr>
@@ -5717,7 +6017,7 @@
         <w:spacing w:after="0" w:before="0" w:line="240" w:lineRule="auto"/>
       </w:pPr>
       <w:rPr>
-        <w:rFonts w:asciiTheme="majorHAnsi" w:cstheme="majorBidi" w:eastAsiaTheme="majorEastAsia" w:hAnsiTheme="majorHAnsi"/>
+        <w:rFonts w:asciiTheme="majorHAnsi" w:cstheme="majorBidi" w:hAnsiTheme="majorHAnsi" w:eastAsia="黑体"/>
         <w:b/>
         <w:bCs/>
       </w:rPr>
@@ -5738,7 +6038,7 @@
         <w:spacing w:after="0" w:before="0" w:line="240" w:lineRule="auto"/>
       </w:pPr>
       <w:rPr>
-        <w:rFonts w:asciiTheme="majorHAnsi" w:cstheme="majorBidi" w:eastAsiaTheme="majorEastAsia" w:hAnsiTheme="majorHAnsi"/>
+        <w:rFonts w:asciiTheme="majorHAnsi" w:cstheme="majorBidi" w:hAnsiTheme="majorHAnsi" w:eastAsia="黑体"/>
         <w:b/>
         <w:bCs/>
       </w:rPr>
@@ -5756,14 +6056,14 @@
     </w:tblStylePr>
     <w:tblStylePr w:type="firstCol">
       <w:rPr>
-        <w:rFonts w:asciiTheme="majorHAnsi" w:cstheme="majorBidi" w:eastAsiaTheme="majorEastAsia" w:hAnsiTheme="majorHAnsi"/>
+        <w:rFonts w:asciiTheme="majorHAnsi" w:cstheme="majorBidi" w:hAnsiTheme="majorHAnsi" w:eastAsia="黑体"/>
         <w:b/>
         <w:bCs/>
       </w:rPr>
     </w:tblStylePr>
     <w:tblStylePr w:type="lastCol">
       <w:rPr>
-        <w:rFonts w:asciiTheme="majorHAnsi" w:cstheme="majorBidi" w:eastAsiaTheme="majorEastAsia" w:hAnsiTheme="majorHAnsi"/>
+        <w:rFonts w:asciiTheme="majorHAnsi" w:cstheme="majorBidi" w:hAnsiTheme="majorHAnsi" w:eastAsia="黑体"/>
         <w:b/>
         <w:bCs/>
       </w:rPr>
@@ -5846,6 +6146,7 @@
         <w:spacing w:after="0" w:before="0" w:line="240" w:lineRule="auto"/>
       </w:pPr>
       <w:rPr>
+        <w:rFonts w:eastAsia="黑体"/>
         <w:b/>
         <w:bCs/>
         <w:color w:themeColor="background1" w:val="FFFFFF"/>
@@ -5868,6 +6169,7 @@
         <w:spacing w:after="0" w:before="0" w:line="240" w:lineRule="auto"/>
       </w:pPr>
       <w:rPr>
+        <w:rFonts w:eastAsia="黑体"/>
         <w:b/>
         <w:bCs/>
       </w:rPr>
@@ -5885,12 +6187,14 @@
     </w:tblStylePr>
     <w:tblStylePr w:type="firstCol">
       <w:rPr>
+        <w:rFonts w:eastAsia="黑体"/>
         <w:b/>
         <w:bCs/>
       </w:rPr>
     </w:tblStylePr>
     <w:tblStylePr w:type="lastCol">
       <w:rPr>
+        <w:rFonts w:eastAsia="黑体"/>
         <w:b/>
         <w:bCs/>
       </w:rPr>
@@ -5952,6 +6256,7 @@
         <w:spacing w:after="0" w:before="0" w:line="240" w:lineRule="auto"/>
       </w:pPr>
       <w:rPr>
+        <w:rFonts w:eastAsia="黑体"/>
         <w:b/>
         <w:bCs/>
         <w:color w:themeColor="background1" w:val="FFFFFF"/>
@@ -5974,6 +6279,7 @@
         <w:spacing w:after="0" w:before="0" w:line="240" w:lineRule="auto"/>
       </w:pPr>
       <w:rPr>
+        <w:rFonts w:eastAsia="黑体"/>
         <w:b/>
         <w:bCs/>
       </w:rPr>
@@ -5991,12 +6297,14 @@
     </w:tblStylePr>
     <w:tblStylePr w:type="firstCol">
       <w:rPr>
+        <w:rFonts w:eastAsia="黑体"/>
         <w:b/>
         <w:bCs/>
       </w:rPr>
     </w:tblStylePr>
     <w:tblStylePr w:type="lastCol">
       <w:rPr>
+        <w:rFonts w:eastAsia="黑体"/>
         <w:b/>
         <w:bCs/>
       </w:rPr>
@@ -6058,6 +6366,7 @@
         <w:spacing w:after="0" w:before="0" w:line="240" w:lineRule="auto"/>
       </w:pPr>
       <w:rPr>
+        <w:rFonts w:eastAsia="黑体"/>
         <w:b/>
         <w:bCs/>
         <w:color w:themeColor="background1" w:val="FFFFFF"/>
@@ -6080,6 +6389,7 @@
         <w:spacing w:after="0" w:before="0" w:line="240" w:lineRule="auto"/>
       </w:pPr>
       <w:rPr>
+        <w:rFonts w:eastAsia="黑体"/>
         <w:b/>
         <w:bCs/>
       </w:rPr>
@@ -6097,12 +6407,14 @@
     </w:tblStylePr>
     <w:tblStylePr w:type="firstCol">
       <w:rPr>
+        <w:rFonts w:eastAsia="黑体"/>
         <w:b/>
         <w:bCs/>
       </w:rPr>
     </w:tblStylePr>
     <w:tblStylePr w:type="lastCol">
       <w:rPr>
+        <w:rFonts w:eastAsia="黑体"/>
         <w:b/>
         <w:bCs/>
       </w:rPr>
@@ -6164,6 +6476,7 @@
         <w:spacing w:after="0" w:before="0" w:line="240" w:lineRule="auto"/>
       </w:pPr>
       <w:rPr>
+        <w:rFonts w:eastAsia="黑体"/>
         <w:b/>
         <w:bCs/>
         <w:color w:themeColor="background1" w:val="FFFFFF"/>
@@ -6186,6 +6499,7 @@
         <w:spacing w:after="0" w:before="0" w:line="240" w:lineRule="auto"/>
       </w:pPr>
       <w:rPr>
+        <w:rFonts w:eastAsia="黑体"/>
         <w:b/>
         <w:bCs/>
       </w:rPr>
@@ -6203,12 +6517,14 @@
     </w:tblStylePr>
     <w:tblStylePr w:type="firstCol">
       <w:rPr>
+        <w:rFonts w:eastAsia="黑体"/>
         <w:b/>
         <w:bCs/>
       </w:rPr>
     </w:tblStylePr>
     <w:tblStylePr w:type="lastCol">
       <w:rPr>
+        <w:rFonts w:eastAsia="黑体"/>
         <w:b/>
         <w:bCs/>
       </w:rPr>
@@ -6270,6 +6586,7 @@
         <w:spacing w:after="0" w:before="0" w:line="240" w:lineRule="auto"/>
       </w:pPr>
       <w:rPr>
+        <w:rFonts w:eastAsia="黑体"/>
         <w:b/>
         <w:bCs/>
         <w:color w:themeColor="background1" w:val="FFFFFF"/>
@@ -6292,6 +6609,7 @@
         <w:spacing w:after="0" w:before="0" w:line="240" w:lineRule="auto"/>
       </w:pPr>
       <w:rPr>
+        <w:rFonts w:eastAsia="黑体"/>
         <w:b/>
         <w:bCs/>
       </w:rPr>
@@ -6309,12 +6627,14 @@
     </w:tblStylePr>
     <w:tblStylePr w:type="firstCol">
       <w:rPr>
+        <w:rFonts w:eastAsia="黑体"/>
         <w:b/>
         <w:bCs/>
       </w:rPr>
     </w:tblStylePr>
     <w:tblStylePr w:type="lastCol">
       <w:rPr>
+        <w:rFonts w:eastAsia="黑体"/>
         <w:b/>
         <w:bCs/>
       </w:rPr>
@@ -6376,6 +6696,7 @@
         <w:spacing w:after="0" w:before="0" w:line="240" w:lineRule="auto"/>
       </w:pPr>
       <w:rPr>
+        <w:rFonts w:eastAsia="黑体"/>
         <w:b/>
         <w:bCs/>
         <w:color w:themeColor="background1" w:val="FFFFFF"/>
@@ -6398,6 +6719,7 @@
         <w:spacing w:after="0" w:before="0" w:line="240" w:lineRule="auto"/>
       </w:pPr>
       <w:rPr>
+        <w:rFonts w:eastAsia="黑体"/>
         <w:b/>
         <w:bCs/>
       </w:rPr>
@@ -6415,12 +6737,14 @@
     </w:tblStylePr>
     <w:tblStylePr w:type="firstCol">
       <w:rPr>
+        <w:rFonts w:eastAsia="黑体"/>
         <w:b/>
         <w:bCs/>
       </w:rPr>
     </w:tblStylePr>
     <w:tblStylePr w:type="lastCol">
       <w:rPr>
+        <w:rFonts w:eastAsia="黑体"/>
         <w:b/>
         <w:bCs/>
       </w:rPr>
@@ -6482,6 +6806,7 @@
         <w:spacing w:after="0" w:before="0" w:line="240" w:lineRule="auto"/>
       </w:pPr>
       <w:rPr>
+        <w:rFonts w:eastAsia="黑体"/>
         <w:b/>
         <w:bCs/>
         <w:color w:themeColor="background1" w:val="FFFFFF"/>
@@ -6504,6 +6829,7 @@
         <w:spacing w:after="0" w:before="0" w:line="240" w:lineRule="auto"/>
       </w:pPr>
       <w:rPr>
+        <w:rFonts w:eastAsia="黑体"/>
         <w:b/>
         <w:bCs/>
       </w:rPr>
@@ -6521,12 +6847,14 @@
     </w:tblStylePr>
     <w:tblStylePr w:type="firstCol">
       <w:rPr>
+        <w:rFonts w:eastAsia="黑体"/>
         <w:b/>
         <w:bCs/>
       </w:rPr>
     </w:tblStylePr>
     <w:tblStylePr w:type="lastCol">
       <w:rPr>
+        <w:rFonts w:eastAsia="黑体"/>
         <w:b/>
         <w:bCs/>
       </w:rPr>
@@ -6585,6 +6913,7 @@
         <w:spacing w:after="0" w:before="0" w:line="240" w:lineRule="auto"/>
       </w:pPr>
       <w:rPr>
+        <w:rFonts w:eastAsia="黑体"/>
         <w:b/>
         <w:bCs/>
         <w:color w:themeColor="background1" w:val="FFFFFF"/>
@@ -6607,6 +6936,7 @@
         <w:spacing w:after="0" w:before="0" w:line="240" w:lineRule="auto"/>
       </w:pPr>
       <w:rPr>
+        <w:rFonts w:eastAsia="黑体"/>
         <w:color w:val="auto"/>
       </w:rPr>
       <w:tblPr/>
@@ -6624,6 +6954,7 @@
     </w:tblStylePr>
     <w:tblStylePr w:type="firstCol">
       <w:rPr>
+        <w:rFonts w:eastAsia="黑体"/>
         <w:b/>
         <w:bCs/>
         <w:color w:themeColor="background1" w:val="FFFFFF"/>
@@ -6643,6 +6974,7 @@
     </w:tblStylePr>
     <w:tblStylePr w:type="lastCol">
       <w:rPr>
+        <w:rFonts w:eastAsia="黑体"/>
         <w:b/>
         <w:bCs/>
         <w:color w:themeColor="background1" w:val="FFFFFF"/>
@@ -6691,6 +7023,7 @@
     </w:tblStylePr>
     <w:tblStylePr w:type="nwCell">
       <w:rPr>
+        <w:rFonts w:eastAsia="黑体"/>
         <w:color w:themeColor="background1" w:val="FFFFFF"/>
       </w:rPr>
       <w:tblPr/>
@@ -6734,6 +7067,7 @@
         <w:spacing w:after="0" w:before="0" w:line="240" w:lineRule="auto"/>
       </w:pPr>
       <w:rPr>
+        <w:rFonts w:eastAsia="黑体"/>
         <w:b/>
         <w:bCs/>
         <w:color w:themeColor="background1" w:val="FFFFFF"/>
@@ -6756,6 +7090,7 @@
         <w:spacing w:after="0" w:before="0" w:line="240" w:lineRule="auto"/>
       </w:pPr>
       <w:rPr>
+        <w:rFonts w:eastAsia="黑体"/>
         <w:color w:val="auto"/>
       </w:rPr>
       <w:tblPr/>
@@ -6773,6 +7108,7 @@
     </w:tblStylePr>
     <w:tblStylePr w:type="firstCol">
       <w:rPr>
+        <w:rFonts w:eastAsia="黑体"/>
         <w:b/>
         <w:bCs/>
         <w:color w:themeColor="background1" w:val="FFFFFF"/>
@@ -6792,6 +7128,7 @@
     </w:tblStylePr>
     <w:tblStylePr w:type="lastCol">
       <w:rPr>
+        <w:rFonts w:eastAsia="黑体"/>
         <w:b/>
         <w:bCs/>
         <w:color w:themeColor="background1" w:val="FFFFFF"/>
@@ -6840,6 +7177,7 @@
     </w:tblStylePr>
     <w:tblStylePr w:type="nwCell">
       <w:rPr>
+        <w:rFonts w:eastAsia="黑体"/>
         <w:color w:themeColor="background1" w:val="FFFFFF"/>
       </w:rPr>
       <w:tblPr/>
@@ -6883,6 +7221,7 @@
         <w:spacing w:after="0" w:before="0" w:line="240" w:lineRule="auto"/>
       </w:pPr>
       <w:rPr>
+        <w:rFonts w:eastAsia="黑体"/>
         <w:b/>
         <w:bCs/>
         <w:color w:themeColor="background1" w:val="FFFFFF"/>
@@ -6905,6 +7244,7 @@
         <w:spacing w:after="0" w:before="0" w:line="240" w:lineRule="auto"/>
       </w:pPr>
       <w:rPr>
+        <w:rFonts w:eastAsia="黑体"/>
         <w:color w:val="auto"/>
       </w:rPr>
       <w:tblPr/>
@@ -6922,6 +7262,7 @@
     </w:tblStylePr>
     <w:tblStylePr w:type="firstCol">
       <w:rPr>
+        <w:rFonts w:eastAsia="黑体"/>
         <w:b/>
         <w:bCs/>
         <w:color w:themeColor="background1" w:val="FFFFFF"/>
@@ -6941,6 +7282,7 @@
     </w:tblStylePr>
     <w:tblStylePr w:type="lastCol">
       <w:rPr>
+        <w:rFonts w:eastAsia="黑体"/>
         <w:b/>
         <w:bCs/>
         <w:color w:themeColor="background1" w:val="FFFFFF"/>
@@ -6989,6 +7331,7 @@
     </w:tblStylePr>
     <w:tblStylePr w:type="nwCell">
       <w:rPr>
+        <w:rFonts w:eastAsia="黑体"/>
         <w:color w:themeColor="background1" w:val="FFFFFF"/>
       </w:rPr>
       <w:tblPr/>
@@ -7032,6 +7375,7 @@
         <w:spacing w:after="0" w:before="0" w:line="240" w:lineRule="auto"/>
       </w:pPr>
       <w:rPr>
+        <w:rFonts w:eastAsia="黑体"/>
         <w:b/>
         <w:bCs/>
         <w:color w:themeColor="background1" w:val="FFFFFF"/>
@@ -7054,6 +7398,7 @@
         <w:spacing w:after="0" w:before="0" w:line="240" w:lineRule="auto"/>
       </w:pPr>
       <w:rPr>
+        <w:rFonts w:eastAsia="黑体"/>
         <w:color w:val="auto"/>
       </w:rPr>
       <w:tblPr/>
@@ -7071,6 +7416,7 @@
     </w:tblStylePr>
     <w:tblStylePr w:type="firstCol">
       <w:rPr>
+        <w:rFonts w:eastAsia="黑体"/>
         <w:b/>
         <w:bCs/>
         <w:color w:themeColor="background1" w:val="FFFFFF"/>
@@ -7090,6 +7436,7 @@
     </w:tblStylePr>
     <w:tblStylePr w:type="lastCol">
       <w:rPr>
+        <w:rFonts w:eastAsia="黑体"/>
         <w:b/>
         <w:bCs/>
         <w:color w:themeColor="background1" w:val="FFFFFF"/>
@@ -7138,6 +7485,7 @@
     </w:tblStylePr>
     <w:tblStylePr w:type="nwCell">
       <w:rPr>
+        <w:rFonts w:eastAsia="黑体"/>
         <w:color w:themeColor="background1" w:val="FFFFFF"/>
       </w:rPr>
       <w:tblPr/>
@@ -7181,6 +7529,7 @@
         <w:spacing w:after="0" w:before="0" w:line="240" w:lineRule="auto"/>
       </w:pPr>
       <w:rPr>
+        <w:rFonts w:eastAsia="黑体"/>
         <w:b/>
         <w:bCs/>
         <w:color w:themeColor="background1" w:val="FFFFFF"/>
@@ -7203,6 +7552,7 @@
         <w:spacing w:after="0" w:before="0" w:line="240" w:lineRule="auto"/>
       </w:pPr>
       <w:rPr>
+        <w:rFonts w:eastAsia="黑体"/>
         <w:color w:val="auto"/>
       </w:rPr>
       <w:tblPr/>
@@ -7220,6 +7570,7 @@
     </w:tblStylePr>
     <w:tblStylePr w:type="firstCol">
       <w:rPr>
+        <w:rFonts w:eastAsia="黑体"/>
         <w:b/>
         <w:bCs/>
         <w:color w:themeColor="background1" w:val="FFFFFF"/>
@@ -7239,6 +7590,7 @@
     </w:tblStylePr>
     <w:tblStylePr w:type="lastCol">
       <w:rPr>
+        <w:rFonts w:eastAsia="黑体"/>
         <w:b/>
         <w:bCs/>
         <w:color w:themeColor="background1" w:val="FFFFFF"/>
@@ -7287,6 +7639,7 @@
     </w:tblStylePr>
     <w:tblStylePr w:type="nwCell">
       <w:rPr>
+        <w:rFonts w:eastAsia="黑体"/>
         <w:color w:themeColor="background1" w:val="FFFFFF"/>
       </w:rPr>
       <w:tblPr/>
@@ -7330,6 +7683,7 @@
         <w:spacing w:after="0" w:before="0" w:line="240" w:lineRule="auto"/>
       </w:pPr>
       <w:rPr>
+        <w:rFonts w:eastAsia="黑体"/>
         <w:b/>
         <w:bCs/>
         <w:color w:themeColor="background1" w:val="FFFFFF"/>
@@ -7352,6 +7706,7 @@
         <w:spacing w:after="0" w:before="0" w:line="240" w:lineRule="auto"/>
       </w:pPr>
       <w:rPr>
+        <w:rFonts w:eastAsia="黑体"/>
         <w:color w:val="auto"/>
       </w:rPr>
       <w:tblPr/>
@@ -7369,6 +7724,7 @@
     </w:tblStylePr>
     <w:tblStylePr w:type="firstCol">
       <w:rPr>
+        <w:rFonts w:eastAsia="黑体"/>
         <w:b/>
         <w:bCs/>
         <w:color w:themeColor="background1" w:val="FFFFFF"/>
@@ -7388,6 +7744,7 @@
     </w:tblStylePr>
     <w:tblStylePr w:type="lastCol">
       <w:rPr>
+        <w:rFonts w:eastAsia="黑体"/>
         <w:b/>
         <w:bCs/>
         <w:color w:themeColor="background1" w:val="FFFFFF"/>
@@ -7436,6 +7793,7 @@
     </w:tblStylePr>
     <w:tblStylePr w:type="nwCell">
       <w:rPr>
+        <w:rFonts w:eastAsia="黑体"/>
         <w:color w:themeColor="background1" w:val="FFFFFF"/>
       </w:rPr>
       <w:tblPr/>
@@ -7479,6 +7837,7 @@
         <w:spacing w:after="0" w:before="0" w:line="240" w:lineRule="auto"/>
       </w:pPr>
       <w:rPr>
+        <w:rFonts w:eastAsia="黑体"/>
         <w:b/>
         <w:bCs/>
         <w:color w:themeColor="background1" w:val="FFFFFF"/>
@@ -7501,6 +7860,7 @@
         <w:spacing w:after="0" w:before="0" w:line="240" w:lineRule="auto"/>
       </w:pPr>
       <w:rPr>
+        <w:rFonts w:eastAsia="黑体"/>
         <w:color w:val="auto"/>
       </w:rPr>
       <w:tblPr/>
@@ -7518,6 +7878,7 @@
     </w:tblStylePr>
     <w:tblStylePr w:type="firstCol">
       <w:rPr>
+        <w:rFonts w:eastAsia="黑体"/>
         <w:b/>
         <w:bCs/>
         <w:color w:themeColor="background1" w:val="FFFFFF"/>
@@ -7537,6 +7898,7 @@
     </w:tblStylePr>
     <w:tblStylePr w:type="lastCol">
       <w:rPr>
+        <w:rFonts w:eastAsia="黑体"/>
         <w:b/>
         <w:bCs/>
         <w:color w:themeColor="background1" w:val="FFFFFF"/>
@@ -7585,6 +7947,7 @@
     </w:tblStylePr>
     <w:tblStylePr w:type="nwCell">
       <w:rPr>
+        <w:rFonts w:eastAsia="黑体"/>
         <w:color w:themeColor="background1" w:val="FFFFFF"/>
       </w:rPr>
       <w:tblPr/>
@@ -7609,6 +7972,7 @@
       <w:spacing w:after="0" w:line="240" w:lineRule="auto"/>
     </w:pPr>
     <w:rPr>
+      <w:rFonts w:eastAsia="黑体"/>
       <w:color w:themeColor="text1" w:val="000000"/>
     </w:rPr>
     <w:tblPr>
@@ -7628,7 +7992,7 @@
     </w:tblPr>
     <w:tblStylePr w:type="firstRow">
       <w:rPr>
-        <w:rFonts w:asciiTheme="majorHAnsi" w:cstheme="majorBidi" w:eastAsiaTheme="majorEastAsia" w:hAnsiTheme="majorHAnsi"/>
+        <w:rFonts w:asciiTheme="majorHAnsi" w:cstheme="majorBidi" w:hAnsiTheme="majorHAnsi" w:eastAsia="黑体"/>
       </w:rPr>
       <w:tblPr/>
       <w:tcPr>
@@ -7640,6 +8004,7 @@
     </w:tblStylePr>
     <w:tblStylePr w:type="lastRow">
       <w:rPr>
+        <w:rFonts w:eastAsia="黑体"/>
         <w:b/>
         <w:bCs/>
         <w:color w:themeColor="text2" w:val="1F497D"/>
@@ -7654,12 +8019,14 @@
     </w:tblStylePr>
     <w:tblStylePr w:type="firstCol">
       <w:rPr>
+        <w:rFonts w:eastAsia="黑体"/>
         <w:b/>
         <w:bCs/>
       </w:rPr>
     </w:tblStylePr>
     <w:tblStylePr w:type="lastCol">
       <w:rPr>
+        <w:rFonts w:eastAsia="黑体"/>
         <w:b/>
         <w:bCs/>
       </w:rPr>
@@ -7693,6 +8060,7 @@
       <w:spacing w:after="0" w:line="240" w:lineRule="auto"/>
     </w:pPr>
     <w:rPr>
+      <w:rFonts w:eastAsia="黑体"/>
       <w:color w:themeColor="text1" w:val="000000"/>
     </w:rPr>
     <w:tblPr>
@@ -7712,7 +8080,7 @@
     </w:tblPr>
     <w:tblStylePr w:type="firstRow">
       <w:rPr>
-        <w:rFonts w:asciiTheme="majorHAnsi" w:cstheme="majorBidi" w:eastAsiaTheme="majorEastAsia" w:hAnsiTheme="majorHAnsi"/>
+        <w:rFonts w:asciiTheme="majorHAnsi" w:cstheme="majorBidi" w:hAnsiTheme="majorHAnsi" w:eastAsia="黑体"/>
       </w:rPr>
       <w:tblPr/>
       <w:tcPr>
@@ -7724,6 +8092,7 @@
     </w:tblStylePr>
     <w:tblStylePr w:type="lastRow">
       <w:rPr>
+        <w:rFonts w:eastAsia="黑体"/>
         <w:b/>
         <w:bCs/>
         <w:color w:themeColor="text2" w:val="1F497D"/>
@@ -7738,12 +8107,14 @@
     </w:tblStylePr>
     <w:tblStylePr w:type="firstCol">
       <w:rPr>
+        <w:rFonts w:eastAsia="黑体"/>
         <w:b/>
         <w:bCs/>
       </w:rPr>
     </w:tblStylePr>
     <w:tblStylePr w:type="lastCol">
       <w:rPr>
+        <w:rFonts w:eastAsia="黑体"/>
         <w:b/>
         <w:bCs/>
       </w:rPr>
@@ -7777,6 +8148,7 @@
       <w:spacing w:after="0" w:line="240" w:lineRule="auto"/>
     </w:pPr>
     <w:rPr>
+      <w:rFonts w:eastAsia="黑体"/>
       <w:color w:themeColor="text1" w:val="000000"/>
     </w:rPr>
     <w:tblPr>
@@ -7796,7 +8168,7 @@
     </w:tblPr>
     <w:tblStylePr w:type="firstRow">
       <w:rPr>
-        <w:rFonts w:asciiTheme="majorHAnsi" w:cstheme="majorBidi" w:eastAsiaTheme="majorEastAsia" w:hAnsiTheme="majorHAnsi"/>
+        <w:rFonts w:asciiTheme="majorHAnsi" w:cstheme="majorBidi" w:hAnsiTheme="majorHAnsi" w:eastAsia="黑体"/>
       </w:rPr>
       <w:tblPr/>
       <w:tcPr>
@@ -7808,6 +8180,7 @@
     </w:tblStylePr>
     <w:tblStylePr w:type="lastRow">
       <w:rPr>
+        <w:rFonts w:eastAsia="黑体"/>
         <w:b/>
         <w:bCs/>
         <w:color w:themeColor="text2" w:val="1F497D"/>
@@ -7822,12 +8195,14 @@
     </w:tblStylePr>
     <w:tblStylePr w:type="firstCol">
       <w:rPr>
+        <w:rFonts w:eastAsia="黑体"/>
         <w:b/>
         <w:bCs/>
       </w:rPr>
     </w:tblStylePr>
     <w:tblStylePr w:type="lastCol">
       <w:rPr>
+        <w:rFonts w:eastAsia="黑体"/>
         <w:b/>
         <w:bCs/>
       </w:rPr>
@@ -7861,6 +8236,7 @@
       <w:spacing w:after="0" w:line="240" w:lineRule="auto"/>
     </w:pPr>
     <w:rPr>
+      <w:rFonts w:eastAsia="黑体"/>
       <w:color w:themeColor="text1" w:val="000000"/>
     </w:rPr>
     <w:tblPr>
@@ -7880,7 +8256,7 @@
     </w:tblPr>
     <w:tblStylePr w:type="firstRow">
       <w:rPr>
-        <w:rFonts w:asciiTheme="majorHAnsi" w:cstheme="majorBidi" w:eastAsiaTheme="majorEastAsia" w:hAnsiTheme="majorHAnsi"/>
+        <w:rFonts w:asciiTheme="majorHAnsi" w:cstheme="majorBidi" w:hAnsiTheme="majorHAnsi" w:eastAsia="黑体"/>
       </w:rPr>
       <w:tblPr/>
       <w:tcPr>
@@ -7892,6 +8268,7 @@
     </w:tblStylePr>
     <w:tblStylePr w:type="lastRow">
       <w:rPr>
+        <w:rFonts w:eastAsia="黑体"/>
         <w:b/>
         <w:bCs/>
         <w:color w:themeColor="text2" w:val="1F497D"/>
@@ -7906,12 +8283,14 @@
     </w:tblStylePr>
     <w:tblStylePr w:type="firstCol">
       <w:rPr>
+        <w:rFonts w:eastAsia="黑体"/>
         <w:b/>
         <w:bCs/>
       </w:rPr>
     </w:tblStylePr>
     <w:tblStylePr w:type="lastCol">
       <w:rPr>
+        <w:rFonts w:eastAsia="黑体"/>
         <w:b/>
         <w:bCs/>
       </w:rPr>
@@ -7945,6 +8324,7 @@
       <w:spacing w:after="0" w:line="240" w:lineRule="auto"/>
     </w:pPr>
     <w:rPr>
+      <w:rFonts w:eastAsia="黑体"/>
       <w:color w:themeColor="text1" w:val="000000"/>
     </w:rPr>
     <w:tblPr>
@@ -7964,7 +8344,7 @@
     </w:tblPr>
     <w:tblStylePr w:type="firstRow">
       <w:rPr>
-        <w:rFonts w:asciiTheme="majorHAnsi" w:cstheme="majorBidi" w:eastAsiaTheme="majorEastAsia" w:hAnsiTheme="majorHAnsi"/>
+        <w:rFonts w:asciiTheme="majorHAnsi" w:cstheme="majorBidi" w:hAnsiTheme="majorHAnsi" w:eastAsia="黑体"/>
       </w:rPr>
       <w:tblPr/>
       <w:tcPr>
@@ -7976,6 +8356,7 @@
     </w:tblStylePr>
     <w:tblStylePr w:type="lastRow">
       <w:rPr>
+        <w:rFonts w:eastAsia="黑体"/>
         <w:b/>
         <w:bCs/>
         <w:color w:themeColor="text2" w:val="1F497D"/>
@@ -7990,12 +8371,14 @@
     </w:tblStylePr>
     <w:tblStylePr w:type="firstCol">
       <w:rPr>
+        <w:rFonts w:eastAsia="黑体"/>
         <w:b/>
         <w:bCs/>
       </w:rPr>
     </w:tblStylePr>
     <w:tblStylePr w:type="lastCol">
       <w:rPr>
+        <w:rFonts w:eastAsia="黑体"/>
         <w:b/>
         <w:bCs/>
       </w:rPr>
@@ -8029,6 +8412,7 @@
       <w:spacing w:after="0" w:line="240" w:lineRule="auto"/>
     </w:pPr>
     <w:rPr>
+      <w:rFonts w:eastAsia="黑体"/>
       <w:color w:themeColor="text1" w:val="000000"/>
     </w:rPr>
     <w:tblPr>
@@ -8048,7 +8432,7 @@
     </w:tblPr>
     <w:tblStylePr w:type="firstRow">
       <w:rPr>
-        <w:rFonts w:asciiTheme="majorHAnsi" w:cstheme="majorBidi" w:eastAsiaTheme="majorEastAsia" w:hAnsiTheme="majorHAnsi"/>
+        <w:rFonts w:asciiTheme="majorHAnsi" w:cstheme="majorBidi" w:hAnsiTheme="majorHAnsi" w:eastAsia="黑体"/>
       </w:rPr>
       <w:tblPr/>
       <w:tcPr>
@@ -8060,6 +8444,7 @@
     </w:tblStylePr>
     <w:tblStylePr w:type="lastRow">
       <w:rPr>
+        <w:rFonts w:eastAsia="黑体"/>
         <w:b/>
         <w:bCs/>
         <w:color w:themeColor="text2" w:val="1F497D"/>
@@ -8074,12 +8459,14 @@
     </w:tblStylePr>
     <w:tblStylePr w:type="firstCol">
       <w:rPr>
+        <w:rFonts w:eastAsia="黑体"/>
         <w:b/>
         <w:bCs/>
       </w:rPr>
     </w:tblStylePr>
     <w:tblStylePr w:type="lastCol">
       <w:rPr>
+        <w:rFonts w:eastAsia="黑体"/>
         <w:b/>
         <w:bCs/>
       </w:rPr>
@@ -8113,6 +8500,7 @@
       <w:spacing w:after="0" w:line="240" w:lineRule="auto"/>
     </w:pPr>
     <w:rPr>
+      <w:rFonts w:eastAsia="黑体"/>
       <w:color w:themeColor="text1" w:val="000000"/>
     </w:rPr>
     <w:tblPr>
@@ -8132,7 +8520,7 @@
     </w:tblPr>
     <w:tblStylePr w:type="firstRow">
       <w:rPr>
-        <w:rFonts w:asciiTheme="majorHAnsi" w:cstheme="majorBidi" w:eastAsiaTheme="majorEastAsia" w:hAnsiTheme="majorHAnsi"/>
+        <w:rFonts w:asciiTheme="majorHAnsi" w:cstheme="majorBidi" w:hAnsiTheme="majorHAnsi" w:eastAsia="黑体"/>
       </w:rPr>
       <w:tblPr/>
       <w:tcPr>
@@ -8144,6 +8532,7 @@
     </w:tblStylePr>
     <w:tblStylePr w:type="lastRow">
       <w:rPr>
+        <w:rFonts w:eastAsia="黑体"/>
         <w:b/>
         <w:bCs/>
         <w:color w:themeColor="text2" w:val="1F497D"/>
@@ -8158,12 +8547,14 @@
     </w:tblStylePr>
     <w:tblStylePr w:type="firstCol">
       <w:rPr>
+        <w:rFonts w:eastAsia="黑体"/>
         <w:b/>
         <w:bCs/>
       </w:rPr>
     </w:tblStylePr>
     <w:tblStylePr w:type="lastCol">
       <w:rPr>
+        <w:rFonts w:eastAsia="黑体"/>
         <w:b/>
         <w:bCs/>
       </w:rPr>
@@ -8197,7 +8588,7 @@
       <w:spacing w:after="0" w:line="240" w:lineRule="auto"/>
     </w:pPr>
     <w:rPr>
-      <w:rFonts w:asciiTheme="majorHAnsi" w:cstheme="majorBidi" w:eastAsiaTheme="majorEastAsia" w:hAnsiTheme="majorHAnsi"/>
+      <w:rFonts w:asciiTheme="majorHAnsi" w:cstheme="majorBidi" w:hAnsiTheme="majorHAnsi" w:eastAsia="黑体"/>
       <w:color w:themeColor="text1" w:val="000000"/>
     </w:rPr>
     <w:tblPr>
@@ -8219,6 +8610,7 @@
     </w:tblPr>
     <w:tblStylePr w:type="firstRow">
       <w:rPr>
+        <w:rFonts w:eastAsia="黑体"/>
         <w:sz w:val="24"/>
         <w:szCs w:val="24"/>
       </w:rPr>
@@ -8325,7 +8717,7 @@
       <w:spacing w:after="0" w:line="240" w:lineRule="auto"/>
     </w:pPr>
     <w:rPr>
-      <w:rFonts w:asciiTheme="majorHAnsi" w:cstheme="majorBidi" w:eastAsiaTheme="majorEastAsia" w:hAnsiTheme="majorHAnsi"/>
+      <w:rFonts w:asciiTheme="majorHAnsi" w:cstheme="majorBidi" w:hAnsiTheme="majorHAnsi" w:eastAsia="黑体"/>
       <w:color w:themeColor="text1" w:val="000000"/>
     </w:rPr>
     <w:tblPr>
@@ -8347,6 +8739,7 @@
     </w:tblPr>
     <w:tblStylePr w:type="firstRow">
       <w:rPr>
+        <w:rFonts w:eastAsia="黑体"/>
         <w:sz w:val="24"/>
         <w:szCs w:val="24"/>
       </w:rPr>
@@ -8453,7 +8846,7 @@
       <w:spacing w:after="0" w:line="240" w:lineRule="auto"/>
     </w:pPr>
     <w:rPr>
-      <w:rFonts w:asciiTheme="majorHAnsi" w:cstheme="majorBidi" w:eastAsiaTheme="majorEastAsia" w:hAnsiTheme="majorHAnsi"/>
+      <w:rFonts w:asciiTheme="majorHAnsi" w:cstheme="majorBidi" w:hAnsiTheme="majorHAnsi" w:eastAsia="黑体"/>
       <w:color w:themeColor="text1" w:val="000000"/>
     </w:rPr>
     <w:tblPr>
@@ -8475,6 +8868,7 @@
     </w:tblPr>
     <w:tblStylePr w:type="firstRow">
       <w:rPr>
+        <w:rFonts w:eastAsia="黑体"/>
         <w:sz w:val="24"/>
         <w:szCs w:val="24"/>
       </w:rPr>
@@ -8581,7 +8975,7 @@
       <w:spacing w:after="0" w:line="240" w:lineRule="auto"/>
     </w:pPr>
     <w:rPr>
-      <w:rFonts w:asciiTheme="majorHAnsi" w:cstheme="majorBidi" w:eastAsiaTheme="majorEastAsia" w:hAnsiTheme="majorHAnsi"/>
+      <w:rFonts w:asciiTheme="majorHAnsi" w:cstheme="majorBidi" w:hAnsiTheme="majorHAnsi" w:eastAsia="黑体"/>
       <w:color w:themeColor="text1" w:val="000000"/>
     </w:rPr>
     <w:tblPr>
@@ -8603,6 +8997,7 @@
     </w:tblPr>
     <w:tblStylePr w:type="firstRow">
       <w:rPr>
+        <w:rFonts w:eastAsia="黑体"/>
         <w:sz w:val="24"/>
         <w:szCs w:val="24"/>
       </w:rPr>
@@ -8709,7 +9104,7 @@
       <w:spacing w:after="0" w:line="240" w:lineRule="auto"/>
     </w:pPr>
     <w:rPr>
-      <w:rFonts w:asciiTheme="majorHAnsi" w:cstheme="majorBidi" w:eastAsiaTheme="majorEastAsia" w:hAnsiTheme="majorHAnsi"/>
+      <w:rFonts w:asciiTheme="majorHAnsi" w:cstheme="majorBidi" w:hAnsiTheme="majorHAnsi" w:eastAsia="黑体"/>
       <w:color w:themeColor="text1" w:val="000000"/>
     </w:rPr>
     <w:tblPr>
@@ -8731,6 +9126,7 @@
     </w:tblPr>
     <w:tblStylePr w:type="firstRow">
       <w:rPr>
+        <w:rFonts w:eastAsia="黑体"/>
         <w:sz w:val="24"/>
         <w:szCs w:val="24"/>
       </w:rPr>
@@ -8837,7 +9233,7 @@
       <w:spacing w:after="0" w:line="240" w:lineRule="auto"/>
     </w:pPr>
     <w:rPr>
-      <w:rFonts w:asciiTheme="majorHAnsi" w:cstheme="majorBidi" w:eastAsiaTheme="majorEastAsia" w:hAnsiTheme="majorHAnsi"/>
+      <w:rFonts w:asciiTheme="majorHAnsi" w:cstheme="majorBidi" w:hAnsiTheme="majorHAnsi" w:eastAsia="黑体"/>
       <w:color w:themeColor="text1" w:val="000000"/>
     </w:rPr>
     <w:tblPr>
@@ -8859,6 +9255,7 @@
     </w:tblPr>
     <w:tblStylePr w:type="firstRow">
       <w:rPr>
+        <w:rFonts w:eastAsia="黑体"/>
         <w:sz w:val="24"/>
         <w:szCs w:val="24"/>
       </w:rPr>
@@ -8965,7 +9362,7 @@
       <w:spacing w:after="0" w:line="240" w:lineRule="auto"/>
     </w:pPr>
     <w:rPr>
-      <w:rFonts w:asciiTheme="majorHAnsi" w:cstheme="majorBidi" w:eastAsiaTheme="majorEastAsia" w:hAnsiTheme="majorHAnsi"/>
+      <w:rFonts w:asciiTheme="majorHAnsi" w:cstheme="majorBidi" w:hAnsiTheme="majorHAnsi" w:eastAsia="黑体"/>
       <w:color w:themeColor="text1" w:val="000000"/>
     </w:rPr>
     <w:tblPr>
@@ -8987,6 +9384,7 @@
     </w:tblPr>
     <w:tblStylePr w:type="firstRow">
       <w:rPr>
+        <w:rFonts w:eastAsia="黑体"/>
         <w:sz w:val="24"/>
         <w:szCs w:val="24"/>
       </w:rPr>
@@ -9116,12 +9514,14 @@
     </w:tcPr>
     <w:tblStylePr w:type="firstRow">
       <w:rPr>
+        <w:rFonts w:eastAsia="黑体"/>
         <w:b/>
         <w:bCs/>
       </w:rPr>
     </w:tblStylePr>
     <w:tblStylePr w:type="lastRow">
       <w:rPr>
+        <w:rFonts w:eastAsia="黑体"/>
         <w:b/>
         <w:bCs/>
       </w:rPr>
@@ -9134,12 +9534,14 @@
     </w:tblStylePr>
     <w:tblStylePr w:type="firstCol">
       <w:rPr>
+        <w:rFonts w:eastAsia="黑体"/>
         <w:b/>
         <w:bCs/>
       </w:rPr>
     </w:tblStylePr>
     <w:tblStylePr w:type="lastCol">
       <w:rPr>
+        <w:rFonts w:eastAsia="黑体"/>
         <w:b/>
         <w:bCs/>
       </w:rPr>
@@ -9189,12 +9591,14 @@
     </w:tcPr>
     <w:tblStylePr w:type="firstRow">
       <w:rPr>
+        <w:rFonts w:eastAsia="黑体"/>
         <w:b/>
         <w:bCs/>
       </w:rPr>
     </w:tblStylePr>
     <w:tblStylePr w:type="lastRow">
       <w:rPr>
+        <w:rFonts w:eastAsia="黑体"/>
         <w:b/>
         <w:bCs/>
       </w:rPr>
@@ -9207,12 +9611,14 @@
     </w:tblStylePr>
     <w:tblStylePr w:type="firstCol">
       <w:rPr>
+        <w:rFonts w:eastAsia="黑体"/>
         <w:b/>
         <w:bCs/>
       </w:rPr>
     </w:tblStylePr>
     <w:tblStylePr w:type="lastCol">
       <w:rPr>
+        <w:rFonts w:eastAsia="黑体"/>
         <w:b/>
         <w:bCs/>
       </w:rPr>
@@ -9262,12 +9668,14 @@
     </w:tcPr>
     <w:tblStylePr w:type="firstRow">
       <w:rPr>
+        <w:rFonts w:eastAsia="黑体"/>
         <w:b/>
         <w:bCs/>
       </w:rPr>
     </w:tblStylePr>
     <w:tblStylePr w:type="lastRow">
       <w:rPr>
+        <w:rFonts w:eastAsia="黑体"/>
         <w:b/>
         <w:bCs/>
       </w:rPr>
@@ -9280,12 +9688,14 @@
     </w:tblStylePr>
     <w:tblStylePr w:type="firstCol">
       <w:rPr>
+        <w:rFonts w:eastAsia="黑体"/>
         <w:b/>
         <w:bCs/>
       </w:rPr>
     </w:tblStylePr>
     <w:tblStylePr w:type="lastCol">
       <w:rPr>
+        <w:rFonts w:eastAsia="黑体"/>
         <w:b/>
         <w:bCs/>
       </w:rPr>
@@ -9335,12 +9745,14 @@
     </w:tcPr>
     <w:tblStylePr w:type="firstRow">
       <w:rPr>
+        <w:rFonts w:eastAsia="黑体"/>
         <w:b/>
         <w:bCs/>
       </w:rPr>
     </w:tblStylePr>
     <w:tblStylePr w:type="lastRow">
       <w:rPr>
+        <w:rFonts w:eastAsia="黑体"/>
         <w:b/>
         <w:bCs/>
       </w:rPr>
@@ -9353,12 +9765,14 @@
     </w:tblStylePr>
     <w:tblStylePr w:type="firstCol">
       <w:rPr>
+        <w:rFonts w:eastAsia="黑体"/>
         <w:b/>
         <w:bCs/>
       </w:rPr>
     </w:tblStylePr>
     <w:tblStylePr w:type="lastCol">
       <w:rPr>
+        <w:rFonts w:eastAsia="黑体"/>
         <w:b/>
         <w:bCs/>
       </w:rPr>
@@ -9408,12 +9822,14 @@
     </w:tcPr>
     <w:tblStylePr w:type="firstRow">
       <w:rPr>
+        <w:rFonts w:eastAsia="黑体"/>
         <w:b/>
         <w:bCs/>
       </w:rPr>
     </w:tblStylePr>
     <w:tblStylePr w:type="lastRow">
       <w:rPr>
+        <w:rFonts w:eastAsia="黑体"/>
         <w:b/>
         <w:bCs/>
       </w:rPr>
@@ -9426,12 +9842,14 @@
     </w:tblStylePr>
     <w:tblStylePr w:type="firstCol">
       <w:rPr>
+        <w:rFonts w:eastAsia="黑体"/>
         <w:b/>
         <w:bCs/>
       </w:rPr>
     </w:tblStylePr>
     <w:tblStylePr w:type="lastCol">
       <w:rPr>
+        <w:rFonts w:eastAsia="黑体"/>
         <w:b/>
         <w:bCs/>
       </w:rPr>
@@ -9481,12 +9899,14 @@
     </w:tcPr>
     <w:tblStylePr w:type="firstRow">
       <w:rPr>
+        <w:rFonts w:eastAsia="黑体"/>
         <w:b/>
         <w:bCs/>
       </w:rPr>
     </w:tblStylePr>
     <w:tblStylePr w:type="lastRow">
       <w:rPr>
+        <w:rFonts w:eastAsia="黑体"/>
         <w:b/>
         <w:bCs/>
       </w:rPr>
@@ -9499,12 +9919,14 @@
     </w:tblStylePr>
     <w:tblStylePr w:type="firstCol">
       <w:rPr>
+        <w:rFonts w:eastAsia="黑体"/>
         <w:b/>
         <w:bCs/>
       </w:rPr>
     </w:tblStylePr>
     <w:tblStylePr w:type="lastCol">
       <w:rPr>
+        <w:rFonts w:eastAsia="黑体"/>
         <w:b/>
         <w:bCs/>
       </w:rPr>
@@ -9554,12 +9976,14 @@
     </w:tcPr>
     <w:tblStylePr w:type="firstRow">
       <w:rPr>
+        <w:rFonts w:eastAsia="黑体"/>
         <w:b/>
         <w:bCs/>
       </w:rPr>
     </w:tblStylePr>
     <w:tblStylePr w:type="lastRow">
       <w:rPr>
+        <w:rFonts w:eastAsia="黑体"/>
         <w:b/>
         <w:bCs/>
       </w:rPr>
@@ -9572,12 +9996,14 @@
     </w:tblStylePr>
     <w:tblStylePr w:type="firstCol">
       <w:rPr>
+        <w:rFonts w:eastAsia="黑体"/>
         <w:b/>
         <w:bCs/>
       </w:rPr>
     </w:tblStylePr>
     <w:tblStylePr w:type="lastCol">
       <w:rPr>
+        <w:rFonts w:eastAsia="黑体"/>
         <w:b/>
         <w:bCs/>
       </w:rPr>
@@ -9604,7 +10030,7 @@
       <w:spacing w:after="0" w:line="240" w:lineRule="auto"/>
     </w:pPr>
     <w:rPr>
-      <w:rFonts w:asciiTheme="majorHAnsi" w:cstheme="majorBidi" w:eastAsiaTheme="majorEastAsia" w:hAnsiTheme="majorHAnsi"/>
+      <w:rFonts w:asciiTheme="majorHAnsi" w:cstheme="majorBidi" w:hAnsiTheme="majorHAnsi" w:eastAsia="黑体"/>
       <w:color w:themeColor="text1" w:val="000000"/>
     </w:rPr>
     <w:tblPr>
@@ -9631,6 +10057,7 @@
     </w:tcPr>
     <w:tblStylePr w:type="firstRow">
       <w:rPr>
+        <w:rFonts w:eastAsia="黑体"/>
         <w:b/>
         <w:bCs/>
         <w:color w:themeColor="text1" w:val="000000"/>
@@ -9642,6 +10069,7 @@
     </w:tblStylePr>
     <w:tblStylePr w:type="lastRow">
       <w:rPr>
+        <w:rFonts w:eastAsia="黑体"/>
         <w:b/>
         <w:bCs/>
         <w:color w:themeColor="text1" w:val="000000"/>
@@ -9661,6 +10089,7 @@
     </w:tblStylePr>
     <w:tblStylePr w:type="firstCol">
       <w:rPr>
+        <w:rFonts w:eastAsia="黑体"/>
         <w:b/>
         <w:bCs/>
         <w:color w:themeColor="text1" w:val="000000"/>
@@ -9680,6 +10109,7 @@
     </w:tblStylePr>
     <w:tblStylePr w:type="lastCol">
       <w:rPr>
+        <w:rFonts w:eastAsia="黑体"/>
         <w:b w:val="0"/>
         <w:bCs w:val="0"/>
         <w:color w:themeColor="text1" w:val="000000"/>
@@ -9729,7 +10159,7 @@
       <w:spacing w:after="0" w:line="240" w:lineRule="auto"/>
     </w:pPr>
     <w:rPr>
-      <w:rFonts w:asciiTheme="majorHAnsi" w:cstheme="majorBidi" w:eastAsiaTheme="majorEastAsia" w:hAnsiTheme="majorHAnsi"/>
+      <w:rFonts w:asciiTheme="majorHAnsi" w:cstheme="majorBidi" w:hAnsiTheme="majorHAnsi" w:eastAsia="黑体"/>
       <w:color w:themeColor="text1" w:val="000000"/>
     </w:rPr>
     <w:tblPr>
@@ -9756,6 +10186,7 @@
     </w:tcPr>
     <w:tblStylePr w:type="firstRow">
       <w:rPr>
+        <w:rFonts w:eastAsia="黑体"/>
         <w:b/>
         <w:bCs/>
         <w:color w:themeColor="text1" w:val="000000"/>
@@ -9767,6 +10198,7 @@
     </w:tblStylePr>
     <w:tblStylePr w:type="lastRow">
       <w:rPr>
+        <w:rFonts w:eastAsia="黑体"/>
         <w:b/>
         <w:bCs/>
         <w:color w:themeColor="text1" w:val="000000"/>
@@ -9786,6 +10218,7 @@
     </w:tblStylePr>
     <w:tblStylePr w:type="firstCol">
       <w:rPr>
+        <w:rFonts w:eastAsia="黑体"/>
         <w:b/>
         <w:bCs/>
         <w:color w:themeColor="text1" w:val="000000"/>
@@ -9805,6 +10238,7 @@
     </w:tblStylePr>
     <w:tblStylePr w:type="lastCol">
       <w:rPr>
+        <w:rFonts w:eastAsia="黑体"/>
         <w:b w:val="0"/>
         <w:bCs w:val="0"/>
         <w:color w:themeColor="text1" w:val="000000"/>
@@ -9854,7 +10288,7 @@
       <w:spacing w:after="0" w:line="240" w:lineRule="auto"/>
     </w:pPr>
     <w:rPr>
-      <w:rFonts w:asciiTheme="majorHAnsi" w:cstheme="majorBidi" w:eastAsiaTheme="majorEastAsia" w:hAnsiTheme="majorHAnsi"/>
+      <w:rFonts w:asciiTheme="majorHAnsi" w:cstheme="majorBidi" w:hAnsiTheme="majorHAnsi" w:eastAsia="黑体"/>
       <w:color w:themeColor="text1" w:val="000000"/>
     </w:rPr>
     <w:tblPr>
@@ -9881,6 +10315,7 @@
     </w:tcPr>
     <w:tblStylePr w:type="firstRow">
       <w:rPr>
+        <w:rFonts w:eastAsia="黑体"/>
         <w:b/>
         <w:bCs/>
         <w:color w:themeColor="text1" w:val="000000"/>
@@ -9892,6 +10327,7 @@
     </w:tblStylePr>
     <w:tblStylePr w:type="lastRow">
       <w:rPr>
+        <w:rFonts w:eastAsia="黑体"/>
         <w:b/>
         <w:bCs/>
         <w:color w:themeColor="text1" w:val="000000"/>
@@ -9911,6 +10347,7 @@
     </w:tblStylePr>
     <w:tblStylePr w:type="firstCol">
       <w:rPr>
+        <w:rFonts w:eastAsia="黑体"/>
         <w:b/>
         <w:bCs/>
         <w:color w:themeColor="text1" w:val="000000"/>
@@ -9930,6 +10367,7 @@
     </w:tblStylePr>
     <w:tblStylePr w:type="lastCol">
       <w:rPr>
+        <w:rFonts w:eastAsia="黑体"/>
         <w:b w:val="0"/>
         <w:bCs w:val="0"/>
         <w:color w:themeColor="text1" w:val="000000"/>
@@ -9979,7 +10417,7 @@
       <w:spacing w:after="0" w:line="240" w:lineRule="auto"/>
     </w:pPr>
     <w:rPr>
-      <w:rFonts w:asciiTheme="majorHAnsi" w:cstheme="majorBidi" w:eastAsiaTheme="majorEastAsia" w:hAnsiTheme="majorHAnsi"/>
+      <w:rFonts w:asciiTheme="majorHAnsi" w:cstheme="majorBidi" w:hAnsiTheme="majorHAnsi" w:eastAsia="黑体"/>
       <w:color w:themeColor="text1" w:val="000000"/>
     </w:rPr>
     <w:tblPr>
@@ -10006,6 +10444,7 @@
     </w:tcPr>
     <w:tblStylePr w:type="firstRow">
       <w:rPr>
+        <w:rFonts w:eastAsia="黑体"/>
         <w:b/>
         <w:bCs/>
         <w:color w:themeColor="text1" w:val="000000"/>
@@ -10017,6 +10456,7 @@
     </w:tblStylePr>
     <w:tblStylePr w:type="lastRow">
       <w:rPr>
+        <w:rFonts w:eastAsia="黑体"/>
         <w:b/>
         <w:bCs/>
         <w:color w:themeColor="text1" w:val="000000"/>
@@ -10036,6 +10476,7 @@
     </w:tblStylePr>
     <w:tblStylePr w:type="firstCol">
       <w:rPr>
+        <w:rFonts w:eastAsia="黑体"/>
         <w:b/>
         <w:bCs/>
         <w:color w:themeColor="text1" w:val="000000"/>
@@ -10055,6 +10496,7 @@
     </w:tblStylePr>
     <w:tblStylePr w:type="lastCol">
       <w:rPr>
+        <w:rFonts w:eastAsia="黑体"/>
         <w:b w:val="0"/>
         <w:bCs w:val="0"/>
         <w:color w:themeColor="text1" w:val="000000"/>
@@ -10104,7 +10546,7 @@
       <w:spacing w:after="0" w:line="240" w:lineRule="auto"/>
     </w:pPr>
     <w:rPr>
-      <w:rFonts w:asciiTheme="majorHAnsi" w:cstheme="majorBidi" w:eastAsiaTheme="majorEastAsia" w:hAnsiTheme="majorHAnsi"/>
+      <w:rFonts w:asciiTheme="majorHAnsi" w:cstheme="majorBidi" w:hAnsiTheme="majorHAnsi" w:eastAsia="黑体"/>
       <w:color w:themeColor="text1" w:val="000000"/>
     </w:rPr>
     <w:tblPr>
@@ -10131,6 +10573,7 @@
     </w:tcPr>
     <w:tblStylePr w:type="firstRow">
       <w:rPr>
+        <w:rFonts w:eastAsia="黑体"/>
         <w:b/>
         <w:bCs/>
         <w:color w:themeColor="text1" w:val="000000"/>
@@ -10142,6 +10585,7 @@
     </w:tblStylePr>
     <w:tblStylePr w:type="lastRow">
       <w:rPr>
+        <w:rFonts w:eastAsia="黑体"/>
         <w:b/>
         <w:bCs/>
         <w:color w:themeColor="text1" w:val="000000"/>
@@ -10161,6 +10605,7 @@
     </w:tblStylePr>
     <w:tblStylePr w:type="firstCol">
       <w:rPr>
+        <w:rFonts w:eastAsia="黑体"/>
         <w:b/>
         <w:bCs/>
         <w:color w:themeColor="text1" w:val="000000"/>
@@ -10180,6 +10625,7 @@
     </w:tblStylePr>
     <w:tblStylePr w:type="lastCol">
       <w:rPr>
+        <w:rFonts w:eastAsia="黑体"/>
         <w:b w:val="0"/>
         <w:bCs w:val="0"/>
         <w:color w:themeColor="text1" w:val="000000"/>
@@ -10229,7 +10675,7 @@
       <w:spacing w:after="0" w:line="240" w:lineRule="auto"/>
     </w:pPr>
     <w:rPr>
-      <w:rFonts w:asciiTheme="majorHAnsi" w:cstheme="majorBidi" w:eastAsiaTheme="majorEastAsia" w:hAnsiTheme="majorHAnsi"/>
+      <w:rFonts w:asciiTheme="majorHAnsi" w:cstheme="majorBidi" w:hAnsiTheme="majorHAnsi" w:eastAsia="黑体"/>
       <w:color w:themeColor="text1" w:val="000000"/>
     </w:rPr>
     <w:tblPr>
@@ -10256,6 +10702,7 @@
     </w:tcPr>
     <w:tblStylePr w:type="firstRow">
       <w:rPr>
+        <w:rFonts w:eastAsia="黑体"/>
         <w:b/>
         <w:bCs/>
         <w:color w:themeColor="text1" w:val="000000"/>
@@ -10267,6 +10714,7 @@
     </w:tblStylePr>
     <w:tblStylePr w:type="lastRow">
       <w:rPr>
+        <w:rFonts w:eastAsia="黑体"/>
         <w:b/>
         <w:bCs/>
         <w:color w:themeColor="text1" w:val="000000"/>
@@ -10286,6 +10734,7 @@
     </w:tblStylePr>
     <w:tblStylePr w:type="firstCol">
       <w:rPr>
+        <w:rFonts w:eastAsia="黑体"/>
         <w:b/>
         <w:bCs/>
         <w:color w:themeColor="text1" w:val="000000"/>
@@ -10305,6 +10754,7 @@
     </w:tblStylePr>
     <w:tblStylePr w:type="lastCol">
       <w:rPr>
+        <w:rFonts w:eastAsia="黑体"/>
         <w:b w:val="0"/>
         <w:bCs w:val="0"/>
         <w:color w:themeColor="text1" w:val="000000"/>
@@ -10354,7 +10804,7 @@
       <w:spacing w:after="0" w:line="240" w:lineRule="auto"/>
     </w:pPr>
     <w:rPr>
-      <w:rFonts w:asciiTheme="majorHAnsi" w:cstheme="majorBidi" w:eastAsiaTheme="majorEastAsia" w:hAnsiTheme="majorHAnsi"/>
+      <w:rFonts w:asciiTheme="majorHAnsi" w:cstheme="majorBidi" w:hAnsiTheme="majorHAnsi" w:eastAsia="黑体"/>
       <w:color w:themeColor="text1" w:val="000000"/>
     </w:rPr>
     <w:tblPr>
@@ -10381,6 +10831,7 @@
     </w:tcPr>
     <w:tblStylePr w:type="firstRow">
       <w:rPr>
+        <w:rFonts w:eastAsia="黑体"/>
         <w:b/>
         <w:bCs/>
         <w:color w:themeColor="text1" w:val="000000"/>
@@ -10392,6 +10843,7 @@
     </w:tblStylePr>
     <w:tblStylePr w:type="lastRow">
       <w:rPr>
+        <w:rFonts w:eastAsia="黑体"/>
         <w:b/>
         <w:bCs/>
         <w:color w:themeColor="text1" w:val="000000"/>
@@ -10411,6 +10863,7 @@
     </w:tblStylePr>
     <w:tblStylePr w:type="firstCol">
       <w:rPr>
+        <w:rFonts w:eastAsia="黑体"/>
         <w:b/>
         <w:bCs/>
         <w:color w:themeColor="text1" w:val="000000"/>
@@ -10430,6 +10883,7 @@
     </w:tblStylePr>
     <w:tblStylePr w:type="lastCol">
       <w:rPr>
+        <w:rFonts w:eastAsia="黑体"/>
         <w:b w:val="0"/>
         <w:bCs w:val="0"/>
         <w:color w:themeColor="text1" w:val="000000"/>
@@ -10502,6 +10956,7 @@
     </w:tcPr>
     <w:tblStylePr w:type="firstRow">
       <w:rPr>
+        <w:rFonts w:eastAsia="黑体"/>
         <w:b/>
         <w:bCs/>
         <w:i w:val="0"/>
@@ -10523,6 +10978,7 @@
     </w:tblStylePr>
     <w:tblStylePr w:type="lastRow">
       <w:rPr>
+        <w:rFonts w:eastAsia="黑体"/>
         <w:b/>
         <w:bCs/>
         <w:i w:val="0"/>
@@ -10544,6 +11000,7 @@
     </w:tblStylePr>
     <w:tblStylePr w:type="firstCol">
       <w:rPr>
+        <w:rFonts w:eastAsia="黑体"/>
         <w:b/>
         <w:bCs/>
         <w:i w:val="0"/>
@@ -10563,6 +11020,7 @@
     </w:tblStylePr>
     <w:tblStylePr w:type="lastCol">
       <w:rPr>
+        <w:rFonts w:eastAsia="黑体"/>
         <w:b/>
         <w:bCs/>
         <w:i w:val="0"/>
@@ -10643,6 +11101,7 @@
     </w:tcPr>
     <w:tblStylePr w:type="firstRow">
       <w:rPr>
+        <w:rFonts w:eastAsia="黑体"/>
         <w:b/>
         <w:bCs/>
         <w:i w:val="0"/>
@@ -10664,6 +11123,7 @@
     </w:tblStylePr>
     <w:tblStylePr w:type="lastRow">
       <w:rPr>
+        <w:rFonts w:eastAsia="黑体"/>
         <w:b/>
         <w:bCs/>
         <w:i w:val="0"/>
@@ -10685,6 +11145,7 @@
     </w:tblStylePr>
     <w:tblStylePr w:type="firstCol">
       <w:rPr>
+        <w:rFonts w:eastAsia="黑体"/>
         <w:b/>
         <w:bCs/>
         <w:i w:val="0"/>
@@ -10704,6 +11165,7 @@
     </w:tblStylePr>
     <w:tblStylePr w:type="lastCol">
       <w:rPr>
+        <w:rFonts w:eastAsia="黑体"/>
         <w:b/>
         <w:bCs/>
         <w:i w:val="0"/>
@@ -10784,6 +11246,7 @@
     </w:tcPr>
     <w:tblStylePr w:type="firstRow">
       <w:rPr>
+        <w:rFonts w:eastAsia="黑体"/>
         <w:b/>
         <w:bCs/>
         <w:i w:val="0"/>
@@ -10805,6 +11268,7 @@
     </w:tblStylePr>
     <w:tblStylePr w:type="lastRow">
       <w:rPr>
+        <w:rFonts w:eastAsia="黑体"/>
         <w:b/>
         <w:bCs/>
         <w:i w:val="0"/>
@@ -10826,6 +11290,7 @@
     </w:tblStylePr>
     <w:tblStylePr w:type="firstCol">
       <w:rPr>
+        <w:rFonts w:eastAsia="黑体"/>
         <w:b/>
         <w:bCs/>
         <w:i w:val="0"/>
@@ -10845,6 +11310,7 @@
     </w:tblStylePr>
     <w:tblStylePr w:type="lastCol">
       <w:rPr>
+        <w:rFonts w:eastAsia="黑体"/>
         <w:b/>
         <w:bCs/>
         <w:i w:val="0"/>
@@ -10925,6 +11391,7 @@
     </w:tcPr>
     <w:tblStylePr w:type="firstRow">
       <w:rPr>
+        <w:rFonts w:eastAsia="黑体"/>
         <w:b/>
         <w:bCs/>
         <w:i w:val="0"/>
@@ -10946,6 +11413,7 @@
     </w:tblStylePr>
     <w:tblStylePr w:type="lastRow">
       <w:rPr>
+        <w:rFonts w:eastAsia="黑体"/>
         <w:b/>
         <w:bCs/>
         <w:i w:val="0"/>
@@ -10967,6 +11435,7 @@
     </w:tblStylePr>
     <w:tblStylePr w:type="firstCol">
       <w:rPr>
+        <w:rFonts w:eastAsia="黑体"/>
         <w:b/>
         <w:bCs/>
         <w:i w:val="0"/>
@@ -10986,6 +11455,7 @@
     </w:tblStylePr>
     <w:tblStylePr w:type="lastCol">
       <w:rPr>
+        <w:rFonts w:eastAsia="黑体"/>
         <w:b/>
         <w:bCs/>
         <w:i w:val="0"/>
@@ -11066,6 +11536,7 @@
     </w:tcPr>
     <w:tblStylePr w:type="firstRow">
       <w:rPr>
+        <w:rFonts w:eastAsia="黑体"/>
         <w:b/>
         <w:bCs/>
         <w:i w:val="0"/>
@@ -11087,6 +11558,7 @@
     </w:tblStylePr>
     <w:tblStylePr w:type="lastRow">
       <w:rPr>
+        <w:rFonts w:eastAsia="黑体"/>
         <w:b/>
         <w:bCs/>
         <w:i w:val="0"/>
@@ -11108,6 +11580,7 @@
     </w:tblStylePr>
     <w:tblStylePr w:type="firstCol">
       <w:rPr>
+        <w:rFonts w:eastAsia="黑体"/>
         <w:b/>
         <w:bCs/>
         <w:i w:val="0"/>
@@ -11127,6 +11600,7 @@
     </w:tblStylePr>
     <w:tblStylePr w:type="lastCol">
       <w:rPr>
+        <w:rFonts w:eastAsia="黑体"/>
         <w:b/>
         <w:bCs/>
         <w:i w:val="0"/>
@@ -11207,6 +11681,7 @@
     </w:tcPr>
     <w:tblStylePr w:type="firstRow">
       <w:rPr>
+        <w:rFonts w:eastAsia="黑体"/>
         <w:b/>
         <w:bCs/>
         <w:i w:val="0"/>
@@ -11228,6 +11703,7 @@
     </w:tblStylePr>
     <w:tblStylePr w:type="lastRow">
       <w:rPr>
+        <w:rFonts w:eastAsia="黑体"/>
         <w:b/>
         <w:bCs/>
         <w:i w:val="0"/>
@@ -11249,6 +11725,7 @@
     </w:tblStylePr>
     <w:tblStylePr w:type="firstCol">
       <w:rPr>
+        <w:rFonts w:eastAsia="黑体"/>
         <w:b/>
         <w:bCs/>
         <w:i w:val="0"/>
@@ -11268,6 +11745,7 @@
     </w:tblStylePr>
     <w:tblStylePr w:type="lastCol">
       <w:rPr>
+        <w:rFonts w:eastAsia="黑体"/>
         <w:b/>
         <w:bCs/>
         <w:i w:val="0"/>
@@ -11348,6 +11826,7 @@
     </w:tcPr>
     <w:tblStylePr w:type="firstRow">
       <w:rPr>
+        <w:rFonts w:eastAsia="黑体"/>
         <w:b/>
         <w:bCs/>
         <w:i w:val="0"/>
@@ -11369,6 +11848,7 @@
     </w:tblStylePr>
     <w:tblStylePr w:type="lastRow">
       <w:rPr>
+        <w:rFonts w:eastAsia="黑体"/>
         <w:b/>
         <w:bCs/>
         <w:i w:val="0"/>
@@ -11390,6 +11870,7 @@
     </w:tblStylePr>
     <w:tblStylePr w:type="firstCol">
       <w:rPr>
+        <w:rFonts w:eastAsia="黑体"/>
         <w:b/>
         <w:bCs/>
         <w:i w:val="0"/>
@@ -11409,6 +11890,7 @@
     </w:tblStylePr>
     <w:tblStylePr w:type="lastCol">
       <w:rPr>
+        <w:rFonts w:eastAsia="黑体"/>
         <w:b/>
         <w:bCs/>
         <w:i w:val="0"/>
@@ -11466,6 +11948,7 @@
       <w:spacing w:after="0" w:line="240" w:lineRule="auto"/>
     </w:pPr>
     <w:rPr>
+      <w:rFonts w:eastAsia="黑体"/>
       <w:color w:themeColor="background1" w:val="FFFFFF"/>
     </w:rPr>
     <w:tblPr>
@@ -11484,6 +11967,7 @@
     </w:tcPr>
     <w:tblStylePr w:type="firstRow">
       <w:rPr>
+        <w:rFonts w:eastAsia="黑体"/>
         <w:b/>
         <w:bCs/>
       </w:rPr>
@@ -11580,6 +12064,7 @@
       <w:spacing w:after="0" w:line="240" w:lineRule="auto"/>
     </w:pPr>
     <w:rPr>
+      <w:rFonts w:eastAsia="黑体"/>
       <w:color w:themeColor="background1" w:val="FFFFFF"/>
     </w:rPr>
     <w:tblPr>
@@ -11598,6 +12083,7 @@
     </w:tcPr>
     <w:tblStylePr w:type="firstRow">
       <w:rPr>
+        <w:rFonts w:eastAsia="黑体"/>
         <w:b/>
         <w:bCs/>
       </w:rPr>
@@ -11694,6 +12180,7 @@
       <w:spacing w:after="0" w:line="240" w:lineRule="auto"/>
     </w:pPr>
     <w:rPr>
+      <w:rFonts w:eastAsia="黑体"/>
       <w:color w:themeColor="background1" w:val="FFFFFF"/>
     </w:rPr>
     <w:tblPr>
@@ -11712,6 +12199,7 @@
     </w:tcPr>
     <w:tblStylePr w:type="firstRow">
       <w:rPr>
+        <w:rFonts w:eastAsia="黑体"/>
         <w:b/>
         <w:bCs/>
       </w:rPr>
@@ -11808,6 +12296,7 @@
       <w:spacing w:after="0" w:line="240" w:lineRule="auto"/>
     </w:pPr>
     <w:rPr>
+      <w:rFonts w:eastAsia="黑体"/>
       <w:color w:themeColor="background1" w:val="FFFFFF"/>
     </w:rPr>
     <w:tblPr>
@@ -11826,6 +12315,7 @@
     </w:tcPr>
     <w:tblStylePr w:type="firstRow">
       <w:rPr>
+        <w:rFonts w:eastAsia="黑体"/>
         <w:b/>
         <w:bCs/>
       </w:rPr>
@@ -11922,6 +12412,7 @@
       <w:spacing w:after="0" w:line="240" w:lineRule="auto"/>
     </w:pPr>
     <w:rPr>
+      <w:rFonts w:eastAsia="黑体"/>
       <w:color w:themeColor="background1" w:val="FFFFFF"/>
     </w:rPr>
     <w:tblPr>
@@ -11940,6 +12431,7 @@
     </w:tcPr>
     <w:tblStylePr w:type="firstRow">
       <w:rPr>
+        <w:rFonts w:eastAsia="黑体"/>
         <w:b/>
         <w:bCs/>
       </w:rPr>
@@ -12036,6 +12528,7 @@
       <w:spacing w:after="0" w:line="240" w:lineRule="auto"/>
     </w:pPr>
     <w:rPr>
+      <w:rFonts w:eastAsia="黑体"/>
       <w:color w:themeColor="background1" w:val="FFFFFF"/>
     </w:rPr>
     <w:tblPr>
@@ -12054,6 +12547,7 @@
     </w:tcPr>
     <w:tblStylePr w:type="firstRow">
       <w:rPr>
+        <w:rFonts w:eastAsia="黑体"/>
         <w:b/>
         <w:bCs/>
       </w:rPr>
@@ -12150,6 +12644,7 @@
       <w:spacing w:after="0" w:line="240" w:lineRule="auto"/>
     </w:pPr>
     <w:rPr>
+      <w:rFonts w:eastAsia="黑体"/>
       <w:color w:themeColor="background1" w:val="FFFFFF"/>
     </w:rPr>
     <w:tblPr>
@@ -12168,6 +12663,7 @@
     </w:tcPr>
     <w:tblStylePr w:type="firstRow">
       <w:rPr>
+        <w:rFonts w:eastAsia="黑体"/>
         <w:b/>
         <w:bCs/>
       </w:rPr>
@@ -12264,6 +12760,7 @@
       <w:spacing w:after="0" w:line="240" w:lineRule="auto"/>
     </w:pPr>
     <w:rPr>
+      <w:rFonts w:eastAsia="黑体"/>
       <w:color w:themeColor="text1" w:val="000000"/>
     </w:rPr>
     <w:tblPr>
@@ -12290,6 +12787,7 @@
     </w:tcPr>
     <w:tblStylePr w:type="firstRow">
       <w:rPr>
+        <w:rFonts w:eastAsia="黑体"/>
         <w:b/>
         <w:bCs/>
       </w:rPr>
@@ -12308,6 +12806,7 @@
     </w:tblStylePr>
     <w:tblStylePr w:type="lastRow">
       <w:rPr>
+        <w:rFonts w:eastAsia="黑体"/>
         <w:b/>
         <w:bCs/>
         <w:color w:themeColor="background1" w:val="FFFFFF"/>
@@ -12322,6 +12821,7 @@
     </w:tblStylePr>
     <w:tblStylePr w:type="firstCol">
       <w:rPr>
+        <w:rFonts w:eastAsia="黑体"/>
         <w:color w:themeColor="background1" w:val="FFFFFF"/>
       </w:rPr>
       <w:tblPr/>
@@ -12339,6 +12839,7 @@
     </w:tblStylePr>
     <w:tblStylePr w:type="lastCol">
       <w:rPr>
+        <w:rFonts w:eastAsia="黑体"/>
         <w:color w:themeColor="background1" w:val="FFFFFF"/>
       </w:rPr>
       <w:tblPr/>
@@ -12368,11 +12869,13 @@
     </w:tblStylePr>
     <w:tblStylePr w:type="neCell">
       <w:rPr>
+        <w:rFonts w:eastAsia="黑体"/>
         <w:color w:themeColor="text1" w:val="000000"/>
       </w:rPr>
     </w:tblStylePr>
     <w:tblStylePr w:type="nwCell">
       <w:rPr>
+        <w:rFonts w:eastAsia="黑体"/>
         <w:color w:themeColor="text1" w:val="000000"/>
       </w:rPr>
     </w:tblStylePr>
@@ -12386,6 +12889,7 @@
       <w:spacing w:after="0" w:line="240" w:lineRule="auto"/>
     </w:pPr>
     <w:rPr>
+      <w:rFonts w:eastAsia="黑体"/>
       <w:color w:themeColor="text1" w:val="000000"/>
     </w:rPr>
     <w:tblPr>
@@ -12412,6 +12916,7 @@
     </w:tcPr>
     <w:tblStylePr w:type="firstRow">
       <w:rPr>
+        <w:rFonts w:eastAsia="黑体"/>
         <w:b/>
         <w:bCs/>
       </w:rPr>
@@ -12430,6 +12935,7 @@
     </w:tblStylePr>
     <w:tblStylePr w:type="lastRow">
       <w:rPr>
+        <w:rFonts w:eastAsia="黑体"/>
         <w:b/>
         <w:bCs/>
         <w:color w:themeColor="background1" w:val="FFFFFF"/>
@@ -12444,6 +12950,7 @@
     </w:tblStylePr>
     <w:tblStylePr w:type="firstCol">
       <w:rPr>
+        <w:rFonts w:eastAsia="黑体"/>
         <w:color w:themeColor="background1" w:val="FFFFFF"/>
       </w:rPr>
       <w:tblPr/>
@@ -12461,6 +12968,7 @@
     </w:tblStylePr>
     <w:tblStylePr w:type="lastCol">
       <w:rPr>
+        <w:rFonts w:eastAsia="黑体"/>
         <w:color w:themeColor="background1" w:val="FFFFFF"/>
       </w:rPr>
       <w:tblPr/>
@@ -12490,11 +12998,13 @@
     </w:tblStylePr>
     <w:tblStylePr w:type="neCell">
       <w:rPr>
+        <w:rFonts w:eastAsia="黑体"/>
         <w:color w:themeColor="text1" w:val="000000"/>
       </w:rPr>
     </w:tblStylePr>
     <w:tblStylePr w:type="nwCell">
       <w:rPr>
+        <w:rFonts w:eastAsia="黑体"/>
         <w:color w:themeColor="text1" w:val="000000"/>
       </w:rPr>
     </w:tblStylePr>
@@ -12508,6 +13018,7 @@
       <w:spacing w:after="0" w:line="240" w:lineRule="auto"/>
     </w:pPr>
     <w:rPr>
+      <w:rFonts w:eastAsia="黑体"/>
       <w:color w:themeColor="text1" w:val="000000"/>
     </w:rPr>
     <w:tblPr>
@@ -12534,6 +13045,7 @@
     </w:tcPr>
     <w:tblStylePr w:type="firstRow">
       <w:rPr>
+        <w:rFonts w:eastAsia="黑体"/>
         <w:b/>
         <w:bCs/>
       </w:rPr>
@@ -12552,6 +13064,7 @@
     </w:tblStylePr>
     <w:tblStylePr w:type="lastRow">
       <w:rPr>
+        <w:rFonts w:eastAsia="黑体"/>
         <w:b/>
         <w:bCs/>
         <w:color w:themeColor="background1" w:val="FFFFFF"/>
@@ -12566,6 +13079,7 @@
     </w:tblStylePr>
     <w:tblStylePr w:type="firstCol">
       <w:rPr>
+        <w:rFonts w:eastAsia="黑体"/>
         <w:color w:themeColor="background1" w:val="FFFFFF"/>
       </w:rPr>
       <w:tblPr/>
@@ -12583,6 +13097,7 @@
     </w:tblStylePr>
     <w:tblStylePr w:type="lastCol">
       <w:rPr>
+        <w:rFonts w:eastAsia="黑体"/>
         <w:color w:themeColor="background1" w:val="FFFFFF"/>
       </w:rPr>
       <w:tblPr/>
@@ -12612,11 +13127,13 @@
     </w:tblStylePr>
     <w:tblStylePr w:type="neCell">
       <w:rPr>
+        <w:rFonts w:eastAsia="黑体"/>
         <w:color w:themeColor="text1" w:val="000000"/>
       </w:rPr>
     </w:tblStylePr>
     <w:tblStylePr w:type="nwCell">
       <w:rPr>
+        <w:rFonts w:eastAsia="黑体"/>
         <w:color w:themeColor="text1" w:val="000000"/>
       </w:rPr>
     </w:tblStylePr>
@@ -12630,6 +13147,7 @@
       <w:spacing w:after="0" w:line="240" w:lineRule="auto"/>
     </w:pPr>
     <w:rPr>
+      <w:rFonts w:eastAsia="黑体"/>
       <w:color w:themeColor="text1" w:val="000000"/>
     </w:rPr>
     <w:tblPr>
@@ -12656,6 +13174,7 @@
     </w:tcPr>
     <w:tblStylePr w:type="firstRow">
       <w:rPr>
+        <w:rFonts w:eastAsia="黑体"/>
         <w:b/>
         <w:bCs/>
       </w:rPr>
@@ -12674,6 +13193,7 @@
     </w:tblStylePr>
     <w:tblStylePr w:type="lastRow">
       <w:rPr>
+        <w:rFonts w:eastAsia="黑体"/>
         <w:b/>
         <w:bCs/>
         <w:color w:themeColor="background1" w:val="FFFFFF"/>
@@ -12688,6 +13208,7 @@
     </w:tblStylePr>
     <w:tblStylePr w:type="firstCol">
       <w:rPr>
+        <w:rFonts w:eastAsia="黑体"/>
         <w:color w:themeColor="background1" w:val="FFFFFF"/>
       </w:rPr>
       <w:tblPr/>
@@ -12705,6 +13226,7 @@
     </w:tblStylePr>
     <w:tblStylePr w:type="lastCol">
       <w:rPr>
+        <w:rFonts w:eastAsia="黑体"/>
         <w:color w:themeColor="background1" w:val="FFFFFF"/>
       </w:rPr>
       <w:tblPr/>
@@ -12742,6 +13264,7 @@
       <w:spacing w:after="0" w:line="240" w:lineRule="auto"/>
     </w:pPr>
     <w:rPr>
+      <w:rFonts w:eastAsia="黑体"/>
       <w:color w:themeColor="text1" w:val="000000"/>
     </w:rPr>
     <w:tblPr>
@@ -12768,6 +13291,7 @@
     </w:tcPr>
     <w:tblStylePr w:type="firstRow">
       <w:rPr>
+        <w:rFonts w:eastAsia="黑体"/>
         <w:b/>
         <w:bCs/>
       </w:rPr>
@@ -12786,6 +13310,7 @@
     </w:tblStylePr>
     <w:tblStylePr w:type="lastRow">
       <w:rPr>
+        <w:rFonts w:eastAsia="黑体"/>
         <w:b/>
         <w:bCs/>
         <w:color w:themeColor="background1" w:val="FFFFFF"/>
@@ -12800,6 +13325,7 @@
     </w:tblStylePr>
     <w:tblStylePr w:type="firstCol">
       <w:rPr>
+        <w:rFonts w:eastAsia="黑体"/>
         <w:color w:themeColor="background1" w:val="FFFFFF"/>
       </w:rPr>
       <w:tblPr/>
@@ -12817,6 +13343,7 @@
     </w:tblStylePr>
     <w:tblStylePr w:type="lastCol">
       <w:rPr>
+        <w:rFonts w:eastAsia="黑体"/>
         <w:color w:themeColor="background1" w:val="FFFFFF"/>
       </w:rPr>
       <w:tblPr/>
@@ -12846,11 +13373,13 @@
     </w:tblStylePr>
     <w:tblStylePr w:type="neCell">
       <w:rPr>
+        <w:rFonts w:eastAsia="黑体"/>
         <w:color w:themeColor="text1" w:val="000000"/>
       </w:rPr>
     </w:tblStylePr>
     <w:tblStylePr w:type="nwCell">
       <w:rPr>
+        <w:rFonts w:eastAsia="黑体"/>
         <w:color w:themeColor="text1" w:val="000000"/>
       </w:rPr>
     </w:tblStylePr>
@@ -12864,6 +13393,7 @@
       <w:spacing w:after="0" w:line="240" w:lineRule="auto"/>
     </w:pPr>
     <w:rPr>
+      <w:rFonts w:eastAsia="黑体"/>
       <w:color w:themeColor="text1" w:val="000000"/>
     </w:rPr>
     <w:tblPr>
@@ -12890,6 +13420,7 @@
     </w:tcPr>
     <w:tblStylePr w:type="firstRow">
       <w:rPr>
+        <w:rFonts w:eastAsia="黑体"/>
         <w:b/>
         <w:bCs/>
       </w:rPr>
@@ -12908,6 +13439,7 @@
     </w:tblStylePr>
     <w:tblStylePr w:type="lastRow">
       <w:rPr>
+        <w:rFonts w:eastAsia="黑体"/>
         <w:b/>
         <w:bCs/>
         <w:color w:themeColor="background1" w:val="FFFFFF"/>
@@ -12922,6 +13454,7 @@
     </w:tblStylePr>
     <w:tblStylePr w:type="firstCol">
       <w:rPr>
+        <w:rFonts w:eastAsia="黑体"/>
         <w:color w:themeColor="background1" w:val="FFFFFF"/>
       </w:rPr>
       <w:tblPr/>
@@ -12939,6 +13472,7 @@
     </w:tblStylePr>
     <w:tblStylePr w:type="lastCol">
       <w:rPr>
+        <w:rFonts w:eastAsia="黑体"/>
         <w:color w:themeColor="background1" w:val="FFFFFF"/>
       </w:rPr>
       <w:tblPr/>
@@ -12968,11 +13502,13 @@
     </w:tblStylePr>
     <w:tblStylePr w:type="neCell">
       <w:rPr>
+        <w:rFonts w:eastAsia="黑体"/>
         <w:color w:themeColor="text1" w:val="000000"/>
       </w:rPr>
     </w:tblStylePr>
     <w:tblStylePr w:type="nwCell">
       <w:rPr>
+        <w:rFonts w:eastAsia="黑体"/>
         <w:color w:themeColor="text1" w:val="000000"/>
       </w:rPr>
     </w:tblStylePr>
@@ -12986,6 +13522,7 @@
       <w:spacing w:after="0" w:line="240" w:lineRule="auto"/>
     </w:pPr>
     <w:rPr>
+      <w:rFonts w:eastAsia="黑体"/>
       <w:color w:themeColor="text1" w:val="000000"/>
     </w:rPr>
     <w:tblPr>
@@ -13012,6 +13549,7 @@
     </w:tcPr>
     <w:tblStylePr w:type="firstRow">
       <w:rPr>
+        <w:rFonts w:eastAsia="黑体"/>
         <w:b/>
         <w:bCs/>
       </w:rPr>
@@ -13030,6 +13568,7 @@
     </w:tblStylePr>
     <w:tblStylePr w:type="lastRow">
       <w:rPr>
+        <w:rFonts w:eastAsia="黑体"/>
         <w:b/>
         <w:bCs/>
         <w:color w:themeColor="background1" w:val="FFFFFF"/>
@@ -13044,6 +13583,7 @@
     </w:tblStylePr>
     <w:tblStylePr w:type="firstCol">
       <w:rPr>
+        <w:rFonts w:eastAsia="黑体"/>
         <w:color w:themeColor="background1" w:val="FFFFFF"/>
       </w:rPr>
       <w:tblPr/>
@@ -13061,6 +13601,7 @@
     </w:tblStylePr>
     <w:tblStylePr w:type="lastCol">
       <w:rPr>
+        <w:rFonts w:eastAsia="黑体"/>
         <w:color w:themeColor="background1" w:val="FFFFFF"/>
       </w:rPr>
       <w:tblPr/>
@@ -13090,11 +13631,13 @@
     </w:tblStylePr>
     <w:tblStylePr w:type="neCell">
       <w:rPr>
+        <w:rFonts w:eastAsia="黑体"/>
         <w:color w:themeColor="text1" w:val="000000"/>
       </w:rPr>
     </w:tblStylePr>
     <w:tblStylePr w:type="nwCell">
       <w:rPr>
+        <w:rFonts w:eastAsia="黑体"/>
         <w:color w:themeColor="text1" w:val="000000"/>
       </w:rPr>
     </w:tblStylePr>
@@ -13108,6 +13651,7 @@
       <w:spacing w:after="0" w:line="240" w:lineRule="auto"/>
     </w:pPr>
     <w:rPr>
+      <w:rFonts w:eastAsia="黑体"/>
       <w:color w:themeColor="text1" w:val="000000"/>
     </w:rPr>
     <w:tblPr>
@@ -13126,6 +13670,7 @@
     </w:tcPr>
     <w:tblStylePr w:type="firstRow">
       <w:rPr>
+        <w:rFonts w:eastAsia="黑体"/>
         <w:b/>
         <w:bCs/>
         <w:color w:themeColor="background1" w:val="FFFFFF"/>
@@ -13140,6 +13685,7 @@
     </w:tblStylePr>
     <w:tblStylePr w:type="lastRow">
       <w:rPr>
+        <w:rFonts w:eastAsia="黑体"/>
         <w:b/>
         <w:bCs/>
         <w:color w:themeColor="accent2" w:themeShade="CC" w:val="9E3A38"/>
@@ -13154,12 +13700,14 @@
     </w:tblStylePr>
     <w:tblStylePr w:type="firstCol">
       <w:rPr>
+        <w:rFonts w:eastAsia="黑体"/>
         <w:b/>
         <w:bCs/>
       </w:rPr>
     </w:tblStylePr>
     <w:tblStylePr w:type="lastCol">
       <w:rPr>
+        <w:rFonts w:eastAsia="黑体"/>
         <w:b/>
         <w:bCs/>
       </w:rPr>
@@ -13194,6 +13742,7 @@
       <w:spacing w:after="0" w:line="240" w:lineRule="auto"/>
     </w:pPr>
     <w:rPr>
+      <w:rFonts w:eastAsia="黑体"/>
       <w:color w:themeColor="text1" w:val="000000"/>
     </w:rPr>
     <w:tblPr>
@@ -13212,6 +13761,7 @@
     </w:tcPr>
     <w:tblStylePr w:type="firstRow">
       <w:rPr>
+        <w:rFonts w:eastAsia="黑体"/>
         <w:b/>
         <w:bCs/>
         <w:color w:themeColor="background1" w:val="FFFFFF"/>
@@ -13226,6 +13776,7 @@
     </w:tblStylePr>
     <w:tblStylePr w:type="lastRow">
       <w:rPr>
+        <w:rFonts w:eastAsia="黑体"/>
         <w:b/>
         <w:bCs/>
         <w:color w:themeColor="accent2" w:themeShade="CC" w:val="9E3A38"/>
@@ -13240,12 +13791,14 @@
     </w:tblStylePr>
     <w:tblStylePr w:type="firstCol">
       <w:rPr>
+        <w:rFonts w:eastAsia="黑体"/>
         <w:b/>
         <w:bCs/>
       </w:rPr>
     </w:tblStylePr>
     <w:tblStylePr w:type="lastCol">
       <w:rPr>
+        <w:rFonts w:eastAsia="黑体"/>
         <w:b/>
         <w:bCs/>
       </w:rPr>
@@ -13280,6 +13833,7 @@
       <w:spacing w:after="0" w:line="240" w:lineRule="auto"/>
     </w:pPr>
     <w:rPr>
+      <w:rFonts w:eastAsia="黑体"/>
       <w:color w:themeColor="text1" w:val="000000"/>
     </w:rPr>
     <w:tblPr>
@@ -13298,6 +13852,7 @@
     </w:tcPr>
     <w:tblStylePr w:type="firstRow">
       <w:rPr>
+        <w:rFonts w:eastAsia="黑体"/>
         <w:b/>
         <w:bCs/>
         <w:color w:themeColor="background1" w:val="FFFFFF"/>
@@ -13312,6 +13867,7 @@
     </w:tblStylePr>
     <w:tblStylePr w:type="lastRow">
       <w:rPr>
+        <w:rFonts w:eastAsia="黑体"/>
         <w:b/>
         <w:bCs/>
         <w:color w:themeColor="accent2" w:themeShade="CC" w:val="9E3A38"/>
@@ -13326,12 +13882,14 @@
     </w:tblStylePr>
     <w:tblStylePr w:type="firstCol">
       <w:rPr>
+        <w:rFonts w:eastAsia="黑体"/>
         <w:b/>
         <w:bCs/>
       </w:rPr>
     </w:tblStylePr>
     <w:tblStylePr w:type="lastCol">
       <w:rPr>
+        <w:rFonts w:eastAsia="黑体"/>
         <w:b/>
         <w:bCs/>
       </w:rPr>
@@ -13366,6 +13924,7 @@
       <w:spacing w:after="0" w:line="240" w:lineRule="auto"/>
     </w:pPr>
     <w:rPr>
+      <w:rFonts w:eastAsia="黑体"/>
       <w:color w:themeColor="text1" w:val="000000"/>
     </w:rPr>
     <w:tblPr>
@@ -13384,6 +13943,7 @@
     </w:tcPr>
     <w:tblStylePr w:type="firstRow">
       <w:rPr>
+        <w:rFonts w:eastAsia="黑体"/>
         <w:b/>
         <w:bCs/>
         <w:color w:themeColor="background1" w:val="FFFFFF"/>
@@ -13398,6 +13958,7 @@
     </w:tblStylePr>
     <w:tblStylePr w:type="lastRow">
       <w:rPr>
+        <w:rFonts w:eastAsia="黑体"/>
         <w:b/>
         <w:bCs/>
         <w:color w:themeColor="accent4" w:themeShade="CC" w:val="664E82"/>
@@ -13412,12 +13973,14 @@
     </w:tblStylePr>
     <w:tblStylePr w:type="firstCol">
       <w:rPr>
+        <w:rFonts w:eastAsia="黑体"/>
         <w:b/>
         <w:bCs/>
       </w:rPr>
     </w:tblStylePr>
     <w:tblStylePr w:type="lastCol">
       <w:rPr>
+        <w:rFonts w:eastAsia="黑体"/>
         <w:b/>
         <w:bCs/>
       </w:rPr>
@@ -13452,6 +14015,7 @@
       <w:spacing w:after="0" w:line="240" w:lineRule="auto"/>
     </w:pPr>
     <w:rPr>
+      <w:rFonts w:eastAsia="黑体"/>
       <w:color w:themeColor="text1" w:val="000000"/>
     </w:rPr>
     <w:tblPr>
@@ -13470,6 +14034,7 @@
     </w:tcPr>
     <w:tblStylePr w:type="firstRow">
       <w:rPr>
+        <w:rFonts w:eastAsia="黑体"/>
         <w:b/>
         <w:bCs/>
         <w:color w:themeColor="background1" w:val="FFFFFF"/>
@@ -13484,6 +14049,7 @@
     </w:tblStylePr>
     <w:tblStylePr w:type="lastRow">
       <w:rPr>
+        <w:rFonts w:eastAsia="黑体"/>
         <w:b/>
         <w:bCs/>
         <w:color w:themeColor="accent3" w:themeShade="CC" w:val="7E9C40"/>
@@ -13498,12 +14064,14 @@
     </w:tblStylePr>
     <w:tblStylePr w:type="firstCol">
       <w:rPr>
+        <w:rFonts w:eastAsia="黑体"/>
         <w:b/>
         <w:bCs/>
       </w:rPr>
     </w:tblStylePr>
     <w:tblStylePr w:type="lastCol">
       <w:rPr>
+        <w:rFonts w:eastAsia="黑体"/>
         <w:b/>
         <w:bCs/>
       </w:rPr>
@@ -13538,6 +14106,7 @@
       <w:spacing w:after="0" w:line="240" w:lineRule="auto"/>
     </w:pPr>
     <w:rPr>
+      <w:rFonts w:eastAsia="黑体"/>
       <w:color w:themeColor="text1" w:val="000000"/>
     </w:rPr>
     <w:tblPr>
@@ -13556,6 +14125,7 @@
     </w:tcPr>
     <w:tblStylePr w:type="firstRow">
       <w:rPr>
+        <w:rFonts w:eastAsia="黑体"/>
         <w:b/>
         <w:bCs/>
         <w:color w:themeColor="background1" w:val="FFFFFF"/>
@@ -13570,6 +14140,7 @@
     </w:tblStylePr>
     <w:tblStylePr w:type="lastRow">
       <w:rPr>
+        <w:rFonts w:eastAsia="黑体"/>
         <w:b/>
         <w:bCs/>
         <w:color w:themeColor="accent6" w:themeShade="CC" w:val="F2730A"/>
@@ -13584,12 +14155,14 @@
     </w:tblStylePr>
     <w:tblStylePr w:type="firstCol">
       <w:rPr>
+        <w:rFonts w:eastAsia="黑体"/>
         <w:b/>
         <w:bCs/>
       </w:rPr>
     </w:tblStylePr>
     <w:tblStylePr w:type="lastCol">
       <w:rPr>
+        <w:rFonts w:eastAsia="黑体"/>
         <w:b/>
         <w:bCs/>
       </w:rPr>
@@ -13624,6 +14197,7 @@
       <w:spacing w:after="0" w:line="240" w:lineRule="auto"/>
     </w:pPr>
     <w:rPr>
+      <w:rFonts w:eastAsia="黑体"/>
       <w:color w:themeColor="text1" w:val="000000"/>
     </w:rPr>
     <w:tblPr>
@@ -13642,6 +14216,7 @@
     </w:tcPr>
     <w:tblStylePr w:type="firstRow">
       <w:rPr>
+        <w:rFonts w:eastAsia="黑体"/>
         <w:b/>
         <w:bCs/>
         <w:color w:themeColor="background1" w:val="FFFFFF"/>
@@ -13656,6 +14231,7 @@
     </w:tblStylePr>
     <w:tblStylePr w:type="lastRow">
       <w:rPr>
+        <w:rFonts w:eastAsia="黑体"/>
         <w:b/>
         <w:bCs/>
         <w:color w:themeColor="accent5" w:themeShade="CC" w:val="348DA5"/>
@@ -13670,12 +14246,14 @@
     </w:tblStylePr>
     <w:tblStylePr w:type="firstCol">
       <w:rPr>
+        <w:rFonts w:eastAsia="黑体"/>
         <w:b/>
         <w:bCs/>
       </w:rPr>
     </w:tblStylePr>
     <w:tblStylePr w:type="lastCol">
       <w:rPr>
+        <w:rFonts w:eastAsia="黑体"/>
         <w:b/>
         <w:bCs/>
       </w:rPr>
@@ -13710,6 +14288,7 @@
       <w:spacing w:after="0" w:line="240" w:lineRule="auto"/>
     </w:pPr>
     <w:rPr>
+      <w:rFonts w:eastAsia="黑体"/>
       <w:color w:themeColor="text1" w:val="000000"/>
     </w:rPr>
     <w:tblPr>
@@ -13731,6 +14310,7 @@
     </w:tcPr>
     <w:tblStylePr w:type="firstRow">
       <w:rPr>
+        <w:rFonts w:eastAsia="黑体"/>
         <w:b/>
         <w:bCs/>
       </w:rPr>
@@ -13741,6 +14321,7 @@
     </w:tblStylePr>
     <w:tblStylePr w:type="lastRow">
       <w:rPr>
+        <w:rFonts w:eastAsia="黑体"/>
         <w:b/>
         <w:bCs/>
         <w:color w:themeColor="text1" w:val="000000"/>
@@ -13752,6 +14333,7 @@
     </w:tblStylePr>
     <w:tblStylePr w:type="firstCol">
       <w:rPr>
+        <w:rFonts w:eastAsia="黑体"/>
         <w:color w:themeColor="background1" w:val="FFFFFF"/>
       </w:rPr>
       <w:tblPr/>
@@ -13761,6 +14343,7 @@
     </w:tblStylePr>
     <w:tblStylePr w:type="lastCol">
       <w:rPr>
+        <w:rFonts w:eastAsia="黑体"/>
         <w:color w:themeColor="background1" w:val="FFFFFF"/>
       </w:rPr>
       <w:tblPr/>
@@ -13790,6 +14373,7 @@
       <w:spacing w:after="0" w:line="240" w:lineRule="auto"/>
     </w:pPr>
     <w:rPr>
+      <w:rFonts w:eastAsia="黑体"/>
       <w:color w:themeColor="text1" w:val="000000"/>
     </w:rPr>
     <w:tblPr>
@@ -13811,6 +14395,7 @@
     </w:tcPr>
     <w:tblStylePr w:type="firstRow">
       <w:rPr>
+        <w:rFonts w:eastAsia="黑体"/>
         <w:b/>
         <w:bCs/>
       </w:rPr>
@@ -13821,6 +14406,7 @@
     </w:tblStylePr>
     <w:tblStylePr w:type="lastRow">
       <w:rPr>
+        <w:rFonts w:eastAsia="黑体"/>
         <w:b/>
         <w:bCs/>
         <w:color w:themeColor="text1" w:val="000000"/>
@@ -13832,6 +14418,7 @@
     </w:tblStylePr>
     <w:tblStylePr w:type="firstCol">
       <w:rPr>
+        <w:rFonts w:eastAsia="黑体"/>
         <w:color w:themeColor="background1" w:val="FFFFFF"/>
       </w:rPr>
       <w:tblPr/>
@@ -13841,6 +14428,7 @@
     </w:tblStylePr>
     <w:tblStylePr w:type="lastCol">
       <w:rPr>
+        <w:rFonts w:eastAsia="黑体"/>
         <w:color w:themeColor="background1" w:val="FFFFFF"/>
       </w:rPr>
       <w:tblPr/>
@@ -13870,6 +14458,7 @@
       <w:spacing w:after="0" w:line="240" w:lineRule="auto"/>
     </w:pPr>
     <w:rPr>
+      <w:rFonts w:eastAsia="黑体"/>
       <w:color w:themeColor="text1" w:val="000000"/>
     </w:rPr>
     <w:tblPr>
@@ -13891,6 +14480,7 @@
     </w:tcPr>
     <w:tblStylePr w:type="firstRow">
       <w:rPr>
+        <w:rFonts w:eastAsia="黑体"/>
         <w:b/>
         <w:bCs/>
       </w:rPr>
@@ -13901,6 +14491,7 @@
     </w:tblStylePr>
     <w:tblStylePr w:type="lastRow">
       <w:rPr>
+        <w:rFonts w:eastAsia="黑体"/>
         <w:b/>
         <w:bCs/>
         <w:color w:themeColor="text1" w:val="000000"/>
@@ -13912,6 +14503,7 @@
     </w:tblStylePr>
     <w:tblStylePr w:type="firstCol">
       <w:rPr>
+        <w:rFonts w:eastAsia="黑体"/>
         <w:color w:themeColor="background1" w:val="FFFFFF"/>
       </w:rPr>
       <w:tblPr/>
@@ -13921,6 +14513,7 @@
     </w:tblStylePr>
     <w:tblStylePr w:type="lastCol">
       <w:rPr>
+        <w:rFonts w:eastAsia="黑体"/>
         <w:color w:themeColor="background1" w:val="FFFFFF"/>
       </w:rPr>
       <w:tblPr/>
@@ -13950,6 +14543,7 @@
       <w:spacing w:after="0" w:line="240" w:lineRule="auto"/>
     </w:pPr>
     <w:rPr>
+      <w:rFonts w:eastAsia="黑体"/>
       <w:color w:themeColor="text1" w:val="000000"/>
     </w:rPr>
     <w:tblPr>
@@ -13971,6 +14565,7 @@
     </w:tcPr>
     <w:tblStylePr w:type="firstRow">
       <w:rPr>
+        <w:rFonts w:eastAsia="黑体"/>
         <w:b/>
         <w:bCs/>
       </w:rPr>
@@ -13981,6 +14576,7 @@
     </w:tblStylePr>
     <w:tblStylePr w:type="lastRow">
       <w:rPr>
+        <w:rFonts w:eastAsia="黑体"/>
         <w:b/>
         <w:bCs/>
         <w:color w:themeColor="text1" w:val="000000"/>
@@ -13992,6 +14588,7 @@
     </w:tblStylePr>
     <w:tblStylePr w:type="firstCol">
       <w:rPr>
+        <w:rFonts w:eastAsia="黑体"/>
         <w:color w:themeColor="background1" w:val="FFFFFF"/>
       </w:rPr>
       <w:tblPr/>
@@ -14001,6 +14598,7 @@
     </w:tblStylePr>
     <w:tblStylePr w:type="lastCol">
       <w:rPr>
+        <w:rFonts w:eastAsia="黑体"/>
         <w:color w:themeColor="background1" w:val="FFFFFF"/>
       </w:rPr>
       <w:tblPr/>
@@ -14030,6 +14628,7 @@
       <w:spacing w:after="0" w:line="240" w:lineRule="auto"/>
     </w:pPr>
     <w:rPr>
+      <w:rFonts w:eastAsia="黑体"/>
       <w:color w:themeColor="text1" w:val="000000"/>
     </w:rPr>
     <w:tblPr>
@@ -14051,6 +14650,7 @@
     </w:tcPr>
     <w:tblStylePr w:type="firstRow">
       <w:rPr>
+        <w:rFonts w:eastAsia="黑体"/>
         <w:b/>
         <w:bCs/>
       </w:rPr>
@@ -14061,6 +14661,7 @@
     </w:tblStylePr>
     <w:tblStylePr w:type="lastRow">
       <w:rPr>
+        <w:rFonts w:eastAsia="黑体"/>
         <w:b/>
         <w:bCs/>
         <w:color w:themeColor="text1" w:val="000000"/>
@@ -14072,6 +14673,7 @@
     </w:tblStylePr>
     <w:tblStylePr w:type="firstCol">
       <w:rPr>
+        <w:rFonts w:eastAsia="黑体"/>
         <w:color w:themeColor="background1" w:val="FFFFFF"/>
       </w:rPr>
       <w:tblPr/>
@@ -14081,6 +14683,7 @@
     </w:tblStylePr>
     <w:tblStylePr w:type="lastCol">
       <w:rPr>
+        <w:rFonts w:eastAsia="黑体"/>
         <w:color w:themeColor="background1" w:val="FFFFFF"/>
       </w:rPr>
       <w:tblPr/>
@@ -14110,6 +14713,7 @@
       <w:spacing w:after="0" w:line="240" w:lineRule="auto"/>
     </w:pPr>
     <w:rPr>
+      <w:rFonts w:eastAsia="黑体"/>
       <w:color w:themeColor="text1" w:val="000000"/>
     </w:rPr>
     <w:tblPr>
@@ -14131,6 +14735,7 @@
     </w:tcPr>
     <w:tblStylePr w:type="firstRow">
       <w:rPr>
+        <w:rFonts w:eastAsia="黑体"/>
         <w:b/>
         <w:bCs/>
       </w:rPr>
@@ -14141,6 +14746,7 @@
     </w:tblStylePr>
     <w:tblStylePr w:type="lastRow">
       <w:rPr>
+        <w:rFonts w:eastAsia="黑体"/>
         <w:b/>
         <w:bCs/>
         <w:color w:themeColor="text1" w:val="000000"/>
@@ -14152,6 +14758,7 @@
     </w:tblStylePr>
     <w:tblStylePr w:type="firstCol">
       <w:rPr>
+        <w:rFonts w:eastAsia="黑体"/>
         <w:color w:themeColor="background1" w:val="FFFFFF"/>
       </w:rPr>
       <w:tblPr/>
@@ -14161,6 +14768,7 @@
     </w:tblStylePr>
     <w:tblStylePr w:type="lastCol">
       <w:rPr>
+        <w:rFonts w:eastAsia="黑体"/>
         <w:color w:themeColor="background1" w:val="FFFFFF"/>
       </w:rPr>
       <w:tblPr/>
@@ -14190,6 +14798,7 @@
       <w:spacing w:after="0" w:line="240" w:lineRule="auto"/>
     </w:pPr>
     <w:rPr>
+      <w:rFonts w:eastAsia="黑体"/>
       <w:color w:themeColor="text1" w:val="000000"/>
     </w:rPr>
     <w:tblPr>
@@ -14211,6 +14820,7 @@
     </w:tcPr>
     <w:tblStylePr w:type="firstRow">
       <w:rPr>
+        <w:rFonts w:eastAsia="黑体"/>
         <w:b/>
         <w:bCs/>
       </w:rPr>
@@ -14221,6 +14831,7 @@
     </w:tblStylePr>
     <w:tblStylePr w:type="lastRow">
       <w:rPr>
+        <w:rFonts w:eastAsia="黑体"/>
         <w:b/>
         <w:bCs/>
         <w:color w:themeColor="text1" w:val="000000"/>
@@ -14232,6 +14843,7 @@
     </w:tblStylePr>
     <w:tblStylePr w:type="firstCol">
       <w:rPr>
+        <w:rFonts w:eastAsia="黑体"/>
         <w:color w:themeColor="background1" w:val="FFFFFF"/>
       </w:rPr>
       <w:tblPr/>
@@ -14241,6 +14853,7 @@
     </w:tblStylePr>
     <w:tblStylePr w:type="lastCol">
       <w:rPr>
+        <w:rFonts w:eastAsia="黑体"/>
         <w:color w:themeColor="background1" w:val="FFFFFF"/>
       </w:rPr>
       <w:tblPr/>
@@ -14273,6 +14886,7 @@
     <w:name w:val="KeywordTok"/>
     <w:basedOn w:val="VerbatimChar"/>
     <w:rPr>
+      <w:rFonts w:eastAsia="黑体"/>
       <w:b/>
       <w:color w:val="007020"/>
     </w:rPr>
@@ -14281,6 +14895,7 @@
     <w:name w:val="DataTypeTok"/>
     <w:basedOn w:val="VerbatimChar"/>
     <w:rPr>
+      <w:rFonts w:eastAsia="黑体"/>
       <w:color w:val="902000"/>
     </w:rPr>
   </w:style>
@@ -14288,6 +14903,7 @@
     <w:name w:val="DecValTok"/>
     <w:basedOn w:val="VerbatimChar"/>
     <w:rPr>
+      <w:rFonts w:eastAsia="黑体"/>
       <w:color w:val="40a070"/>
     </w:rPr>
   </w:style>
@@ -14295,6 +14911,7 @@
     <w:name w:val="BaseNTok"/>
     <w:basedOn w:val="VerbatimChar"/>
     <w:rPr>
+      <w:rFonts w:eastAsia="黑体"/>
       <w:color w:val="40a070"/>
     </w:rPr>
   </w:style>
@@ -14302,6 +14919,7 @@
     <w:name w:val="FloatTok"/>
     <w:basedOn w:val="VerbatimChar"/>
     <w:rPr>
+      <w:rFonts w:eastAsia="黑体"/>
       <w:color w:val="40a070"/>
     </w:rPr>
   </w:style>
@@ -14309,6 +14927,7 @@
     <w:name w:val="ConstantTok"/>
     <w:basedOn w:val="VerbatimChar"/>
     <w:rPr>
+      <w:rFonts w:eastAsia="黑体"/>
       <w:color w:val="880000"/>
     </w:rPr>
   </w:style>
@@ -14316,6 +14935,7 @@
     <w:name w:val="CharTok"/>
     <w:basedOn w:val="VerbatimChar"/>
     <w:rPr>
+      <w:rFonts w:eastAsia="黑体"/>
       <w:color w:val="4070a0"/>
     </w:rPr>
   </w:style>
@@ -14323,6 +14943,7 @@
     <w:name w:val="SpecialCharTok"/>
     <w:basedOn w:val="VerbatimChar"/>
     <w:rPr>
+      <w:rFonts w:eastAsia="黑体"/>
       <w:color w:val="4070a0"/>
     </w:rPr>
   </w:style>
@@ -14330,6 +14951,7 @@
     <w:name w:val="StringTok"/>
     <w:basedOn w:val="VerbatimChar"/>
     <w:rPr>
+      <w:rFonts w:eastAsia="黑体"/>
       <w:color w:val="4070a0"/>
     </w:rPr>
   </w:style>
@@ -14337,6 +14959,7 @@
     <w:name w:val="VerbatimStringTok"/>
     <w:basedOn w:val="VerbatimChar"/>
     <w:rPr>
+      <w:rFonts w:eastAsia="黑体"/>
       <w:color w:val="4070a0"/>
     </w:rPr>
   </w:style>
@@ -14344,6 +14967,7 @@
     <w:name w:val="SpecialStringTok"/>
     <w:basedOn w:val="VerbatimChar"/>
     <w:rPr>
+      <w:rFonts w:eastAsia="黑体"/>
       <w:color w:val="bb6688"/>
     </w:rPr>
   </w:style>
@@ -14351,6 +14975,7 @@
     <w:name w:val="ImportTok"/>
     <w:basedOn w:val="VerbatimChar"/>
     <w:rPr>
+      <w:rFonts w:eastAsia="黑体"/>
       <w:b/>
       <w:color w:val="008000"/>
     </w:rPr>
@@ -14359,6 +14984,7 @@
     <w:name w:val="CommentTok"/>
     <w:basedOn w:val="VerbatimChar"/>
     <w:rPr>
+      <w:rFonts w:eastAsia="黑体"/>
       <w:i/>
       <w:color w:val="60a0b0"/>
     </w:rPr>
@@ -14367,6 +14993,7 @@
     <w:name w:val="DocumentationTok"/>
     <w:basedOn w:val="VerbatimChar"/>
     <w:rPr>
+      <w:rFonts w:eastAsia="黑体"/>
       <w:i/>
       <w:color w:val="ba2121"/>
     </w:rPr>
@@ -14375,6 +15002,7 @@
     <w:name w:val="AnnotationTok"/>
     <w:basedOn w:val="VerbatimChar"/>
     <w:rPr>
+      <w:rFonts w:eastAsia="黑体"/>
       <w:b/>
       <w:i/>
       <w:color w:val="60a0b0"/>
@@ -14384,6 +15012,7 @@
     <w:name w:val="CommentVarTok"/>
     <w:basedOn w:val="VerbatimChar"/>
     <w:rPr>
+      <w:rFonts w:eastAsia="黑体"/>
       <w:b/>
       <w:i/>
       <w:color w:val="60a0b0"/>
@@ -14393,6 +15022,7 @@
     <w:name w:val="OtherTok"/>
     <w:basedOn w:val="VerbatimChar"/>
     <w:rPr>
+      <w:rFonts w:eastAsia="黑体"/>
       <w:color w:val="007020"/>
     </w:rPr>
   </w:style>
@@ -14400,6 +15030,7 @@
     <w:name w:val="FunctionTok"/>
     <w:basedOn w:val="VerbatimChar"/>
     <w:rPr>
+      <w:rFonts w:eastAsia="黑体"/>
       <w:color w:val="06287e"/>
     </w:rPr>
   </w:style>
@@ -14407,6 +15038,7 @@
     <w:name w:val="VariableTok"/>
     <w:basedOn w:val="VerbatimChar"/>
     <w:rPr>
+      <w:rFonts w:eastAsia="黑体"/>
       <w:color w:val="19177c"/>
     </w:rPr>
   </w:style>
@@ -14414,6 +15046,7 @@
     <w:name w:val="ControlFlowTok"/>
     <w:basedOn w:val="VerbatimChar"/>
     <w:rPr>
+      <w:rFonts w:eastAsia="黑体"/>
       <w:b/>
       <w:color w:val="007020"/>
     </w:rPr>
@@ -14422,6 +15055,7 @@
     <w:name w:val="OperatorTok"/>
     <w:basedOn w:val="VerbatimChar"/>
     <w:rPr>
+      <w:rFonts w:eastAsia="黑体"/>
       <w:color w:val="666666"/>
     </w:rPr>
   </w:style>
@@ -14429,18 +15063,22 @@
     <w:name w:val="BuiltInTok"/>
     <w:basedOn w:val="VerbatimChar"/>
     <w:rPr>
+      <w:rFonts w:eastAsia="黑体"/>
       <w:color w:val="008000"/>
     </w:rPr>
   </w:style>
   <w:style w:type="character" w:customStyle="1" w:styleId="ExtensionTok">
     <w:name w:val="ExtensionTok"/>
     <w:basedOn w:val="VerbatimChar"/>
-    <w:rPr/>
+    <w:rPr>
+      <w:rFonts w:eastAsia="黑体"/>
+    </w:rPr>
   </w:style>
   <w:style w:type="character" w:customStyle="1" w:styleId="PreprocessorTok">
     <w:name w:val="PreprocessorTok"/>
     <w:basedOn w:val="VerbatimChar"/>
     <w:rPr>
+      <w:rFonts w:eastAsia="黑体"/>
       <w:color w:val="bc7a00"/>
     </w:rPr>
   </w:style>
@@ -14448,18 +15086,22 @@
     <w:name w:val="AttributeTok"/>
     <w:basedOn w:val="VerbatimChar"/>
     <w:rPr>
+      <w:rFonts w:eastAsia="黑体"/>
       <w:color w:val="7d9029"/>
     </w:rPr>
   </w:style>
   <w:style w:type="character" w:customStyle="1" w:styleId="RegionMarkerTok">
     <w:name w:val="RegionMarkerTok"/>
     <w:basedOn w:val="VerbatimChar"/>
-    <w:rPr/>
+    <w:rPr>
+      <w:rFonts w:eastAsia="黑体"/>
+    </w:rPr>
   </w:style>
   <w:style w:type="character" w:customStyle="1" w:styleId="InformationTok">
     <w:name w:val="InformationTok"/>
     <w:basedOn w:val="VerbatimChar"/>
     <w:rPr>
+      <w:rFonts w:eastAsia="黑体"/>
       <w:b/>
       <w:i/>
       <w:color w:val="60a0b0"/>
@@ -14469,6 +15111,7 @@
     <w:name w:val="WarningTok"/>
     <w:basedOn w:val="VerbatimChar"/>
     <w:rPr>
+      <w:rFonts w:eastAsia="黑体"/>
       <w:b/>
       <w:i/>
       <w:color w:val="60a0b0"/>
@@ -14478,6 +15121,7 @@
     <w:name w:val="AlertTok"/>
     <w:basedOn w:val="VerbatimChar"/>
     <w:rPr>
+      <w:rFonts w:eastAsia="黑体"/>
       <w:b/>
       <w:color w:val="ff0000"/>
     </w:rPr>
@@ -14486,6 +15130,7 @@
     <w:name w:val="ErrorTok"/>
     <w:basedOn w:val="VerbatimChar"/>
     <w:rPr>
+      <w:rFonts w:eastAsia="黑体"/>
       <w:b/>
       <w:color w:val="ff0000"/>
     </w:rPr>
@@ -14493,7 +15138,9 @@
   <w:style w:type="character" w:customStyle="1" w:styleId="NormalTok">
     <w:name w:val="NormalTok"/>
     <w:basedOn w:val="VerbatimChar"/>
-    <w:rPr/>
+    <w:rPr>
+      <w:rFonts w:eastAsia="黑体"/>
+    </w:rPr>
   </w:style>
 </w:styles>
 </file>
@@ -14542,12 +15189,12 @@
     <a:fontScheme name="Office">
       <a:majorFont>
         <a:latin typeface="Calibri"/>
-        <a:ea typeface=""/>
+        <a:ea typeface="黑体"/>
         <a:cs typeface=""/>
         <a:font script="Jpan" typeface="ＭＳ ゴシック"/>
         <a:font script="Hang" typeface="맑은 고딕"/>
-        <a:font script="Hans" typeface="宋体"/>
-        <a:font script="Hant" typeface="新細明體"/>
+        <a:font script="Hans" typeface="黑体"/>
+        <a:font script="Hant" typeface="黑体"/>
         <a:font script="Arab" typeface="Times New Roman"/>
         <a:font script="Hebr" typeface="Times New Roman"/>
         <a:font script="Thai" typeface="Angsana New"/>
@@ -14577,12 +15224,12 @@
       </a:majorFont>
       <a:minorFont>
         <a:latin typeface="Cambria"/>
-        <a:ea typeface=""/>
+        <a:ea typeface="黑体"/>
         <a:cs typeface=""/>
         <a:font script="Jpan" typeface="ＭＳ 明朝"/>
         <a:font script="Hang" typeface="맑은 고딕"/>
-        <a:font script="Hans" typeface="宋体"/>
-        <a:font script="Hant" typeface="新細明體"/>
+        <a:font script="Hans" typeface="黑体"/>
+        <a:font script="Hant" typeface="黑体"/>
         <a:font script="Arab" typeface="Arial"/>
         <a:font script="Hebr" typeface="Arial"/>
         <a:font script="Thai" typeface="Cordia New"/>

--- a/08-传感器电路/06-湿度传感器电路/数字湿度传感器电路/数字湿度传感器电路.docx
+++ b/08-传感器电路/06-湿度传感器电路/数字湿度传感器电路/数字湿度传感器电路.docx
@@ -2118,7 +2118,7 @@
           <w:color w:val="555555"/>
           <w:sz w:val="21"/>
         </w:rPr>
-        <w:t>材料收集者：杜文杰，WX手机：19519196569，QQ:3478827729</w:t>
+        <w:t>材料收集者：杜文杰，微信/手机：19519196569，QQ:3478827729</w:t>
       </w:r>
     </w:p>
     <w:sectPr>
